--- a/rapports/2026-06-06/EQ12/EQ12_sup_v2/DR_043101000173/01-64-33-43.docx
+++ b/rapports/2026-06-06/EQ12/EQ12_sup_v2/DR_043101000173/01-64-33-43.docx
@@ -297,7 +297,7 @@
           <w:color w:val="1F6FEB"/>
           <w:sz w:val="22"/>
         </w:rPr>
-        <w:t>⚠ INCOHÉRENCES À CORRIGER (92)</w:t>
+        <w:t>⚠ INCOHÉRENCES À CORRIGER (86)</w:t>
       </w:r>
     </w:p>
     <w:tbl>
@@ -845,7 +845,7 @@
                 <w:i w:val="0"/>
                 <w:sz w:val="17"/>
               </w:rPr>
-              <w:t>Incoherence! Oumar sene dispose d'un téléphone portable à s01q39, donc la raison évoquée ne peut pas être (ne dispose pas d'appareil).</w:t>
+              <w:t>Incoherence! Mauloude Diop dispose d'un téléphone portable à s01q39, donc la raison évoquée ne peut pas être (ne dispose pas d'appareil).</w:t>
             </w:r>
           </w:p>
         </w:tc>
@@ -935,7 +935,7 @@
                 <w:i w:val="0"/>
                 <w:sz w:val="17"/>
               </w:rPr>
-              <w:t>Incoherence! soukeyena diop dispose d'un téléphone portable à s01q39, donc la raison évoquée ne peut pas être (ne dispose pas d'appareil).</w:t>
+              <w:t>Incoherence! Oumar sene dispose d'un téléphone portable à s01q39, donc la raison évoquée ne peut pas être (ne dispose pas d'appareil).</w:t>
             </w:r>
           </w:p>
         </w:tc>
@@ -994,7 +994,7 @@
                 <w:color w:val="16A34A"/>
                 <w:sz w:val="16"/>
               </w:rPr>
-              <w:t>—</w:t>
+              <w:t>s01q39</w:t>
             </w:r>
           </w:p>
         </w:tc>
@@ -1025,7 +1025,7 @@
                 <w:i w:val="0"/>
                 <w:sz w:val="17"/>
               </w:rPr>
-              <w:t>Incoherence! Mouhamed sene a declaré que la branche d'activité de son père est Construction alors que le père lui-même declare comme branche Transport au niveau de la section 4a.</w:t>
+              <w:t>Incoherence! soukeyena diop dispose d'un téléphone portable à s01q39, donc la raison évoquée ne peut pas être (ne dispose pas d'appareil).</w:t>
             </w:r>
           </w:p>
         </w:tc>
@@ -1084,7 +1084,7 @@
                 <w:color w:val="16A34A"/>
                 <w:sz w:val="16"/>
               </w:rPr>
-              <w:t>s01q25, s01q30, s04q23, s01q00b, s01q30_decode, s04q23_decode</w:t>
+              <w:t>—</w:t>
             </w:r>
           </w:p>
         </w:tc>
@@ -1115,7 +1115,7 @@
                 <w:i w:val="0"/>
                 <w:sz w:val="17"/>
               </w:rPr>
-              <w:t>Incoherence! Mouhamed sene a declaré que la catégorie socioprofessionnelle de son père est Manœuvre alors que le père lui-même declare comme catégorie socioprofessionnelle Travailleur pour compte propre au niveau de la section 4a.</w:t>
+              <w:t>Incoherence! Mouhamed sene a declaré que la branche d'activité de son père est Construction alors que le père lui-même declare comme branche Transport au niveau de la section 4a.</w:t>
             </w:r>
           </w:p>
         </w:tc>
@@ -1174,7 +1174,7 @@
                 <w:color w:val="16A34A"/>
                 <w:sz w:val="16"/>
               </w:rPr>
-              <w:t>s01q39</w:t>
+              <w:t>s01q25, s01q30, s04q23, s01q00b, s01q30_decode, s04q23_decode</w:t>
             </w:r>
           </w:p>
         </w:tc>
@@ -1205,7 +1205,7 @@
                 <w:i w:val="0"/>
                 <w:sz w:val="17"/>
               </w:rPr>
-              <w:t>Incoherence! Mauloude Diop dispose d'un téléphone portable à s01q39, donc la raison évoquée ne peut pas être (ne dispose pas d'appareil).</w:t>
+              <w:t>Incoherence! Mouhamed sene a declaré que la catégorie socioprofessionnelle de son père est Manœuvre alors que le père lui-même declare comme catégorie socioprofessionnelle Travailleur pour compte propre au niveau de la section 4a.</w:t>
             </w:r>
           </w:p>
         </w:tc>
@@ -1354,7 +1354,7 @@
                 <w:color w:val="16A34A"/>
                 <w:sz w:val="16"/>
               </w:rPr>
-              <w:t>—</w:t>
+              <w:t>s01q49, s02q24, s01q00b, s02q17_2, s02q15_2</w:t>
             </w:r>
           </w:p>
         </w:tc>
@@ -1385,7 +1385,7 @@
                 <w:i w:val="0"/>
                 <w:sz w:val="17"/>
               </w:rPr>
-              <w:t>Incohérence!!! seulement les écoles privées paient les frais de scolarité (y compris les frais d'inscription).</w:t>
+              <w:t>Le montant des frais pour les cahiers et autres matériels scolaires (30000 FCFA) pour l'année scolaire de Fatou sene qui fréquente 4ème année de Supérieur semble incohérent, veuillez, s'il vous plait, verifier cette information auprès de l'enquêté ou confirmer avec le QG.</w:t>
             </w:r>
           </w:p>
         </w:tc>
@@ -1444,7 +1444,7 @@
                 <w:color w:val="16A34A"/>
                 <w:sz w:val="16"/>
               </w:rPr>
-              <w:t>s01q49, s02q24, s01q00b, s02q17_2, s02q15_2</w:t>
+              <w:t>—</w:t>
             </w:r>
           </w:p>
         </w:tc>
@@ -1475,7 +1475,7 @@
                 <w:i w:val="0"/>
                 <w:sz w:val="17"/>
               </w:rPr>
-              <w:t>Le montant des frais pour les cahiers et autres matériels scolaires (30000 FCFA) pour l'année scolaire de Fatou sene qui fréquente 4ème année de Supérieur semble incohérent, veuillez, s'il vous plait, verifier cette information auprès de l'enquêté ou confirmer avec le QG.</w:t>
+              <w:t>Incohérence ! Fatou sene frequente actuellement 4ème année de Supérieur mais dit avoir reçu une bourse de 720000 FCFA.</w:t>
             </w:r>
           </w:p>
         </w:tc>
@@ -1565,7 +1565,7 @@
                 <w:i w:val="0"/>
                 <w:sz w:val="17"/>
               </w:rPr>
-              <w:t>Incohérence ! Fatou sene frequente actuellement 4ème année de Supérieur mais dit avoir reçu une bourse de 720000 FCFA.</w:t>
+              <w:t>Incohérent!! Le niveau d'instruction déclaré par l'un des enfants (Primaire) au niveau de la section 1 de moussa sene diffère de celui donné par moussa sene lui-même qui affirme ne pas avoir frequenté l'école formelle.</w:t>
             </w:r>
           </w:p>
         </w:tc>
@@ -1655,7 +1655,7 @@
                 <w:i w:val="0"/>
                 <w:sz w:val="17"/>
               </w:rPr>
-              <w:t>Incohérent!! Le niveau d'instruction déclaré par l'un des enfants (Primaire) au niveau de la section 1 de Oumar sene diffère de celui donné par Oumar sene lui-même qui affirme ne pas avoir frequenté l'école formelle.</w:t>
+              <w:t>Incohérent!! Le niveau d'instruction déclaré par l'un des enfants (Secondaire 1er cycle) au niveau de la section 1 de Oumar sene diffère de celui donné par Oumar sene lui-même qui affirme ne pas avoir frequenté l'école formelle.</w:t>
             </w:r>
           </w:p>
         </w:tc>
@@ -1745,7 +1745,7 @@
                 <w:i w:val="0"/>
                 <w:sz w:val="17"/>
               </w:rPr>
-              <w:t>Incohérent!! Le niveau d'instruction déclaré par l'un des enfants (Primaire) au niveau de la section 1 de moussa sene diffère de celui donné par moussa sene lui-même qui affirme ne pas avoir frequenté l'école formelle.</w:t>
+              <w:t>Incohérent!! Le niveau d'instruction déclaré par l'un des enfants (Supérieur) au niveau de la section 1 de Faboye Diagne diffère de celui donné par Faboye Diagne lui-même qui affirme ne pas avoir frequenté l'école formelle.</w:t>
             </w:r>
           </w:p>
         </w:tc>
@@ -1778,6 +1778,996 @@
                 <w:i w:val="0"/>
                 <w:sz w:val="16"/>
               </w:rPr>
+              <w:t>S03</w:t>
+              <w:br/>
+            </w:r>
+            <w:r>
+              <w:rPr>
+                <w:b w:val="0"/>
+                <w:i w:val="0"/>
+                <w:color w:val="64748B"/>
+                <w:sz w:val="14"/>
+              </w:rPr>
+              <w:t>Santé</w:t>
+            </w:r>
+          </w:p>
+        </w:tc>
+        <w:tc>
+          <w:tcPr>
+            <w:tcW w:type="dxa" w:w="1531"/>
+          </w:tcPr>
+          <w:p>
+            <w:r>
+              <w:rPr>
+                <w:b/>
+                <w:i w:val="0"/>
+                <w:color w:val="16A34A"/>
+                <w:sz w:val="16"/>
+              </w:rPr>
+              <w:t>—</w:t>
+            </w:r>
+          </w:p>
+        </w:tc>
+        <w:tc>
+          <w:tcPr>
+            <w:tcW w:type="dxa" w:w="1191"/>
+          </w:tcPr>
+          <w:p>
+            <w:r>
+              <w:rPr>
+                <w:b w:val="0"/>
+                <w:i w:val="0"/>
+                <w:color w:val="64748B"/>
+                <w:sz w:val="16"/>
+              </w:rPr>
+              <w:t>GT-CQ</w:t>
+            </w:r>
+          </w:p>
+        </w:tc>
+        <w:tc>
+          <w:tcPr>
+            <w:tcW w:type="dxa" w:w="4706"/>
+          </w:tcPr>
+          <w:p>
+            <w:r>
+              <w:rPr>
+                <w:b w:val="0"/>
+                <w:i w:val="0"/>
+                <w:sz w:val="17"/>
+              </w:rPr>
+              <w:t>Avertissement!!! La distance parcourue (De 5 à moins de 10 Km) et le temps (De 15 à moins de 30 mn) donné par Oumar sene semble incoherent pour accéder au lieu de la consultation.</w:t>
+            </w:r>
+          </w:p>
+        </w:tc>
+      </w:tr>
+      <w:tr>
+        <w:tc>
+          <w:tcPr>
+            <w:tcW w:type="dxa" w:w="964"/>
+          </w:tcPr>
+          <w:p>
+            <w:r>
+              <w:rPr>
+                <w:b/>
+                <w:i w:val="0"/>
+                <w:color w:val="DC2626"/>
+                <w:sz w:val="16"/>
+              </w:rPr>
+              <w:t>Haute</w:t>
+            </w:r>
+          </w:p>
+        </w:tc>
+        <w:tc>
+          <w:tcPr>
+            <w:tcW w:type="dxa" w:w="1247"/>
+          </w:tcPr>
+          <w:p>
+            <w:r>
+              <w:rPr>
+                <w:b/>
+                <w:i w:val="0"/>
+                <w:sz w:val="16"/>
+              </w:rPr>
+              <w:t>S03</w:t>
+              <w:br/>
+            </w:r>
+            <w:r>
+              <w:rPr>
+                <w:b w:val="0"/>
+                <w:i w:val="0"/>
+                <w:color w:val="64748B"/>
+                <w:sz w:val="14"/>
+              </w:rPr>
+              <w:t>Santé</w:t>
+            </w:r>
+          </w:p>
+        </w:tc>
+        <w:tc>
+          <w:tcPr>
+            <w:tcW w:type="dxa" w:w="1531"/>
+          </w:tcPr>
+          <w:p>
+            <w:r>
+              <w:rPr>
+                <w:b/>
+                <w:i w:val="0"/>
+                <w:color w:val="16A34A"/>
+                <w:sz w:val="16"/>
+              </w:rPr>
+              <w:t>—</w:t>
+            </w:r>
+          </w:p>
+        </w:tc>
+        <w:tc>
+          <w:tcPr>
+            <w:tcW w:type="dxa" w:w="1191"/>
+          </w:tcPr>
+          <w:p>
+            <w:r>
+              <w:rPr>
+                <w:b w:val="0"/>
+                <w:i w:val="0"/>
+                <w:color w:val="64748B"/>
+                <w:sz w:val="16"/>
+              </w:rPr>
+              <w:t>GT-CQ</w:t>
+            </w:r>
+          </w:p>
+        </w:tc>
+        <w:tc>
+          <w:tcPr>
+            <w:tcW w:type="dxa" w:w="4706"/>
+          </w:tcPr>
+          <w:p>
+            <w:r>
+              <w:rPr>
+                <w:b w:val="0"/>
+                <w:i w:val="0"/>
+                <w:sz w:val="17"/>
+              </w:rPr>
+              <w:t>Incohérent !!! Mauloude Diop s'est consulté la première fois pour cette maladie (Problème de tension) chez un médecin spécialiste et vous dites que  Mauloude Diop n'est pas concerné par le montant des frais de consultation d'un médecin spécialiste (3.15=9999).</w:t>
+            </w:r>
+          </w:p>
+        </w:tc>
+      </w:tr>
+      <w:tr>
+        <w:tc>
+          <w:tcPr>
+            <w:tcW w:type="dxa" w:w="964"/>
+          </w:tcPr>
+          <w:p>
+            <w:r>
+              <w:rPr>
+                <w:b/>
+                <w:i w:val="0"/>
+                <w:color w:val="DC2626"/>
+                <w:sz w:val="16"/>
+              </w:rPr>
+              <w:t>Haute</w:t>
+            </w:r>
+          </w:p>
+        </w:tc>
+        <w:tc>
+          <w:tcPr>
+            <w:tcW w:type="dxa" w:w="1247"/>
+          </w:tcPr>
+          <w:p>
+            <w:r>
+              <w:rPr>
+                <w:b/>
+                <w:i w:val="0"/>
+                <w:sz w:val="16"/>
+              </w:rPr>
+              <w:t>S03</w:t>
+              <w:br/>
+            </w:r>
+            <w:r>
+              <w:rPr>
+                <w:b w:val="0"/>
+                <w:i w:val="0"/>
+                <w:color w:val="64748B"/>
+                <w:sz w:val="14"/>
+              </w:rPr>
+              <w:t>Santé</w:t>
+            </w:r>
+          </w:p>
+        </w:tc>
+        <w:tc>
+          <w:tcPr>
+            <w:tcW w:type="dxa" w:w="1531"/>
+          </w:tcPr>
+          <w:p>
+            <w:r>
+              <w:rPr>
+                <w:b/>
+                <w:i w:val="0"/>
+                <w:color w:val="16A34A"/>
+                <w:sz w:val="16"/>
+              </w:rPr>
+              <w:t>—</w:t>
+            </w:r>
+          </w:p>
+        </w:tc>
+        <w:tc>
+          <w:tcPr>
+            <w:tcW w:type="dxa" w:w="1191"/>
+          </w:tcPr>
+          <w:p>
+            <w:r>
+              <w:rPr>
+                <w:b w:val="0"/>
+                <w:i w:val="0"/>
+                <w:color w:val="64748B"/>
+                <w:sz w:val="16"/>
+              </w:rPr>
+              <w:t>GT-CQ</w:t>
+            </w:r>
+          </w:p>
+        </w:tc>
+        <w:tc>
+          <w:tcPr>
+            <w:tcW w:type="dxa" w:w="4706"/>
+          </w:tcPr>
+          <w:p>
+            <w:r>
+              <w:rPr>
+                <w:b w:val="0"/>
+                <w:i w:val="0"/>
+                <w:sz w:val="17"/>
+              </w:rPr>
+              <w:t>Prière de verifier cette incohérence auprès de l'enquêté ou confirmer.</w:t>
+            </w:r>
+          </w:p>
+        </w:tc>
+      </w:tr>
+      <w:tr>
+        <w:tc>
+          <w:tcPr>
+            <w:tcW w:type="dxa" w:w="964"/>
+          </w:tcPr>
+          <w:p>
+            <w:r>
+              <w:rPr>
+                <w:b/>
+                <w:i w:val="0"/>
+                <w:color w:val="DC2626"/>
+                <w:sz w:val="16"/>
+              </w:rPr>
+              <w:t>Haute</w:t>
+            </w:r>
+          </w:p>
+        </w:tc>
+        <w:tc>
+          <w:tcPr>
+            <w:tcW w:type="dxa" w:w="1247"/>
+          </w:tcPr>
+          <w:p>
+            <w:r>
+              <w:rPr>
+                <w:b/>
+                <w:i w:val="0"/>
+                <w:sz w:val="16"/>
+              </w:rPr>
+              <w:t>S03</w:t>
+              <w:br/>
+            </w:r>
+            <w:r>
+              <w:rPr>
+                <w:b w:val="0"/>
+                <w:i w:val="0"/>
+                <w:color w:val="64748B"/>
+                <w:sz w:val="14"/>
+              </w:rPr>
+              <w:t>Santé</w:t>
+            </w:r>
+          </w:p>
+        </w:tc>
+        <w:tc>
+          <w:tcPr>
+            <w:tcW w:type="dxa" w:w="1531"/>
+          </w:tcPr>
+          <w:p>
+            <w:r>
+              <w:rPr>
+                <w:b/>
+                <w:i w:val="0"/>
+                <w:color w:val="16A34A"/>
+                <w:sz w:val="16"/>
+              </w:rPr>
+              <w:t>—</w:t>
+            </w:r>
+          </w:p>
+        </w:tc>
+        <w:tc>
+          <w:tcPr>
+            <w:tcW w:type="dxa" w:w="1191"/>
+          </w:tcPr>
+          <w:p>
+            <w:r>
+              <w:rPr>
+                <w:b w:val="0"/>
+                <w:i w:val="0"/>
+                <w:color w:val="64748B"/>
+                <w:sz w:val="16"/>
+              </w:rPr>
+              <w:t>GT-CQ</w:t>
+            </w:r>
+          </w:p>
+        </w:tc>
+        <w:tc>
+          <w:tcPr>
+            <w:tcW w:type="dxa" w:w="4706"/>
+          </w:tcPr>
+          <w:p>
+            <w:r>
+              <w:rPr>
+                <w:b w:val="0"/>
+                <w:i w:val="0"/>
+                <w:sz w:val="17"/>
+              </w:rPr>
+              <w:t>Incohérent !!! Mouhamed sene s'est consulté la première fois pour cette maladie (Fièvre/Paludisme) chez un médecin spécialiste et vous dites que  Mouhamed sene n'est pas concerné par le montant des frais de consultation d'un médecin spécialiste (3.15=9999).</w:t>
+            </w:r>
+          </w:p>
+        </w:tc>
+      </w:tr>
+      <w:tr>
+        <w:tc>
+          <w:tcPr>
+            <w:tcW w:type="dxa" w:w="964"/>
+          </w:tcPr>
+          <w:p>
+            <w:r>
+              <w:rPr>
+                <w:b/>
+                <w:i w:val="0"/>
+                <w:color w:val="EA580C"/>
+                <w:sz w:val="16"/>
+              </w:rPr>
+              <w:t>Moyenne</w:t>
+            </w:r>
+          </w:p>
+        </w:tc>
+        <w:tc>
+          <w:tcPr>
+            <w:tcW w:type="dxa" w:w="1247"/>
+          </w:tcPr>
+          <w:p>
+            <w:r>
+              <w:rPr>
+                <w:b/>
+                <w:i w:val="0"/>
+                <w:sz w:val="16"/>
+              </w:rPr>
+              <w:t>S00</w:t>
+              <w:br/>
+            </w:r>
+            <w:r>
+              <w:rPr>
+                <w:b w:val="0"/>
+                <w:i w:val="0"/>
+                <w:color w:val="64748B"/>
+                <w:sz w:val="14"/>
+              </w:rPr>
+              <w:t>Identification</w:t>
+            </w:r>
+          </w:p>
+        </w:tc>
+        <w:tc>
+          <w:tcPr>
+            <w:tcW w:type="dxa" w:w="1531"/>
+          </w:tcPr>
+          <w:p>
+            <w:r>
+              <w:rPr>
+                <w:b/>
+                <w:i w:val="0"/>
+                <w:color w:val="16A34A"/>
+                <w:sz w:val="16"/>
+              </w:rPr>
+              <w:t>—</w:t>
+            </w:r>
+          </w:p>
+        </w:tc>
+        <w:tc>
+          <w:tcPr>
+            <w:tcW w:type="dxa" w:w="1191"/>
+          </w:tcPr>
+          <w:p>
+            <w:r>
+              <w:rPr>
+                <w:b w:val="0"/>
+                <w:i w:val="0"/>
+                <w:color w:val="64748B"/>
+                <w:sz w:val="16"/>
+              </w:rPr>
+              <w:t>GT-CQ</w:t>
+            </w:r>
+          </w:p>
+        </w:tc>
+        <w:tc>
+          <w:tcPr>
+            <w:tcW w:type="dxa" w:w="4706"/>
+          </w:tcPr>
+          <w:p>
+            <w:r>
+              <w:rPr>
+                <w:b w:val="0"/>
+                <w:i w:val="0"/>
+                <w:sz w:val="17"/>
+              </w:rPr>
+              <w:t>Il est obligatoire de prendre les coordonnées Gps avant d'administrer le questionnaire.</w:t>
+            </w:r>
+          </w:p>
+        </w:tc>
+      </w:tr>
+      <w:tr>
+        <w:tc>
+          <w:tcPr>
+            <w:tcW w:type="dxa" w:w="964"/>
+          </w:tcPr>
+          <w:p>
+            <w:r>
+              <w:rPr>
+                <w:b/>
+                <w:i w:val="0"/>
+                <w:color w:val="EA580C"/>
+                <w:sz w:val="16"/>
+              </w:rPr>
+              <w:t>Moyenne</w:t>
+            </w:r>
+          </w:p>
+        </w:tc>
+        <w:tc>
+          <w:tcPr>
+            <w:tcW w:type="dxa" w:w="1247"/>
+          </w:tcPr>
+          <w:p>
+            <w:r>
+              <w:rPr>
+                <w:b/>
+                <w:i w:val="0"/>
+                <w:sz w:val="16"/>
+              </w:rPr>
+              <w:t>S00</w:t>
+              <w:br/>
+            </w:r>
+            <w:r>
+              <w:rPr>
+                <w:b w:val="0"/>
+                <w:i w:val="0"/>
+                <w:color w:val="64748B"/>
+                <w:sz w:val="14"/>
+              </w:rPr>
+              <w:t>Identification</w:t>
+            </w:r>
+          </w:p>
+        </w:tc>
+        <w:tc>
+          <w:tcPr>
+            <w:tcW w:type="dxa" w:w="1531"/>
+          </w:tcPr>
+          <w:p>
+            <w:r>
+              <w:rPr>
+                <w:b/>
+                <w:i w:val="0"/>
+                <w:color w:val="16A34A"/>
+                <w:sz w:val="16"/>
+              </w:rPr>
+              <w:t>—</w:t>
+            </w:r>
+          </w:p>
+        </w:tc>
+        <w:tc>
+          <w:tcPr>
+            <w:tcW w:type="dxa" w:w="1191"/>
+          </w:tcPr>
+          <w:p>
+            <w:r>
+              <w:rPr>
+                <w:b w:val="0"/>
+                <w:i w:val="0"/>
+                <w:color w:val="64748B"/>
+                <w:sz w:val="16"/>
+              </w:rPr>
+              <w:t>GT-CQ</w:t>
+            </w:r>
+          </w:p>
+        </w:tc>
+        <w:tc>
+          <w:tcPr>
+            <w:tcW w:type="dxa" w:w="4706"/>
+          </w:tcPr>
+          <w:p>
+            <w:r>
+              <w:rPr>
+                <w:b w:val="0"/>
+                <w:i w:val="0"/>
+                <w:sz w:val="17"/>
+              </w:rPr>
+              <w:t>Prière de prendre les coordonnées GPS.</w:t>
+            </w:r>
+          </w:p>
+        </w:tc>
+      </w:tr>
+      <w:tr>
+        <w:tc>
+          <w:tcPr>
+            <w:tcW w:type="dxa" w:w="964"/>
+          </w:tcPr>
+          <w:p>
+            <w:r>
+              <w:rPr>
+                <w:b/>
+                <w:i w:val="0"/>
+                <w:color w:val="EA580C"/>
+                <w:sz w:val="16"/>
+              </w:rPr>
+              <w:t>Moyenne</w:t>
+            </w:r>
+          </w:p>
+        </w:tc>
+        <w:tc>
+          <w:tcPr>
+            <w:tcW w:type="dxa" w:w="1247"/>
+          </w:tcPr>
+          <w:p>
+            <w:r>
+              <w:rPr>
+                <w:b/>
+                <w:i w:val="0"/>
+                <w:sz w:val="16"/>
+              </w:rPr>
+              <w:t>S00</w:t>
+              <w:br/>
+            </w:r>
+            <w:r>
+              <w:rPr>
+                <w:b w:val="0"/>
+                <w:i w:val="0"/>
+                <w:color w:val="64748B"/>
+                <w:sz w:val="14"/>
+              </w:rPr>
+              <w:t>Identification</w:t>
+            </w:r>
+          </w:p>
+        </w:tc>
+        <w:tc>
+          <w:tcPr>
+            <w:tcW w:type="dxa" w:w="1531"/>
+          </w:tcPr>
+          <w:p>
+            <w:r>
+              <w:rPr>
+                <w:b/>
+                <w:i w:val="0"/>
+                <w:color w:val="16A34A"/>
+                <w:sz w:val="16"/>
+              </w:rPr>
+              <w:t>—</w:t>
+            </w:r>
+          </w:p>
+        </w:tc>
+        <w:tc>
+          <w:tcPr>
+            <w:tcW w:type="dxa" w:w="1191"/>
+          </w:tcPr>
+          <w:p>
+            <w:r>
+              <w:rPr>
+                <w:b w:val="0"/>
+                <w:i w:val="0"/>
+                <w:color w:val="64748B"/>
+                <w:sz w:val="16"/>
+              </w:rPr>
+              <w:t>GT-CQ</w:t>
+            </w:r>
+          </w:p>
+        </w:tc>
+        <w:tc>
+          <w:tcPr>
+            <w:tcW w:type="dxa" w:w="4706"/>
+          </w:tcPr>
+          <w:p>
+            <w:r>
+              <w:rPr>
+                <w:b w:val="0"/>
+                <w:i w:val="0"/>
+                <w:sz w:val="17"/>
+              </w:rPr>
+              <w:t>L'adresse ou la localisation du ménage doit être bien renseignée, ne doit pas contenir des numéros de téléphone et elle semble courte pour être une adresse.</w:t>
+            </w:r>
+          </w:p>
+        </w:tc>
+      </w:tr>
+      <w:tr>
+        <w:tc>
+          <w:tcPr>
+            <w:tcW w:type="dxa" w:w="964"/>
+          </w:tcPr>
+          <w:p>
+            <w:r>
+              <w:rPr>
+                <w:b/>
+                <w:i w:val="0"/>
+                <w:color w:val="EA580C"/>
+                <w:sz w:val="16"/>
+              </w:rPr>
+              <w:t>Moyenne</w:t>
+            </w:r>
+          </w:p>
+        </w:tc>
+        <w:tc>
+          <w:tcPr>
+            <w:tcW w:type="dxa" w:w="1247"/>
+          </w:tcPr>
+          <w:p>
+            <w:r>
+              <w:rPr>
+                <w:b/>
+                <w:i w:val="0"/>
+                <w:sz w:val="16"/>
+              </w:rPr>
+              <w:t>S00</w:t>
+              <w:br/>
+            </w:r>
+            <w:r>
+              <w:rPr>
+                <w:b w:val="0"/>
+                <w:i w:val="0"/>
+                <w:color w:val="64748B"/>
+                <w:sz w:val="14"/>
+              </w:rPr>
+              <w:t>Identification</w:t>
+            </w:r>
+          </w:p>
+        </w:tc>
+        <w:tc>
+          <w:tcPr>
+            <w:tcW w:type="dxa" w:w="1531"/>
+          </w:tcPr>
+          <w:p>
+            <w:r>
+              <w:rPr>
+                <w:b/>
+                <w:i w:val="0"/>
+                <w:color w:val="16A34A"/>
+                <w:sz w:val="16"/>
+              </w:rPr>
+              <w:t>—</w:t>
+            </w:r>
+          </w:p>
+        </w:tc>
+        <w:tc>
+          <w:tcPr>
+            <w:tcW w:type="dxa" w:w="1191"/>
+          </w:tcPr>
+          <w:p>
+            <w:r>
+              <w:rPr>
+                <w:b w:val="0"/>
+                <w:i w:val="0"/>
+                <w:color w:val="64748B"/>
+                <w:sz w:val="16"/>
+              </w:rPr>
+              <w:t>GT-CQ</w:t>
+            </w:r>
+          </w:p>
+        </w:tc>
+        <w:tc>
+          <w:tcPr>
+            <w:tcW w:type="dxa" w:w="4706"/>
+          </w:tcPr>
+          <w:p>
+            <w:r>
+              <w:rPr>
+                <w:b w:val="0"/>
+                <w:i w:val="0"/>
+                <w:sz w:val="17"/>
+              </w:rPr>
+              <w:t>Prière de renseigner la bonne adresse.</w:t>
+            </w:r>
+          </w:p>
+        </w:tc>
+      </w:tr>
+      <w:tr>
+        <w:tc>
+          <w:tcPr>
+            <w:tcW w:type="dxa" w:w="964"/>
+          </w:tcPr>
+          <w:p>
+            <w:r>
+              <w:rPr>
+                <w:b/>
+                <w:i w:val="0"/>
+                <w:color w:val="EA580C"/>
+                <w:sz w:val="16"/>
+              </w:rPr>
+              <w:t>Moyenne</w:t>
+            </w:r>
+          </w:p>
+        </w:tc>
+        <w:tc>
+          <w:tcPr>
+            <w:tcW w:type="dxa" w:w="1247"/>
+          </w:tcPr>
+          <w:p>
+            <w:r>
+              <w:rPr>
+                <w:b/>
+                <w:i w:val="0"/>
+                <w:sz w:val="16"/>
+              </w:rPr>
+              <w:t>S01</w:t>
+              <w:br/>
+            </w:r>
+            <w:r>
+              <w:rPr>
+                <w:b w:val="0"/>
+                <w:i w:val="0"/>
+                <w:color w:val="64748B"/>
+                <w:sz w:val="14"/>
+              </w:rPr>
+              <w:t>Démographie</w:t>
+            </w:r>
+          </w:p>
+        </w:tc>
+        <w:tc>
+          <w:tcPr>
+            <w:tcW w:type="dxa" w:w="1531"/>
+          </w:tcPr>
+          <w:p>
+            <w:r>
+              <w:rPr>
+                <w:b/>
+                <w:i w:val="0"/>
+                <w:color w:val="16A34A"/>
+                <w:sz w:val="16"/>
+              </w:rPr>
+              <w:t>—</w:t>
+            </w:r>
+          </w:p>
+        </w:tc>
+        <w:tc>
+          <w:tcPr>
+            <w:tcW w:type="dxa" w:w="1191"/>
+          </w:tcPr>
+          <w:p>
+            <w:r>
+              <w:rPr>
+                <w:b w:val="0"/>
+                <w:i w:val="0"/>
+                <w:color w:val="64748B"/>
+                <w:sz w:val="16"/>
+              </w:rPr>
+              <w:t>GT-CQ</w:t>
+            </w:r>
+          </w:p>
+        </w:tc>
+        <w:tc>
+          <w:tcPr>
+            <w:tcW w:type="dxa" w:w="4706"/>
+          </w:tcPr>
+          <w:p>
+            <w:r>
+              <w:rPr>
+                <w:b w:val="0"/>
+                <w:i w:val="0"/>
+                <w:sz w:val="17"/>
+              </w:rPr>
+              <w:t>Prière de verifier l'information donnée par Fatou sene ou corriger au niveau de la section 1.</w:t>
+            </w:r>
+          </w:p>
+        </w:tc>
+      </w:tr>
+      <w:tr>
+        <w:tc>
+          <w:tcPr>
+            <w:tcW w:type="dxa" w:w="964"/>
+          </w:tcPr>
+          <w:p>
+            <w:r>
+              <w:rPr>
+                <w:b/>
+                <w:i w:val="0"/>
+                <w:color w:val="EA580C"/>
+                <w:sz w:val="16"/>
+              </w:rPr>
+              <w:t>Moyenne</w:t>
+            </w:r>
+          </w:p>
+        </w:tc>
+        <w:tc>
+          <w:tcPr>
+            <w:tcW w:type="dxa" w:w="1247"/>
+          </w:tcPr>
+          <w:p>
+            <w:r>
+              <w:rPr>
+                <w:b/>
+                <w:i w:val="0"/>
+                <w:sz w:val="16"/>
+              </w:rPr>
+              <w:t>S01</w:t>
+              <w:br/>
+            </w:r>
+            <w:r>
+              <w:rPr>
+                <w:b w:val="0"/>
+                <w:i w:val="0"/>
+                <w:color w:val="64748B"/>
+                <w:sz w:val="14"/>
+              </w:rPr>
+              <w:t>Démographie</w:t>
+            </w:r>
+          </w:p>
+        </w:tc>
+        <w:tc>
+          <w:tcPr>
+            <w:tcW w:type="dxa" w:w="1531"/>
+          </w:tcPr>
+          <w:p>
+            <w:r>
+              <w:rPr>
+                <w:b/>
+                <w:i w:val="0"/>
+                <w:color w:val="16A34A"/>
+                <w:sz w:val="16"/>
+              </w:rPr>
+              <w:t>s01q23, s01q00b, s01q23_autre</w:t>
+            </w:r>
+          </w:p>
+        </w:tc>
+        <w:tc>
+          <w:tcPr>
+            <w:tcW w:type="dxa" w:w="1191"/>
+          </w:tcPr>
+          <w:p>
+            <w:r>
+              <w:rPr>
+                <w:b w:val="0"/>
+                <w:i w:val="0"/>
+                <w:color w:val="64748B"/>
+                <w:sz w:val="16"/>
+              </w:rPr>
+              <w:t>GT-CQ</w:t>
+            </w:r>
+          </w:p>
+        </w:tc>
+        <w:tc>
+          <w:tcPr>
+            <w:tcW w:type="dxa" w:w="4706"/>
+          </w:tcPr>
+          <w:p>
+            <w:r>
+              <w:rPr>
+                <w:b w:val="0"/>
+                <w:i w:val="0"/>
+                <w:sz w:val="17"/>
+              </w:rPr>
+              <w:t>L'utilisations de l'internet  de Mouhamed sene est application peinteresse et semble exister dans les modalités, prière de prendre attache avec le QG pour plus d'explication afin de la classer bien.</w:t>
+            </w:r>
+          </w:p>
+        </w:tc>
+      </w:tr>
+      <w:tr>
+        <w:tc>
+          <w:tcPr>
+            <w:tcW w:type="dxa" w:w="964"/>
+          </w:tcPr>
+          <w:p>
+            <w:r>
+              <w:rPr>
+                <w:b/>
+                <w:i w:val="0"/>
+                <w:color w:val="EA580C"/>
+                <w:sz w:val="16"/>
+              </w:rPr>
+              <w:t>Moyenne</w:t>
+            </w:r>
+          </w:p>
+        </w:tc>
+        <w:tc>
+          <w:tcPr>
+            <w:tcW w:type="dxa" w:w="1247"/>
+          </w:tcPr>
+          <w:p>
+            <w:r>
+              <w:rPr>
+                <w:b/>
+                <w:i w:val="0"/>
+                <w:sz w:val="16"/>
+              </w:rPr>
+              <w:t>S01</w:t>
+              <w:br/>
+            </w:r>
+            <w:r>
+              <w:rPr>
+                <w:b w:val="0"/>
+                <w:i w:val="0"/>
+                <w:color w:val="64748B"/>
+                <w:sz w:val="14"/>
+              </w:rPr>
+              <w:t>Démographie</w:t>
+            </w:r>
+          </w:p>
+        </w:tc>
+        <w:tc>
+          <w:tcPr>
+            <w:tcW w:type="dxa" w:w="1531"/>
+          </w:tcPr>
+          <w:p>
+            <w:r>
+              <w:rPr>
+                <w:b/>
+                <w:i w:val="0"/>
+                <w:color w:val="16A34A"/>
+                <w:sz w:val="16"/>
+              </w:rPr>
+              <w:t>—</w:t>
+            </w:r>
+          </w:p>
+        </w:tc>
+        <w:tc>
+          <w:tcPr>
+            <w:tcW w:type="dxa" w:w="1191"/>
+          </w:tcPr>
+          <w:p>
+            <w:r>
+              <w:rPr>
+                <w:b w:val="0"/>
+                <w:i w:val="0"/>
+                <w:color w:val="64748B"/>
+                <w:sz w:val="16"/>
+              </w:rPr>
+              <w:t>GT-CQ</w:t>
+            </w:r>
+          </w:p>
+        </w:tc>
+        <w:tc>
+          <w:tcPr>
+            <w:tcW w:type="dxa" w:w="4706"/>
+          </w:tcPr>
+          <w:p>
+            <w:r>
+              <w:rPr>
+                <w:b w:val="0"/>
+                <w:i w:val="0"/>
+                <w:sz w:val="17"/>
+              </w:rPr>
+              <w:t>Prière de verifier l'information donnée par Mouhamed sene ou corriger au niveau de la section 1.</w:t>
+            </w:r>
+          </w:p>
+        </w:tc>
+      </w:tr>
+      <w:tr>
+        <w:tc>
+          <w:tcPr>
+            <w:tcW w:type="dxa" w:w="964"/>
+          </w:tcPr>
+          <w:p>
+            <w:r>
+              <w:rPr>
+                <w:b/>
+                <w:i w:val="0"/>
+                <w:color w:val="EA580C"/>
+                <w:sz w:val="16"/>
+              </w:rPr>
+              <w:t>Moyenne</w:t>
+            </w:r>
+          </w:p>
+        </w:tc>
+        <w:tc>
+          <w:tcPr>
+            <w:tcW w:type="dxa" w:w="1247"/>
+          </w:tcPr>
+          <w:p>
+            <w:r>
+              <w:rPr>
+                <w:b/>
+                <w:i w:val="0"/>
+                <w:sz w:val="16"/>
+              </w:rPr>
               <w:t>S02</w:t>
               <w:br/>
             </w:r>
@@ -1835,7 +2825,7 @@
                 <w:i w:val="0"/>
                 <w:sz w:val="17"/>
               </w:rPr>
-              <w:t>Incohérent!! Le niveau d'instruction déclaré par l'un des enfants (Supérieur) au niveau de la section 1 de Faboye Diagne diffère de celui donné par Faboye Diagne lui-même qui affirme ne pas avoir frequenté l'école formelle.</w:t>
+              <w:t>veuillez, s'il vous plait, confirmer ces informations avec le QG ou apporter les corrections nécessaires.</w:t>
             </w:r>
           </w:p>
         </w:tc>
@@ -1850,10 +2840,820 @@
               <w:rPr>
                 <w:b/>
                 <w:i w:val="0"/>
-                <w:color w:val="DC2626"/>
-                <w:sz w:val="16"/>
-              </w:rPr>
-              <w:t>Haute</w:t>
+                <w:color w:val="EA580C"/>
+                <w:sz w:val="16"/>
+              </w:rPr>
+              <w:t>Moyenne</w:t>
+            </w:r>
+          </w:p>
+        </w:tc>
+        <w:tc>
+          <w:tcPr>
+            <w:tcW w:type="dxa" w:w="1247"/>
+          </w:tcPr>
+          <w:p>
+            <w:r>
+              <w:rPr>
+                <w:b/>
+                <w:i w:val="0"/>
+                <w:sz w:val="16"/>
+              </w:rPr>
+              <w:t>S02</w:t>
+              <w:br/>
+            </w:r>
+            <w:r>
+              <w:rPr>
+                <w:b w:val="0"/>
+                <w:i w:val="0"/>
+                <w:color w:val="64748B"/>
+                <w:sz w:val="14"/>
+              </w:rPr>
+              <w:t>Éducation</w:t>
+            </w:r>
+          </w:p>
+        </w:tc>
+        <w:tc>
+          <w:tcPr>
+            <w:tcW w:type="dxa" w:w="1531"/>
+          </w:tcPr>
+          <w:p>
+            <w:r>
+              <w:rPr>
+                <w:b/>
+                <w:i w:val="0"/>
+                <w:color w:val="16A34A"/>
+                <w:sz w:val="16"/>
+              </w:rPr>
+              <w:t>s01q63, s00q04, s02q25, s01q00b, s02q17_2, s02q15_2</w:t>
+            </w:r>
+          </w:p>
+        </w:tc>
+        <w:tc>
+          <w:tcPr>
+            <w:tcW w:type="dxa" w:w="1191"/>
+          </w:tcPr>
+          <w:p>
+            <w:r>
+              <w:rPr>
+                <w:b w:val="0"/>
+                <w:i w:val="0"/>
+                <w:color w:val="64748B"/>
+                <w:sz w:val="16"/>
+              </w:rPr>
+              <w:t>GT-CQ</w:t>
+            </w:r>
+          </w:p>
+        </w:tc>
+        <w:tc>
+          <w:tcPr>
+            <w:tcW w:type="dxa" w:w="4706"/>
+          </w:tcPr>
+          <w:p>
+            <w:r>
+              <w:rPr>
+                <w:b w:val="0"/>
+                <w:i w:val="0"/>
+                <w:sz w:val="17"/>
+              </w:rPr>
+              <w:t>Dans les milieux urbains c'est peu probable de voir une école dont les élèves ou étudiants ne dépensent pas en frais d'uniformes, prière de verifier pour Fatou sene qui fréquente 4ème année de Supérieur et corriger ou confirmer avec le QG.</w:t>
+            </w:r>
+          </w:p>
+        </w:tc>
+      </w:tr>
+      <w:tr>
+        <w:tc>
+          <w:tcPr>
+            <w:tcW w:type="dxa" w:w="964"/>
+          </w:tcPr>
+          <w:p>
+            <w:r>
+              <w:rPr>
+                <w:b/>
+                <w:i w:val="0"/>
+                <w:color w:val="EA580C"/>
+                <w:sz w:val="16"/>
+              </w:rPr>
+              <w:t>Moyenne</w:t>
+            </w:r>
+          </w:p>
+        </w:tc>
+        <w:tc>
+          <w:tcPr>
+            <w:tcW w:type="dxa" w:w="1247"/>
+          </w:tcPr>
+          <w:p>
+            <w:r>
+              <w:rPr>
+                <w:b/>
+                <w:i w:val="0"/>
+                <w:sz w:val="16"/>
+              </w:rPr>
+              <w:t>S02</w:t>
+              <w:br/>
+            </w:r>
+            <w:r>
+              <w:rPr>
+                <w:b w:val="0"/>
+                <w:i w:val="0"/>
+                <w:color w:val="64748B"/>
+                <w:sz w:val="14"/>
+              </w:rPr>
+              <w:t>Éducation</w:t>
+            </w:r>
+          </w:p>
+        </w:tc>
+        <w:tc>
+          <w:tcPr>
+            <w:tcW w:type="dxa" w:w="1531"/>
+          </w:tcPr>
+          <w:p>
+            <w:r>
+              <w:rPr>
+                <w:b/>
+                <w:i w:val="0"/>
+                <w:color w:val="16A34A"/>
+                <w:sz w:val="16"/>
+              </w:rPr>
+              <w:t>—</w:t>
+            </w:r>
+          </w:p>
+        </w:tc>
+        <w:tc>
+          <w:tcPr>
+            <w:tcW w:type="dxa" w:w="1191"/>
+          </w:tcPr>
+          <w:p>
+            <w:r>
+              <w:rPr>
+                <w:b w:val="0"/>
+                <w:i w:val="0"/>
+                <w:color w:val="64748B"/>
+                <w:sz w:val="16"/>
+              </w:rPr>
+              <w:t>GT-CQ</w:t>
+            </w:r>
+          </w:p>
+        </w:tc>
+        <w:tc>
+          <w:tcPr>
+            <w:tcW w:type="dxa" w:w="4706"/>
+          </w:tcPr>
+          <w:p>
+            <w:r>
+              <w:rPr>
+                <w:b w:val="0"/>
+                <w:i w:val="0"/>
+                <w:sz w:val="17"/>
+              </w:rPr>
+              <w:t>Prière de corriger ou confirmer cette information avec le QG.</w:t>
+            </w:r>
+          </w:p>
+        </w:tc>
+      </w:tr>
+      <w:tr>
+        <w:tc>
+          <w:tcPr>
+            <w:tcW w:type="dxa" w:w="964"/>
+          </w:tcPr>
+          <w:p>
+            <w:r>
+              <w:rPr>
+                <w:b/>
+                <w:i w:val="0"/>
+                <w:color w:val="EA580C"/>
+                <w:sz w:val="16"/>
+              </w:rPr>
+              <w:t>Moyenne</w:t>
+            </w:r>
+          </w:p>
+        </w:tc>
+        <w:tc>
+          <w:tcPr>
+            <w:tcW w:type="dxa" w:w="1247"/>
+          </w:tcPr>
+          <w:p>
+            <w:r>
+              <w:rPr>
+                <w:b/>
+                <w:i w:val="0"/>
+                <w:sz w:val="16"/>
+              </w:rPr>
+              <w:t>S02</w:t>
+              <w:br/>
+            </w:r>
+            <w:r>
+              <w:rPr>
+                <w:b w:val="0"/>
+                <w:i w:val="0"/>
+                <w:color w:val="64748B"/>
+                <w:sz w:val="14"/>
+              </w:rPr>
+              <w:t>Éducation</w:t>
+            </w:r>
+          </w:p>
+        </w:tc>
+        <w:tc>
+          <w:tcPr>
+            <w:tcW w:type="dxa" w:w="1531"/>
+          </w:tcPr>
+          <w:p>
+            <w:r>
+              <w:rPr>
+                <w:b/>
+                <w:i w:val="0"/>
+                <w:color w:val="16A34A"/>
+                <w:sz w:val="16"/>
+              </w:rPr>
+              <w:t>s01q23, s01q00b, s01q23_autre</w:t>
+            </w:r>
+          </w:p>
+        </w:tc>
+        <w:tc>
+          <w:tcPr>
+            <w:tcW w:type="dxa" w:w="1191"/>
+          </w:tcPr>
+          <w:p>
+            <w:r>
+              <w:rPr>
+                <w:b w:val="0"/>
+                <w:i w:val="0"/>
+                <w:color w:val="64748B"/>
+                <w:sz w:val="16"/>
+              </w:rPr>
+              <w:t>GT-CQ</w:t>
+            </w:r>
+          </w:p>
+        </w:tc>
+        <w:tc>
+          <w:tcPr>
+            <w:tcW w:type="dxa" w:w="4706"/>
+          </w:tcPr>
+          <w:p>
+            <w:r>
+              <w:rPr>
+                <w:b w:val="0"/>
+                <w:i w:val="0"/>
+                <w:sz w:val="17"/>
+              </w:rPr>
+              <w:t>Le domaine que Fatou sene bénéficié de cette formation est operateur video et semble exister dans les modalités, prière de prendre attache avec le QG pour plus d'explication afin de la classer bien.</w:t>
+            </w:r>
+          </w:p>
+        </w:tc>
+      </w:tr>
+      <w:tr>
+        <w:tc>
+          <w:tcPr>
+            <w:tcW w:type="dxa" w:w="964"/>
+          </w:tcPr>
+          <w:p>
+            <w:r>
+              <w:rPr>
+                <w:b/>
+                <w:i w:val="0"/>
+                <w:color w:val="EA580C"/>
+                <w:sz w:val="16"/>
+              </w:rPr>
+              <w:t>Moyenne</w:t>
+            </w:r>
+          </w:p>
+        </w:tc>
+        <w:tc>
+          <w:tcPr>
+            <w:tcW w:type="dxa" w:w="1247"/>
+          </w:tcPr>
+          <w:p>
+            <w:r>
+              <w:rPr>
+                <w:b/>
+                <w:i w:val="0"/>
+                <w:sz w:val="16"/>
+              </w:rPr>
+              <w:t>S02</w:t>
+              <w:br/>
+            </w:r>
+            <w:r>
+              <w:rPr>
+                <w:b w:val="0"/>
+                <w:i w:val="0"/>
+                <w:color w:val="64748B"/>
+                <w:sz w:val="14"/>
+              </w:rPr>
+              <w:t>Éducation</w:t>
+            </w:r>
+          </w:p>
+        </w:tc>
+        <w:tc>
+          <w:tcPr>
+            <w:tcW w:type="dxa" w:w="1531"/>
+          </w:tcPr>
+          <w:p>
+            <w:r>
+              <w:rPr>
+                <w:b/>
+                <w:i w:val="0"/>
+                <w:color w:val="16A34A"/>
+                <w:sz w:val="16"/>
+              </w:rPr>
+              <w:t>s01q63, s00q04, s02q25, s01q00b, s02q17_2, s02q15_2</w:t>
+            </w:r>
+          </w:p>
+        </w:tc>
+        <w:tc>
+          <w:tcPr>
+            <w:tcW w:type="dxa" w:w="1191"/>
+          </w:tcPr>
+          <w:p>
+            <w:r>
+              <w:rPr>
+                <w:b w:val="0"/>
+                <w:i w:val="0"/>
+                <w:color w:val="64748B"/>
+                <w:sz w:val="16"/>
+              </w:rPr>
+              <w:t>GT-CQ</w:t>
+            </w:r>
+          </w:p>
+        </w:tc>
+        <w:tc>
+          <w:tcPr>
+            <w:tcW w:type="dxa" w:w="4706"/>
+          </w:tcPr>
+          <w:p>
+            <w:r>
+              <w:rPr>
+                <w:b w:val="0"/>
+                <w:i w:val="0"/>
+                <w:sz w:val="17"/>
+              </w:rPr>
+              <w:t>Dans les milieux urbains c'est peu probable de voir une école dont les élèves ou étudiants ne dépensent pas en frais d'uniformes, prière de verifier pour Mouhamed sene 2 qui fréquente 6ème année de Primaire et corriger ou confirmer avec le QG.</w:t>
+            </w:r>
+          </w:p>
+        </w:tc>
+      </w:tr>
+      <w:tr>
+        <w:tc>
+          <w:tcPr>
+            <w:tcW w:type="dxa" w:w="964"/>
+          </w:tcPr>
+          <w:p>
+            <w:r>
+              <w:rPr>
+                <w:b/>
+                <w:i w:val="0"/>
+                <w:color w:val="EA580C"/>
+                <w:sz w:val="16"/>
+              </w:rPr>
+              <w:t>Moyenne</w:t>
+            </w:r>
+          </w:p>
+        </w:tc>
+        <w:tc>
+          <w:tcPr>
+            <w:tcW w:type="dxa" w:w="1247"/>
+          </w:tcPr>
+          <w:p>
+            <w:r>
+              <w:rPr>
+                <w:b/>
+                <w:i w:val="0"/>
+                <w:sz w:val="16"/>
+              </w:rPr>
+              <w:t>S02</w:t>
+              <w:br/>
+            </w:r>
+            <w:r>
+              <w:rPr>
+                <w:b w:val="0"/>
+                <w:i w:val="0"/>
+                <w:color w:val="64748B"/>
+                <w:sz w:val="14"/>
+              </w:rPr>
+              <w:t>Éducation</w:t>
+            </w:r>
+          </w:p>
+        </w:tc>
+        <w:tc>
+          <w:tcPr>
+            <w:tcW w:type="dxa" w:w="1531"/>
+          </w:tcPr>
+          <w:p>
+            <w:r>
+              <w:rPr>
+                <w:b/>
+                <w:i w:val="0"/>
+                <w:color w:val="16A34A"/>
+                <w:sz w:val="16"/>
+              </w:rPr>
+              <w:t>s01q63, s00q04, s02q25, s01q00b, s02q17_2, s02q15_2</w:t>
+            </w:r>
+          </w:p>
+        </w:tc>
+        <w:tc>
+          <w:tcPr>
+            <w:tcW w:type="dxa" w:w="1191"/>
+          </w:tcPr>
+          <w:p>
+            <w:r>
+              <w:rPr>
+                <w:b w:val="0"/>
+                <w:i w:val="0"/>
+                <w:color w:val="64748B"/>
+                <w:sz w:val="16"/>
+              </w:rPr>
+              <w:t>GT-CQ</w:t>
+            </w:r>
+          </w:p>
+        </w:tc>
+        <w:tc>
+          <w:tcPr>
+            <w:tcW w:type="dxa" w:w="4706"/>
+          </w:tcPr>
+          <w:p>
+            <w:r>
+              <w:rPr>
+                <w:b w:val="0"/>
+                <w:i w:val="0"/>
+                <w:sz w:val="17"/>
+              </w:rPr>
+              <w:t>Dans les milieux urbains c'est peu probable de voir une école dont les élèves ou étudiants ne dépensent pas en frais d'uniformes, prière de verifier pour Pape omar sene qui fréquente 6ème année de Primaire et corriger ou confirmer avec le QG.</w:t>
+            </w:r>
+          </w:p>
+        </w:tc>
+      </w:tr>
+      <w:tr>
+        <w:tc>
+          <w:tcPr>
+            <w:tcW w:type="dxa" w:w="964"/>
+          </w:tcPr>
+          <w:p>
+            <w:r>
+              <w:rPr>
+                <w:b/>
+                <w:i w:val="0"/>
+                <w:color w:val="EA580C"/>
+                <w:sz w:val="16"/>
+              </w:rPr>
+              <w:t>Moyenne</w:t>
+            </w:r>
+          </w:p>
+        </w:tc>
+        <w:tc>
+          <w:tcPr>
+            <w:tcW w:type="dxa" w:w="1247"/>
+          </w:tcPr>
+          <w:p>
+            <w:r>
+              <w:rPr>
+                <w:b/>
+                <w:i w:val="0"/>
+                <w:sz w:val="16"/>
+              </w:rPr>
+              <w:t>S02</w:t>
+              <w:br/>
+            </w:r>
+            <w:r>
+              <w:rPr>
+                <w:b w:val="0"/>
+                <w:i w:val="0"/>
+                <w:color w:val="64748B"/>
+                <w:sz w:val="14"/>
+              </w:rPr>
+              <w:t>Éducation</w:t>
+            </w:r>
+          </w:p>
+        </w:tc>
+        <w:tc>
+          <w:tcPr>
+            <w:tcW w:type="dxa" w:w="1531"/>
+          </w:tcPr>
+          <w:p>
+            <w:r>
+              <w:rPr>
+                <w:b/>
+                <w:i w:val="0"/>
+                <w:color w:val="16A34A"/>
+                <w:sz w:val="16"/>
+              </w:rPr>
+              <w:t>s01q25, s01q29, s01q30, s04q46, s01q00b</w:t>
+            </w:r>
+          </w:p>
+        </w:tc>
+        <w:tc>
+          <w:tcPr>
+            <w:tcW w:type="dxa" w:w="1191"/>
+          </w:tcPr>
+          <w:p>
+            <w:r>
+              <w:rPr>
+                <w:b w:val="0"/>
+                <w:i w:val="0"/>
+                <w:color w:val="64748B"/>
+                <w:sz w:val="16"/>
+              </w:rPr>
+              <w:t>GT-CQ</w:t>
+            </w:r>
+          </w:p>
+        </w:tc>
+        <w:tc>
+          <w:tcPr>
+            <w:tcW w:type="dxa" w:w="4706"/>
+          </w:tcPr>
+          <w:p>
+            <w:r>
+              <w:rPr>
+                <w:b w:val="0"/>
+                <w:i w:val="0"/>
+                <w:sz w:val="17"/>
+              </w:rPr>
+              <w:t>Il manque des informations non renseignées de Mauloude Diop , prière de renseignés toutes les questions liées à Mauloude Diop .</w:t>
+            </w:r>
+          </w:p>
+        </w:tc>
+      </w:tr>
+      <w:tr>
+        <w:tc>
+          <w:tcPr>
+            <w:tcW w:type="dxa" w:w="964"/>
+          </w:tcPr>
+          <w:p>
+            <w:r>
+              <w:rPr>
+                <w:b/>
+                <w:i w:val="0"/>
+                <w:color w:val="EA580C"/>
+                <w:sz w:val="16"/>
+              </w:rPr>
+              <w:t>Moyenne</w:t>
+            </w:r>
+          </w:p>
+        </w:tc>
+        <w:tc>
+          <w:tcPr>
+            <w:tcW w:type="dxa" w:w="1247"/>
+          </w:tcPr>
+          <w:p>
+            <w:r>
+              <w:rPr>
+                <w:b/>
+                <w:i w:val="0"/>
+                <w:sz w:val="16"/>
+              </w:rPr>
+              <w:t>S02</w:t>
+              <w:br/>
+            </w:r>
+            <w:r>
+              <w:rPr>
+                <w:b w:val="0"/>
+                <w:i w:val="0"/>
+                <w:color w:val="64748B"/>
+                <w:sz w:val="14"/>
+              </w:rPr>
+              <w:t>Éducation</w:t>
+            </w:r>
+          </w:p>
+        </w:tc>
+        <w:tc>
+          <w:tcPr>
+            <w:tcW w:type="dxa" w:w="1531"/>
+          </w:tcPr>
+          <w:p>
+            <w:r>
+              <w:rPr>
+                <w:b/>
+                <w:i w:val="0"/>
+                <w:color w:val="16A34A"/>
+                <w:sz w:val="16"/>
+              </w:rPr>
+              <w:t>—</w:t>
+            </w:r>
+          </w:p>
+        </w:tc>
+        <w:tc>
+          <w:tcPr>
+            <w:tcW w:type="dxa" w:w="1191"/>
+          </w:tcPr>
+          <w:p>
+            <w:r>
+              <w:rPr>
+                <w:b w:val="0"/>
+                <w:i w:val="0"/>
+                <w:color w:val="64748B"/>
+                <w:sz w:val="16"/>
+              </w:rPr>
+              <w:t>GT-CQ</w:t>
+            </w:r>
+          </w:p>
+        </w:tc>
+        <w:tc>
+          <w:tcPr>
+            <w:tcW w:type="dxa" w:w="4706"/>
+          </w:tcPr>
+          <w:p>
+            <w:r>
+              <w:rPr>
+                <w:b w:val="0"/>
+                <w:i w:val="0"/>
+                <w:sz w:val="17"/>
+              </w:rPr>
+              <w:t>Merci de bien vouloir changé 2.04 en OUI et renseigné toutes les autres informations qui concerne moussa sene .</w:t>
+            </w:r>
+          </w:p>
+        </w:tc>
+      </w:tr>
+      <w:tr>
+        <w:tc>
+          <w:tcPr>
+            <w:tcW w:type="dxa" w:w="964"/>
+          </w:tcPr>
+          <w:p>
+            <w:r>
+              <w:rPr>
+                <w:b/>
+                <w:i w:val="0"/>
+                <w:color w:val="EA580C"/>
+                <w:sz w:val="16"/>
+              </w:rPr>
+              <w:t>Moyenne</w:t>
+            </w:r>
+          </w:p>
+        </w:tc>
+        <w:tc>
+          <w:tcPr>
+            <w:tcW w:type="dxa" w:w="1247"/>
+          </w:tcPr>
+          <w:p>
+            <w:r>
+              <w:rPr>
+                <w:b/>
+                <w:i w:val="0"/>
+                <w:sz w:val="16"/>
+              </w:rPr>
+              <w:t>S02</w:t>
+              <w:br/>
+            </w:r>
+            <w:r>
+              <w:rPr>
+                <w:b w:val="0"/>
+                <w:i w:val="0"/>
+                <w:color w:val="64748B"/>
+                <w:sz w:val="14"/>
+              </w:rPr>
+              <w:t>Éducation</w:t>
+            </w:r>
+          </w:p>
+        </w:tc>
+        <w:tc>
+          <w:tcPr>
+            <w:tcW w:type="dxa" w:w="1531"/>
+          </w:tcPr>
+          <w:p>
+            <w:r>
+              <w:rPr>
+                <w:b/>
+                <w:i w:val="0"/>
+                <w:color w:val="16A34A"/>
+                <w:sz w:val="16"/>
+              </w:rPr>
+              <w:t>—</w:t>
+            </w:r>
+          </w:p>
+        </w:tc>
+        <w:tc>
+          <w:tcPr>
+            <w:tcW w:type="dxa" w:w="1191"/>
+          </w:tcPr>
+          <w:p>
+            <w:r>
+              <w:rPr>
+                <w:b w:val="0"/>
+                <w:i w:val="0"/>
+                <w:color w:val="64748B"/>
+                <w:sz w:val="16"/>
+              </w:rPr>
+              <w:t>GT-CQ</w:t>
+            </w:r>
+          </w:p>
+        </w:tc>
+        <w:tc>
+          <w:tcPr>
+            <w:tcW w:type="dxa" w:w="4706"/>
+          </w:tcPr>
+          <w:p>
+            <w:r>
+              <w:rPr>
+                <w:b w:val="0"/>
+                <w:i w:val="0"/>
+                <w:sz w:val="17"/>
+              </w:rPr>
+              <w:t>Merci de bien vouloir changé 2.04 en OUI et renseigné toutes les autres informations qui concerne Oumar sene .</w:t>
+            </w:r>
+          </w:p>
+        </w:tc>
+      </w:tr>
+      <w:tr>
+        <w:tc>
+          <w:tcPr>
+            <w:tcW w:type="dxa" w:w="964"/>
+          </w:tcPr>
+          <w:p>
+            <w:r>
+              <w:rPr>
+                <w:b/>
+                <w:i w:val="0"/>
+                <w:color w:val="EA580C"/>
+                <w:sz w:val="16"/>
+              </w:rPr>
+              <w:t>Moyenne</w:t>
+            </w:r>
+          </w:p>
+        </w:tc>
+        <w:tc>
+          <w:tcPr>
+            <w:tcW w:type="dxa" w:w="1247"/>
+          </w:tcPr>
+          <w:p>
+            <w:r>
+              <w:rPr>
+                <w:b/>
+                <w:i w:val="0"/>
+                <w:sz w:val="16"/>
+              </w:rPr>
+              <w:t>S02</w:t>
+              <w:br/>
+            </w:r>
+            <w:r>
+              <w:rPr>
+                <w:b w:val="0"/>
+                <w:i w:val="0"/>
+                <w:color w:val="64748B"/>
+                <w:sz w:val="14"/>
+              </w:rPr>
+              <w:t>Éducation</w:t>
+            </w:r>
+          </w:p>
+        </w:tc>
+        <w:tc>
+          <w:tcPr>
+            <w:tcW w:type="dxa" w:w="1531"/>
+          </w:tcPr>
+          <w:p>
+            <w:r>
+              <w:rPr>
+                <w:b/>
+                <w:i w:val="0"/>
+                <w:color w:val="16A34A"/>
+                <w:sz w:val="16"/>
+              </w:rPr>
+              <w:t>—</w:t>
+            </w:r>
+          </w:p>
+        </w:tc>
+        <w:tc>
+          <w:tcPr>
+            <w:tcW w:type="dxa" w:w="1191"/>
+          </w:tcPr>
+          <w:p>
+            <w:r>
+              <w:rPr>
+                <w:b w:val="0"/>
+                <w:i w:val="0"/>
+                <w:color w:val="64748B"/>
+                <w:sz w:val="16"/>
+              </w:rPr>
+              <w:t>GT-CQ</w:t>
+            </w:r>
+          </w:p>
+        </w:tc>
+        <w:tc>
+          <w:tcPr>
+            <w:tcW w:type="dxa" w:w="4706"/>
+          </w:tcPr>
+          <w:p>
+            <w:r>
+              <w:rPr>
+                <w:b w:val="0"/>
+                <w:i w:val="0"/>
+                <w:sz w:val="17"/>
+              </w:rPr>
+              <w:t>Merci de bien vouloir changé 2.04 en OUI et renseigné toutes les autres informations qui concerne Faboye Diagne .</w:t>
+            </w:r>
+          </w:p>
+        </w:tc>
+      </w:tr>
+      <w:tr>
+        <w:tc>
+          <w:tcPr>
+            <w:tcW w:type="dxa" w:w="964"/>
+          </w:tcPr>
+          <w:p>
+            <w:r>
+              <w:rPr>
+                <w:b/>
+                <w:i w:val="0"/>
+                <w:color w:val="EA580C"/>
+                <w:sz w:val="16"/>
+              </w:rPr>
+              <w:t>Moyenne</w:t>
             </w:r>
           </w:p>
         </w:tc>
@@ -1925,7 +3725,7 @@
                 <w:i w:val="0"/>
                 <w:sz w:val="17"/>
               </w:rPr>
-              <w:t>Avertissement!!! La distance parcourue (De 5 à moins de 10 Km) et le temps (De 15 à moins de 30 mn) donné par Oumar sene semble incoherent pour accéder au lieu de la consultation.</w:t>
+              <w:t>Prière de vérifier le temps ou la distance auprès de l'enquêté et confirmer cette information avec le QG.</w:t>
             </w:r>
           </w:p>
         </w:tc>
@@ -1940,10 +3740,10 @@
               <w:rPr>
                 <w:b/>
                 <w:i w:val="0"/>
-                <w:color w:val="DC2626"/>
-                <w:sz w:val="16"/>
-              </w:rPr>
-              <w:t>Haute</w:t>
+                <w:color w:val="EA580C"/>
+                <w:sz w:val="16"/>
+              </w:rPr>
+              <w:t>Moyenne</w:t>
             </w:r>
           </w:p>
         </w:tc>
@@ -1984,7 +3784,7 @@
                 <w:color w:val="16A34A"/>
                 <w:sz w:val="16"/>
               </w:rPr>
-              <w:t>—</w:t>
+              <w:t>s01q41a, s02q20, s02q22, s03q07, s03q02, s01q00b, s03q02_autre</w:t>
             </w:r>
           </w:p>
         </w:tc>
@@ -2015,7 +3815,7 @@
                 <w:i w:val="0"/>
                 <w:sz w:val="17"/>
               </w:rPr>
-              <w:t>Incohérent !!! Mauloude Diop s'est consulté la première fois pour cette maladie (Problème de tension) chez un médecin spécialiste et vous dites que  Mauloude Diop n'est pas concerné par le montant des frais de consultation d'un médecin spécialiste (3.15=9999).</w:t>
+              <w:t>Le principal problème de santé que Oumar sene a eu est paralysé, prière de prendre attache avec le QG pour plus d'explication afin de le classer bien.</w:t>
             </w:r>
           </w:p>
         </w:tc>
@@ -2030,10 +3830,10 @@
               <w:rPr>
                 <w:b/>
                 <w:i w:val="0"/>
-                <w:color w:val="DC2626"/>
-                <w:sz w:val="16"/>
-              </w:rPr>
-              <w:t>Haute</w:t>
+                <w:color w:val="EA580C"/>
+                <w:sz w:val="16"/>
+              </w:rPr>
+              <w:t>Moyenne</w:t>
             </w:r>
           </w:p>
         </w:tc>
@@ -2048,7 +3848,7 @@
                 <w:i w:val="0"/>
                 <w:sz w:val="16"/>
               </w:rPr>
-              <w:t>S03</w:t>
+              <w:t>S04</w:t>
               <w:br/>
             </w:r>
             <w:r>
@@ -2058,7 +3858,7 @@
                 <w:color w:val="64748B"/>
                 <w:sz w:val="14"/>
               </w:rPr>
-              <w:t>Santé</w:t>
+              <w:t>Emploi</w:t>
             </w:r>
           </w:p>
         </w:tc>
@@ -2105,7 +3905,7 @@
                 <w:i w:val="0"/>
                 <w:sz w:val="17"/>
               </w:rPr>
-              <w:t>Prière de verifier cette incohérence auprès de l'enquêté ou confirmer.</w:t>
+              <w:t>Attention ! Le nombre de jours (12 jours) que Mauloude Diop a travaillés par mois semble être inférieur à 15.</w:t>
             </w:r>
           </w:p>
         </w:tc>
@@ -2120,10 +3920,10 @@
               <w:rPr>
                 <w:b/>
                 <w:i w:val="0"/>
-                <w:color w:val="DC2626"/>
-                <w:sz w:val="16"/>
-              </w:rPr>
-              <w:t>Haute</w:t>
+                <w:color w:val="EA580C"/>
+                <w:sz w:val="16"/>
+              </w:rPr>
+              <w:t>Moyenne</w:t>
             </w:r>
           </w:p>
         </w:tc>
@@ -2138,7 +3938,7 @@
                 <w:i w:val="0"/>
                 <w:sz w:val="16"/>
               </w:rPr>
-              <w:t>S03</w:t>
+              <w:t>S04</w:t>
               <w:br/>
             </w:r>
             <w:r>
@@ -2148,7 +3948,7 @@
                 <w:color w:val="64748B"/>
                 <w:sz w:val="14"/>
               </w:rPr>
-              <w:t>Santé</w:t>
+              <w:t>Emploi</w:t>
             </w:r>
           </w:p>
         </w:tc>
@@ -2195,7 +3995,7 @@
                 <w:i w:val="0"/>
                 <w:sz w:val="17"/>
               </w:rPr>
-              <w:t>Incohérent !!! Mouhamed sene s'est consulté la première fois pour cette maladie (Fièvre/Paludisme) chez un médecin spécialiste et vous dites que  Mouhamed sene n'est pas concerné par le montant des frais de consultation d'un médecin spécialiste (3.15=9999).</w:t>
+              <w:t>Veuillez, s'il vous plaît, confirmer cette information.</w:t>
             </w:r>
           </w:p>
         </w:tc>
@@ -2228,7 +4028,7 @@
                 <w:i w:val="0"/>
                 <w:sz w:val="16"/>
               </w:rPr>
-              <w:t>S00</w:t>
+              <w:t>S04</w:t>
               <w:br/>
             </w:r>
             <w:r>
@@ -2238,7 +4038,7 @@
                 <w:color w:val="64748B"/>
                 <w:sz w:val="14"/>
               </w:rPr>
-              <w:t>Identification</w:t>
+              <w:t>Emploi</w:t>
             </w:r>
           </w:p>
         </w:tc>
@@ -2285,7 +4085,7 @@
                 <w:i w:val="0"/>
                 <w:sz w:val="17"/>
               </w:rPr>
-              <w:t>Il est obligatoire de prendre les coordonnées Gps avant d'administrer le questionnaire.</w:t>
+              <w:t>Attention ! Le nombre de jours (12 jours) que Mouhamed sene a travaillés par mois semble être inférieur à 15.</w:t>
             </w:r>
           </w:p>
         </w:tc>
@@ -2318,7 +4118,7 @@
                 <w:i w:val="0"/>
                 <w:sz w:val="16"/>
               </w:rPr>
-              <w:t>S00</w:t>
+              <w:t>S04</w:t>
               <w:br/>
             </w:r>
             <w:r>
@@ -2328,7 +4128,7 @@
                 <w:color w:val="64748B"/>
                 <w:sz w:val="14"/>
               </w:rPr>
-              <w:t>Identification</w:t>
+              <w:t>Emploi</w:t>
             </w:r>
           </w:p>
         </w:tc>
@@ -2375,7 +4175,7 @@
                 <w:i w:val="0"/>
                 <w:sz w:val="17"/>
               </w:rPr>
-              <w:t>Prière de prendre les coordonnées GPS.</w:t>
+              <w:t>Attention ! Le nombre de jours (12 jours) que mamadou sene a travaillés par mois semble être inférieur à 15.</w:t>
             </w:r>
           </w:p>
         </w:tc>
@@ -2408,7 +4208,7 @@
                 <w:i w:val="0"/>
                 <w:sz w:val="16"/>
               </w:rPr>
-              <w:t>S00</w:t>
+              <w:t>S06</w:t>
               <w:br/>
             </w:r>
             <w:r>
@@ -2418,7 +4218,7 @@
                 <w:color w:val="64748B"/>
                 <w:sz w:val="14"/>
               </w:rPr>
-              <w:t>Identification</w:t>
+              <w:t>Crédit &amp; épargne</w:t>
             </w:r>
           </w:p>
         </w:tc>
@@ -2465,7 +4265,7 @@
                 <w:i w:val="0"/>
                 <w:sz w:val="17"/>
               </w:rPr>
-              <w:t>L'adresse ou la localisation du ménage doit être bien renseignée, ne doit pas contenir des numéros de téléphone et elle semble courte pour être une adresse.</w:t>
+              <w:t>Veuillez vous rassurez réellement que la personne n'a pas affecté de crédit immobilier.</w:t>
             </w:r>
           </w:p>
         </w:tc>
@@ -2498,7 +4298,7 @@
                 <w:i w:val="0"/>
                 <w:sz w:val="16"/>
               </w:rPr>
-              <w:t>S00</w:t>
+              <w:t>S07</w:t>
               <w:br/>
             </w:r>
             <w:r>
@@ -2508,7 +4308,7 @@
                 <w:color w:val="64748B"/>
                 <w:sz w:val="14"/>
               </w:rPr>
-              <w:t>Identification</w:t>
+              <w:t>Consommation alimentaire</w:t>
             </w:r>
           </w:p>
         </w:tc>
@@ -2555,7 +4355,7 @@
                 <w:i w:val="0"/>
                 <w:sz w:val="17"/>
               </w:rPr>
-              <w:t>Prière de renseigner la bonne adresse.</w:t>
+              <w:t>Attention ! La dépense du répas pris à l'extérieur de Dame  sene (3700 Fcfa) au cours de 7 derniers jours est relativement élevé.</w:t>
             </w:r>
           </w:p>
         </w:tc>
@@ -2588,6 +4388,2436 @@
                 <w:i w:val="0"/>
                 <w:sz w:val="16"/>
               </w:rPr>
+              <w:t>S07</w:t>
+              <w:br/>
+            </w:r>
+            <w:r>
+              <w:rPr>
+                <w:b w:val="0"/>
+                <w:i w:val="0"/>
+                <w:color w:val="64748B"/>
+                <w:sz w:val="14"/>
+              </w:rPr>
+              <w:t>Consommation alimentaire</w:t>
+            </w:r>
+          </w:p>
+        </w:tc>
+        <w:tc>
+          <w:tcPr>
+            <w:tcW w:type="dxa" w:w="1531"/>
+          </w:tcPr>
+          <w:p>
+            <w:r>
+              <w:rPr>
+                <w:b/>
+                <w:i w:val="0"/>
+                <w:color w:val="16A34A"/>
+                <w:sz w:val="16"/>
+              </w:rPr>
+              <w:t>—</w:t>
+            </w:r>
+          </w:p>
+        </w:tc>
+        <w:tc>
+          <w:tcPr>
+            <w:tcW w:type="dxa" w:w="1191"/>
+          </w:tcPr>
+          <w:p>
+            <w:r>
+              <w:rPr>
+                <w:b w:val="0"/>
+                <w:i w:val="0"/>
+                <w:color w:val="64748B"/>
+                <w:sz w:val="16"/>
+              </w:rPr>
+              <w:t>GT-CQ</w:t>
+            </w:r>
+          </w:p>
+        </w:tc>
+        <w:tc>
+          <w:tcPr>
+            <w:tcW w:type="dxa" w:w="4706"/>
+          </w:tcPr>
+          <w:p>
+            <w:r>
+              <w:rPr>
+                <w:b w:val="0"/>
+                <w:i w:val="0"/>
+                <w:sz w:val="17"/>
+              </w:rPr>
+              <w:t>Prière de corriger ou de confirmer avec le QG.</w:t>
+            </w:r>
+          </w:p>
+        </w:tc>
+      </w:tr>
+      <w:tr>
+        <w:tc>
+          <w:tcPr>
+            <w:tcW w:type="dxa" w:w="964"/>
+          </w:tcPr>
+          <w:p>
+            <w:r>
+              <w:rPr>
+                <w:b/>
+                <w:i w:val="0"/>
+                <w:color w:val="EA580C"/>
+                <w:sz w:val="16"/>
+              </w:rPr>
+              <w:t>Moyenne</w:t>
+            </w:r>
+          </w:p>
+        </w:tc>
+        <w:tc>
+          <w:tcPr>
+            <w:tcW w:type="dxa" w:w="1247"/>
+          </w:tcPr>
+          <w:p>
+            <w:r>
+              <w:rPr>
+                <w:b/>
+                <w:i w:val="0"/>
+                <w:sz w:val="16"/>
+              </w:rPr>
+              <w:t>S07</w:t>
+              <w:br/>
+            </w:r>
+            <w:r>
+              <w:rPr>
+                <w:b w:val="0"/>
+                <w:i w:val="0"/>
+                <w:color w:val="64748B"/>
+                <w:sz w:val="14"/>
+              </w:rPr>
+              <w:t>Consommation alimentaire</w:t>
+            </w:r>
+          </w:p>
+        </w:tc>
+        <w:tc>
+          <w:tcPr>
+            <w:tcW w:type="dxa" w:w="1531"/>
+          </w:tcPr>
+          <w:p>
+            <w:r>
+              <w:rPr>
+                <w:b/>
+                <w:i w:val="0"/>
+                <w:color w:val="16A34A"/>
+                <w:sz w:val="16"/>
+              </w:rPr>
+              <w:t>—</w:t>
+            </w:r>
+          </w:p>
+        </w:tc>
+        <w:tc>
+          <w:tcPr>
+            <w:tcW w:type="dxa" w:w="1191"/>
+          </w:tcPr>
+          <w:p>
+            <w:r>
+              <w:rPr>
+                <w:b w:val="0"/>
+                <w:i w:val="0"/>
+                <w:color w:val="64748B"/>
+                <w:sz w:val="16"/>
+              </w:rPr>
+              <w:t>GT-CQ</w:t>
+            </w:r>
+          </w:p>
+        </w:tc>
+        <w:tc>
+          <w:tcPr>
+            <w:tcW w:type="dxa" w:w="4706"/>
+          </w:tcPr>
+          <w:p>
+            <w:r>
+              <w:rPr>
+                <w:b w:val="0"/>
+                <w:i w:val="0"/>
+                <w:sz w:val="17"/>
+              </w:rPr>
+              <w:t>Attention ! La dépense du répas pris à l'extérieur de Mauloude Diop (3200 Fcfa) au cours de 7 derniers jours est relativement élevé.</w:t>
+            </w:r>
+          </w:p>
+        </w:tc>
+      </w:tr>
+      <w:tr>
+        <w:tc>
+          <w:tcPr>
+            <w:tcW w:type="dxa" w:w="964"/>
+          </w:tcPr>
+          <w:p>
+            <w:r>
+              <w:rPr>
+                <w:b/>
+                <w:i w:val="0"/>
+                <w:color w:val="EA580C"/>
+                <w:sz w:val="16"/>
+              </w:rPr>
+              <w:t>Moyenne</w:t>
+            </w:r>
+          </w:p>
+        </w:tc>
+        <w:tc>
+          <w:tcPr>
+            <w:tcW w:type="dxa" w:w="1247"/>
+          </w:tcPr>
+          <w:p>
+            <w:r>
+              <w:rPr>
+                <w:b/>
+                <w:i w:val="0"/>
+                <w:sz w:val="16"/>
+              </w:rPr>
+              <w:t>S07</w:t>
+              <w:br/>
+            </w:r>
+            <w:r>
+              <w:rPr>
+                <w:b w:val="0"/>
+                <w:i w:val="0"/>
+                <w:color w:val="64748B"/>
+                <w:sz w:val="14"/>
+              </w:rPr>
+              <w:t>Consommation alimentaire</w:t>
+            </w:r>
+          </w:p>
+        </w:tc>
+        <w:tc>
+          <w:tcPr>
+            <w:tcW w:type="dxa" w:w="1531"/>
+          </w:tcPr>
+          <w:p>
+            <w:r>
+              <w:rPr>
+                <w:b/>
+                <w:i w:val="0"/>
+                <w:color w:val="16A34A"/>
+                <w:sz w:val="16"/>
+              </w:rPr>
+              <w:t>—</w:t>
+            </w:r>
+          </w:p>
+        </w:tc>
+        <w:tc>
+          <w:tcPr>
+            <w:tcW w:type="dxa" w:w="1191"/>
+          </w:tcPr>
+          <w:p>
+            <w:r>
+              <w:rPr>
+                <w:b w:val="0"/>
+                <w:i w:val="0"/>
+                <w:color w:val="64748B"/>
+                <w:sz w:val="16"/>
+              </w:rPr>
+              <w:t>GT-CQ</w:t>
+            </w:r>
+          </w:p>
+        </w:tc>
+        <w:tc>
+          <w:tcPr>
+            <w:tcW w:type="dxa" w:w="4706"/>
+          </w:tcPr>
+          <w:p>
+            <w:r>
+              <w:rPr>
+                <w:b w:val="0"/>
+                <w:i w:val="0"/>
+                <w:sz w:val="17"/>
+              </w:rPr>
+              <w:t>Attention ! Le prix unitaire d'achat (200 Fcfa) de Pain moderne en miche (Moyen) est relativement élevé par rapport aux autres prix observés dans cette zone.</w:t>
+            </w:r>
+          </w:p>
+        </w:tc>
+      </w:tr>
+      <w:tr>
+        <w:tc>
+          <w:tcPr>
+            <w:tcW w:type="dxa" w:w="964"/>
+          </w:tcPr>
+          <w:p>
+            <w:r>
+              <w:rPr>
+                <w:b/>
+                <w:i w:val="0"/>
+                <w:color w:val="EA580C"/>
+                <w:sz w:val="16"/>
+              </w:rPr>
+              <w:t>Moyenne</w:t>
+            </w:r>
+          </w:p>
+        </w:tc>
+        <w:tc>
+          <w:tcPr>
+            <w:tcW w:type="dxa" w:w="1247"/>
+          </w:tcPr>
+          <w:p>
+            <w:r>
+              <w:rPr>
+                <w:b/>
+                <w:i w:val="0"/>
+                <w:sz w:val="16"/>
+              </w:rPr>
+              <w:t>S07</w:t>
+              <w:br/>
+            </w:r>
+            <w:r>
+              <w:rPr>
+                <w:b w:val="0"/>
+                <w:i w:val="0"/>
+                <w:color w:val="64748B"/>
+                <w:sz w:val="14"/>
+              </w:rPr>
+              <w:t>Consommation alimentaire</w:t>
+            </w:r>
+          </w:p>
+        </w:tc>
+        <w:tc>
+          <w:tcPr>
+            <w:tcW w:type="dxa" w:w="1531"/>
+          </w:tcPr>
+          <w:p>
+            <w:r>
+              <w:rPr>
+                <w:b/>
+                <w:i w:val="0"/>
+                <w:color w:val="16A34A"/>
+                <w:sz w:val="16"/>
+              </w:rPr>
+              <w:t>—</w:t>
+            </w:r>
+          </w:p>
+        </w:tc>
+        <w:tc>
+          <w:tcPr>
+            <w:tcW w:type="dxa" w:w="1191"/>
+          </w:tcPr>
+          <w:p>
+            <w:r>
+              <w:rPr>
+                <w:b w:val="0"/>
+                <w:i w:val="0"/>
+                <w:color w:val="64748B"/>
+                <w:sz w:val="16"/>
+              </w:rPr>
+              <w:t>GT-CQ</w:t>
+            </w:r>
+          </w:p>
+        </w:tc>
+        <w:tc>
+          <w:tcPr>
+            <w:tcW w:type="dxa" w:w="4706"/>
+          </w:tcPr>
+          <w:p>
+            <w:r>
+              <w:rPr>
+                <w:b w:val="0"/>
+                <w:i w:val="0"/>
+                <w:sz w:val="17"/>
+              </w:rPr>
+              <w:t>Prière de corriger ou de confirmer avec le QG.</w:t>
+            </w:r>
+          </w:p>
+        </w:tc>
+      </w:tr>
+      <w:tr>
+        <w:tc>
+          <w:tcPr>
+            <w:tcW w:type="dxa" w:w="964"/>
+          </w:tcPr>
+          <w:p>
+            <w:r>
+              <w:rPr>
+                <w:b/>
+                <w:i w:val="0"/>
+                <w:color w:val="EA580C"/>
+                <w:sz w:val="16"/>
+              </w:rPr>
+              <w:t>Moyenne</w:t>
+            </w:r>
+          </w:p>
+        </w:tc>
+        <w:tc>
+          <w:tcPr>
+            <w:tcW w:type="dxa" w:w="1247"/>
+          </w:tcPr>
+          <w:p>
+            <w:r>
+              <w:rPr>
+                <w:b/>
+                <w:i w:val="0"/>
+                <w:sz w:val="16"/>
+              </w:rPr>
+              <w:t>S09</w:t>
+              <w:br/>
+            </w:r>
+            <w:r>
+              <w:rPr>
+                <w:b w:val="0"/>
+                <w:i w:val="0"/>
+                <w:color w:val="64748B"/>
+                <w:sz w:val="14"/>
+              </w:rPr>
+              <w:t>Dépenses non alimentaires</w:t>
+            </w:r>
+          </w:p>
+        </w:tc>
+        <w:tc>
+          <w:tcPr>
+            <w:tcW w:type="dxa" w:w="1531"/>
+          </w:tcPr>
+          <w:p>
+            <w:r>
+              <w:rPr>
+                <w:b/>
+                <w:i w:val="0"/>
+                <w:color w:val="16A34A"/>
+                <w:sz w:val="16"/>
+              </w:rPr>
+              <w:t>—</w:t>
+            </w:r>
+          </w:p>
+        </w:tc>
+        <w:tc>
+          <w:tcPr>
+            <w:tcW w:type="dxa" w:w="1191"/>
+          </w:tcPr>
+          <w:p>
+            <w:r>
+              <w:rPr>
+                <w:b w:val="0"/>
+                <w:i w:val="0"/>
+                <w:color w:val="64748B"/>
+                <w:sz w:val="16"/>
+              </w:rPr>
+              <w:t>GT-CQ</w:t>
+            </w:r>
+          </w:p>
+        </w:tc>
+        <w:tc>
+          <w:tcPr>
+            <w:tcW w:type="dxa" w:w="4706"/>
+          </w:tcPr>
+          <w:p>
+            <w:r>
+              <w:rPr>
+                <w:b w:val="0"/>
+                <w:i w:val="0"/>
+                <w:sz w:val="17"/>
+              </w:rPr>
+              <w:t>Attention ! La dépense du ménage de Oumar sene (1000 Fcfa) au cours de 7 derniers jours de Cigarettes, Tabac est relativement élevé.</w:t>
+            </w:r>
+          </w:p>
+        </w:tc>
+      </w:tr>
+      <w:tr>
+        <w:tc>
+          <w:tcPr>
+            <w:tcW w:type="dxa" w:w="964"/>
+          </w:tcPr>
+          <w:p>
+            <w:r>
+              <w:rPr>
+                <w:b/>
+                <w:i w:val="0"/>
+                <w:color w:val="EA580C"/>
+                <w:sz w:val="16"/>
+              </w:rPr>
+              <w:t>Moyenne</w:t>
+            </w:r>
+          </w:p>
+        </w:tc>
+        <w:tc>
+          <w:tcPr>
+            <w:tcW w:type="dxa" w:w="1247"/>
+          </w:tcPr>
+          <w:p>
+            <w:r>
+              <w:rPr>
+                <w:b/>
+                <w:i w:val="0"/>
+                <w:sz w:val="16"/>
+              </w:rPr>
+              <w:t>S09</w:t>
+              <w:br/>
+            </w:r>
+            <w:r>
+              <w:rPr>
+                <w:b w:val="0"/>
+                <w:i w:val="0"/>
+                <w:color w:val="64748B"/>
+                <w:sz w:val="14"/>
+              </w:rPr>
+              <w:t>Dépenses non alimentaires</w:t>
+            </w:r>
+          </w:p>
+        </w:tc>
+        <w:tc>
+          <w:tcPr>
+            <w:tcW w:type="dxa" w:w="1531"/>
+          </w:tcPr>
+          <w:p>
+            <w:r>
+              <w:rPr>
+                <w:b/>
+                <w:i w:val="0"/>
+                <w:color w:val="16A34A"/>
+                <w:sz w:val="16"/>
+              </w:rPr>
+              <w:t>—</w:t>
+            </w:r>
+          </w:p>
+        </w:tc>
+        <w:tc>
+          <w:tcPr>
+            <w:tcW w:type="dxa" w:w="1191"/>
+          </w:tcPr>
+          <w:p>
+            <w:r>
+              <w:rPr>
+                <w:b w:val="0"/>
+                <w:i w:val="0"/>
+                <w:color w:val="64748B"/>
+                <w:sz w:val="16"/>
+              </w:rPr>
+              <w:t>GT-CQ</w:t>
+            </w:r>
+          </w:p>
+        </w:tc>
+        <w:tc>
+          <w:tcPr>
+            <w:tcW w:type="dxa" w:w="4706"/>
+          </w:tcPr>
+          <w:p>
+            <w:r>
+              <w:rPr>
+                <w:b w:val="0"/>
+                <w:i w:val="0"/>
+                <w:sz w:val="17"/>
+              </w:rPr>
+              <w:t>Prière de corriger ou de confirmer avec le QG.</w:t>
+            </w:r>
+          </w:p>
+        </w:tc>
+      </w:tr>
+      <w:tr>
+        <w:tc>
+          <w:tcPr>
+            <w:tcW w:type="dxa" w:w="964"/>
+          </w:tcPr>
+          <w:p>
+            <w:r>
+              <w:rPr>
+                <w:b/>
+                <w:i w:val="0"/>
+                <w:color w:val="EA580C"/>
+                <w:sz w:val="16"/>
+              </w:rPr>
+              <w:t>Moyenne</w:t>
+            </w:r>
+          </w:p>
+        </w:tc>
+        <w:tc>
+          <w:tcPr>
+            <w:tcW w:type="dxa" w:w="1247"/>
+          </w:tcPr>
+          <w:p>
+            <w:r>
+              <w:rPr>
+                <w:b/>
+                <w:i w:val="0"/>
+                <w:sz w:val="16"/>
+              </w:rPr>
+              <w:t>S09</w:t>
+              <w:br/>
+            </w:r>
+            <w:r>
+              <w:rPr>
+                <w:b w:val="0"/>
+                <w:i w:val="0"/>
+                <w:color w:val="64748B"/>
+                <w:sz w:val="14"/>
+              </w:rPr>
+              <w:t>Dépenses non alimentaires</w:t>
+            </w:r>
+          </w:p>
+        </w:tc>
+        <w:tc>
+          <w:tcPr>
+            <w:tcW w:type="dxa" w:w="1531"/>
+          </w:tcPr>
+          <w:p>
+            <w:r>
+              <w:rPr>
+                <w:b/>
+                <w:i w:val="0"/>
+                <w:color w:val="16A34A"/>
+                <w:sz w:val="16"/>
+              </w:rPr>
+              <w:t>—</w:t>
+            </w:r>
+          </w:p>
+        </w:tc>
+        <w:tc>
+          <w:tcPr>
+            <w:tcW w:type="dxa" w:w="1191"/>
+          </w:tcPr>
+          <w:p>
+            <w:r>
+              <w:rPr>
+                <w:b w:val="0"/>
+                <w:i w:val="0"/>
+                <w:color w:val="64748B"/>
+                <w:sz w:val="16"/>
+              </w:rPr>
+              <w:t>GT-CQ</w:t>
+            </w:r>
+          </w:p>
+        </w:tc>
+        <w:tc>
+          <w:tcPr>
+            <w:tcW w:type="dxa" w:w="4706"/>
+          </w:tcPr>
+          <w:p>
+            <w:r>
+              <w:rPr>
+                <w:b w:val="0"/>
+                <w:i w:val="0"/>
+                <w:sz w:val="17"/>
+              </w:rPr>
+              <w:t>Attention ! La dépense du ménage de Oumar sene (13800 Fcfa) au cours de 30 derniers jours de Gaz domestique 12,5 kilogrammes est relativement élevé.</w:t>
+            </w:r>
+          </w:p>
+        </w:tc>
+      </w:tr>
+      <w:tr>
+        <w:tc>
+          <w:tcPr>
+            <w:tcW w:type="dxa" w:w="964"/>
+          </w:tcPr>
+          <w:p>
+            <w:r>
+              <w:rPr>
+                <w:b/>
+                <w:i w:val="0"/>
+                <w:color w:val="EA580C"/>
+                <w:sz w:val="16"/>
+              </w:rPr>
+              <w:t>Moyenne</w:t>
+            </w:r>
+          </w:p>
+        </w:tc>
+        <w:tc>
+          <w:tcPr>
+            <w:tcW w:type="dxa" w:w="1247"/>
+          </w:tcPr>
+          <w:p>
+            <w:r>
+              <w:rPr>
+                <w:b/>
+                <w:i w:val="0"/>
+                <w:sz w:val="16"/>
+              </w:rPr>
+              <w:t>S09</w:t>
+              <w:br/>
+            </w:r>
+            <w:r>
+              <w:rPr>
+                <w:b w:val="0"/>
+                <w:i w:val="0"/>
+                <w:color w:val="64748B"/>
+                <w:sz w:val="14"/>
+              </w:rPr>
+              <w:t>Dépenses non alimentaires</w:t>
+            </w:r>
+          </w:p>
+        </w:tc>
+        <w:tc>
+          <w:tcPr>
+            <w:tcW w:type="dxa" w:w="1531"/>
+          </w:tcPr>
+          <w:p>
+            <w:r>
+              <w:rPr>
+                <w:b/>
+                <w:i w:val="0"/>
+                <w:color w:val="16A34A"/>
+                <w:sz w:val="16"/>
+              </w:rPr>
+              <w:t>—</w:t>
+            </w:r>
+          </w:p>
+        </w:tc>
+        <w:tc>
+          <w:tcPr>
+            <w:tcW w:type="dxa" w:w="1191"/>
+          </w:tcPr>
+          <w:p>
+            <w:r>
+              <w:rPr>
+                <w:b w:val="0"/>
+                <w:i w:val="0"/>
+                <w:color w:val="64748B"/>
+                <w:sz w:val="16"/>
+              </w:rPr>
+              <w:t>GT-CQ</w:t>
+            </w:r>
+          </w:p>
+        </w:tc>
+        <w:tc>
+          <w:tcPr>
+            <w:tcW w:type="dxa" w:w="4706"/>
+          </w:tcPr>
+          <w:p>
+            <w:r>
+              <w:rPr>
+                <w:b w:val="0"/>
+                <w:i w:val="0"/>
+                <w:sz w:val="17"/>
+              </w:rPr>
+              <w:t>Prière de corriger ou de confirmer avec le QG.</w:t>
+            </w:r>
+          </w:p>
+        </w:tc>
+      </w:tr>
+      <w:tr>
+        <w:tc>
+          <w:tcPr>
+            <w:tcW w:type="dxa" w:w="964"/>
+          </w:tcPr>
+          <w:p>
+            <w:r>
+              <w:rPr>
+                <w:b/>
+                <w:i w:val="0"/>
+                <w:color w:val="EA580C"/>
+                <w:sz w:val="16"/>
+              </w:rPr>
+              <w:t>Moyenne</w:t>
+            </w:r>
+          </w:p>
+        </w:tc>
+        <w:tc>
+          <w:tcPr>
+            <w:tcW w:type="dxa" w:w="1247"/>
+          </w:tcPr>
+          <w:p>
+            <w:r>
+              <w:rPr>
+                <w:b/>
+                <w:i w:val="0"/>
+                <w:sz w:val="16"/>
+              </w:rPr>
+              <w:t>S09</w:t>
+              <w:br/>
+            </w:r>
+            <w:r>
+              <w:rPr>
+                <w:b w:val="0"/>
+                <w:i w:val="0"/>
+                <w:color w:val="64748B"/>
+                <w:sz w:val="14"/>
+              </w:rPr>
+              <w:t>Dépenses non alimentaires</w:t>
+            </w:r>
+          </w:p>
+        </w:tc>
+        <w:tc>
+          <w:tcPr>
+            <w:tcW w:type="dxa" w:w="1531"/>
+          </w:tcPr>
+          <w:p>
+            <w:r>
+              <w:rPr>
+                <w:b/>
+                <w:i w:val="0"/>
+                <w:color w:val="16A34A"/>
+                <w:sz w:val="16"/>
+              </w:rPr>
+              <w:t>—</w:t>
+            </w:r>
+          </w:p>
+        </w:tc>
+        <w:tc>
+          <w:tcPr>
+            <w:tcW w:type="dxa" w:w="1191"/>
+          </w:tcPr>
+          <w:p>
+            <w:r>
+              <w:rPr>
+                <w:b w:val="0"/>
+                <w:i w:val="0"/>
+                <w:color w:val="64748B"/>
+                <w:sz w:val="16"/>
+              </w:rPr>
+              <w:t>GT-CQ</w:t>
+            </w:r>
+          </w:p>
+        </w:tc>
+        <w:tc>
+          <w:tcPr>
+            <w:tcW w:type="dxa" w:w="4706"/>
+          </w:tcPr>
+          <w:p>
+            <w:r>
+              <w:rPr>
+                <w:b w:val="0"/>
+                <w:i w:val="0"/>
+                <w:sz w:val="17"/>
+              </w:rPr>
+              <w:t>Attention ! La dépense du ménage de Oumar sene (1500 Fcfa) au cours de 30 derniers jours de Piles électriques, est relativement élevé.</w:t>
+            </w:r>
+          </w:p>
+        </w:tc>
+      </w:tr>
+      <w:tr>
+        <w:tc>
+          <w:tcPr>
+            <w:tcW w:type="dxa" w:w="964"/>
+          </w:tcPr>
+          <w:p>
+            <w:r>
+              <w:rPr>
+                <w:b/>
+                <w:i w:val="0"/>
+                <w:color w:val="EA580C"/>
+                <w:sz w:val="16"/>
+              </w:rPr>
+              <w:t>Moyenne</w:t>
+            </w:r>
+          </w:p>
+        </w:tc>
+        <w:tc>
+          <w:tcPr>
+            <w:tcW w:type="dxa" w:w="1247"/>
+          </w:tcPr>
+          <w:p>
+            <w:r>
+              <w:rPr>
+                <w:b/>
+                <w:i w:val="0"/>
+                <w:sz w:val="16"/>
+              </w:rPr>
+              <w:t>S09</w:t>
+              <w:br/>
+            </w:r>
+            <w:r>
+              <w:rPr>
+                <w:b w:val="0"/>
+                <w:i w:val="0"/>
+                <w:color w:val="64748B"/>
+                <w:sz w:val="14"/>
+              </w:rPr>
+              <w:t>Dépenses non alimentaires</w:t>
+            </w:r>
+          </w:p>
+        </w:tc>
+        <w:tc>
+          <w:tcPr>
+            <w:tcW w:type="dxa" w:w="1531"/>
+          </w:tcPr>
+          <w:p>
+            <w:r>
+              <w:rPr>
+                <w:b/>
+                <w:i w:val="0"/>
+                <w:color w:val="16A34A"/>
+                <w:sz w:val="16"/>
+              </w:rPr>
+              <w:t>—</w:t>
+            </w:r>
+          </w:p>
+        </w:tc>
+        <w:tc>
+          <w:tcPr>
+            <w:tcW w:type="dxa" w:w="1191"/>
+          </w:tcPr>
+          <w:p>
+            <w:r>
+              <w:rPr>
+                <w:b w:val="0"/>
+                <w:i w:val="0"/>
+                <w:color w:val="64748B"/>
+                <w:sz w:val="16"/>
+              </w:rPr>
+              <w:t>GT-CQ</w:t>
+            </w:r>
+          </w:p>
+        </w:tc>
+        <w:tc>
+          <w:tcPr>
+            <w:tcW w:type="dxa" w:w="4706"/>
+          </w:tcPr>
+          <w:p>
+            <w:r>
+              <w:rPr>
+                <w:b w:val="0"/>
+                <w:i w:val="0"/>
+                <w:sz w:val="17"/>
+              </w:rPr>
+              <w:t>Attention ! La dépense du ménage de Oumar sene (1000 Fcfa) au cours de 3 derniers mois de Frais d'entretien et de réparation de chaussures: cirage, ressemelage, etc est relativement élevé.</w:t>
+            </w:r>
+          </w:p>
+        </w:tc>
+      </w:tr>
+      <w:tr>
+        <w:tc>
+          <w:tcPr>
+            <w:tcW w:type="dxa" w:w="964"/>
+          </w:tcPr>
+          <w:p>
+            <w:r>
+              <w:rPr>
+                <w:b/>
+                <w:i w:val="0"/>
+                <w:color w:val="EA580C"/>
+                <w:sz w:val="16"/>
+              </w:rPr>
+              <w:t>Moyenne</w:t>
+            </w:r>
+          </w:p>
+        </w:tc>
+        <w:tc>
+          <w:tcPr>
+            <w:tcW w:type="dxa" w:w="1247"/>
+          </w:tcPr>
+          <w:p>
+            <w:r>
+              <w:rPr>
+                <w:b/>
+                <w:i w:val="0"/>
+                <w:sz w:val="16"/>
+              </w:rPr>
+              <w:t>S09</w:t>
+              <w:br/>
+            </w:r>
+            <w:r>
+              <w:rPr>
+                <w:b w:val="0"/>
+                <w:i w:val="0"/>
+                <w:color w:val="64748B"/>
+                <w:sz w:val="14"/>
+              </w:rPr>
+              <w:t>Dépenses non alimentaires</w:t>
+            </w:r>
+          </w:p>
+        </w:tc>
+        <w:tc>
+          <w:tcPr>
+            <w:tcW w:type="dxa" w:w="1531"/>
+          </w:tcPr>
+          <w:p>
+            <w:r>
+              <w:rPr>
+                <w:b/>
+                <w:i w:val="0"/>
+                <w:color w:val="16A34A"/>
+                <w:sz w:val="16"/>
+              </w:rPr>
+              <w:t>—</w:t>
+            </w:r>
+          </w:p>
+        </w:tc>
+        <w:tc>
+          <w:tcPr>
+            <w:tcW w:type="dxa" w:w="1191"/>
+          </w:tcPr>
+          <w:p>
+            <w:r>
+              <w:rPr>
+                <w:b w:val="0"/>
+                <w:i w:val="0"/>
+                <w:color w:val="64748B"/>
+                <w:sz w:val="16"/>
+              </w:rPr>
+              <w:t>GT-CQ</w:t>
+            </w:r>
+          </w:p>
+        </w:tc>
+        <w:tc>
+          <w:tcPr>
+            <w:tcW w:type="dxa" w:w="4706"/>
+          </w:tcPr>
+          <w:p>
+            <w:r>
+              <w:rPr>
+                <w:b w:val="0"/>
+                <w:i w:val="0"/>
+                <w:sz w:val="17"/>
+              </w:rPr>
+              <w:t>Prière de corriger ou de confirmer avec le QG.</w:t>
+            </w:r>
+          </w:p>
+        </w:tc>
+      </w:tr>
+      <w:tr>
+        <w:tc>
+          <w:tcPr>
+            <w:tcW w:type="dxa" w:w="964"/>
+          </w:tcPr>
+          <w:p>
+            <w:r>
+              <w:rPr>
+                <w:b/>
+                <w:i w:val="0"/>
+                <w:color w:val="EA580C"/>
+                <w:sz w:val="16"/>
+              </w:rPr>
+              <w:t>Moyenne</w:t>
+            </w:r>
+          </w:p>
+        </w:tc>
+        <w:tc>
+          <w:tcPr>
+            <w:tcW w:type="dxa" w:w="1247"/>
+          </w:tcPr>
+          <w:p>
+            <w:r>
+              <w:rPr>
+                <w:b/>
+                <w:i w:val="0"/>
+                <w:sz w:val="16"/>
+              </w:rPr>
+              <w:t>S09</w:t>
+              <w:br/>
+            </w:r>
+            <w:r>
+              <w:rPr>
+                <w:b w:val="0"/>
+                <w:i w:val="0"/>
+                <w:color w:val="64748B"/>
+                <w:sz w:val="14"/>
+              </w:rPr>
+              <w:t>Dépenses non alimentaires</w:t>
+            </w:r>
+          </w:p>
+        </w:tc>
+        <w:tc>
+          <w:tcPr>
+            <w:tcW w:type="dxa" w:w="1531"/>
+          </w:tcPr>
+          <w:p>
+            <w:r>
+              <w:rPr>
+                <w:b/>
+                <w:i w:val="0"/>
+                <w:color w:val="16A34A"/>
+                <w:sz w:val="16"/>
+              </w:rPr>
+              <w:t>—</w:t>
+            </w:r>
+          </w:p>
+        </w:tc>
+        <w:tc>
+          <w:tcPr>
+            <w:tcW w:type="dxa" w:w="1191"/>
+          </w:tcPr>
+          <w:p>
+            <w:r>
+              <w:rPr>
+                <w:b w:val="0"/>
+                <w:i w:val="0"/>
+                <w:color w:val="64748B"/>
+                <w:sz w:val="16"/>
+              </w:rPr>
+              <w:t>GT-CQ</w:t>
+            </w:r>
+          </w:p>
+        </w:tc>
+        <w:tc>
+          <w:tcPr>
+            <w:tcW w:type="dxa" w:w="4706"/>
+          </w:tcPr>
+          <w:p>
+            <w:r>
+              <w:rPr>
+                <w:b w:val="0"/>
+                <w:i w:val="0"/>
+                <w:sz w:val="17"/>
+              </w:rPr>
+              <w:t>Peu plausible! le montant de la dépense (3500 Fcfa) pour Brosse à dents semble trop élevé.</w:t>
+            </w:r>
+          </w:p>
+        </w:tc>
+      </w:tr>
+      <w:tr>
+        <w:tc>
+          <w:tcPr>
+            <w:tcW w:type="dxa" w:w="964"/>
+          </w:tcPr>
+          <w:p>
+            <w:r>
+              <w:rPr>
+                <w:b/>
+                <w:i w:val="0"/>
+                <w:color w:val="EA580C"/>
+                <w:sz w:val="16"/>
+              </w:rPr>
+              <w:t>Moyenne</w:t>
+            </w:r>
+          </w:p>
+        </w:tc>
+        <w:tc>
+          <w:tcPr>
+            <w:tcW w:type="dxa" w:w="1247"/>
+          </w:tcPr>
+          <w:p>
+            <w:r>
+              <w:rPr>
+                <w:b/>
+                <w:i w:val="0"/>
+                <w:sz w:val="16"/>
+              </w:rPr>
+              <w:t>S09</w:t>
+              <w:br/>
+            </w:r>
+            <w:r>
+              <w:rPr>
+                <w:b w:val="0"/>
+                <w:i w:val="0"/>
+                <w:color w:val="64748B"/>
+                <w:sz w:val="14"/>
+              </w:rPr>
+              <w:t>Dépenses non alimentaires</w:t>
+            </w:r>
+          </w:p>
+        </w:tc>
+        <w:tc>
+          <w:tcPr>
+            <w:tcW w:type="dxa" w:w="1531"/>
+          </w:tcPr>
+          <w:p>
+            <w:r>
+              <w:rPr>
+                <w:b/>
+                <w:i w:val="0"/>
+                <w:color w:val="16A34A"/>
+                <w:sz w:val="16"/>
+              </w:rPr>
+              <w:t>—</w:t>
+            </w:r>
+          </w:p>
+        </w:tc>
+        <w:tc>
+          <w:tcPr>
+            <w:tcW w:type="dxa" w:w="1191"/>
+          </w:tcPr>
+          <w:p>
+            <w:r>
+              <w:rPr>
+                <w:b w:val="0"/>
+                <w:i w:val="0"/>
+                <w:color w:val="64748B"/>
+                <w:sz w:val="16"/>
+              </w:rPr>
+              <w:t>GT-CQ</w:t>
+            </w:r>
+          </w:p>
+        </w:tc>
+        <w:tc>
+          <w:tcPr>
+            <w:tcW w:type="dxa" w:w="4706"/>
+          </w:tcPr>
+          <w:p>
+            <w:r>
+              <w:rPr>
+                <w:b w:val="0"/>
+                <w:i w:val="0"/>
+                <w:sz w:val="17"/>
+              </w:rPr>
+              <w:t>Veuillez, s'il vous plaît, confirmer cette information avec le QG ou la corriger.</w:t>
+            </w:r>
+          </w:p>
+        </w:tc>
+      </w:tr>
+      <w:tr>
+        <w:tc>
+          <w:tcPr>
+            <w:tcW w:type="dxa" w:w="964"/>
+          </w:tcPr>
+          <w:p>
+            <w:r>
+              <w:rPr>
+                <w:b/>
+                <w:i w:val="0"/>
+                <w:color w:val="EA580C"/>
+                <w:sz w:val="16"/>
+              </w:rPr>
+              <w:t>Moyenne</w:t>
+            </w:r>
+          </w:p>
+        </w:tc>
+        <w:tc>
+          <w:tcPr>
+            <w:tcW w:type="dxa" w:w="1247"/>
+          </w:tcPr>
+          <w:p>
+            <w:r>
+              <w:rPr>
+                <w:b/>
+                <w:i w:val="0"/>
+                <w:sz w:val="16"/>
+              </w:rPr>
+              <w:t>S09</w:t>
+              <w:br/>
+            </w:r>
+            <w:r>
+              <w:rPr>
+                <w:b w:val="0"/>
+                <w:i w:val="0"/>
+                <w:color w:val="64748B"/>
+                <w:sz w:val="14"/>
+              </w:rPr>
+              <w:t>Dépenses non alimentaires</w:t>
+            </w:r>
+          </w:p>
+        </w:tc>
+        <w:tc>
+          <w:tcPr>
+            <w:tcW w:type="dxa" w:w="1531"/>
+          </w:tcPr>
+          <w:p>
+            <w:r>
+              <w:rPr>
+                <w:b/>
+                <w:i w:val="0"/>
+                <w:color w:val="16A34A"/>
+                <w:sz w:val="16"/>
+              </w:rPr>
+              <w:t>—</w:t>
+            </w:r>
+          </w:p>
+        </w:tc>
+        <w:tc>
+          <w:tcPr>
+            <w:tcW w:type="dxa" w:w="1191"/>
+          </w:tcPr>
+          <w:p>
+            <w:r>
+              <w:rPr>
+                <w:b w:val="0"/>
+                <w:i w:val="0"/>
+                <w:color w:val="64748B"/>
+                <w:sz w:val="16"/>
+              </w:rPr>
+              <w:t>GT-CQ</w:t>
+            </w:r>
+          </w:p>
+        </w:tc>
+        <w:tc>
+          <w:tcPr>
+            <w:tcW w:type="dxa" w:w="4706"/>
+          </w:tcPr>
+          <w:p>
+            <w:r>
+              <w:rPr>
+                <w:b w:val="0"/>
+                <w:i w:val="0"/>
+                <w:sz w:val="17"/>
+              </w:rPr>
+              <w:t>Attention ! La dépense du ménage de Oumar sene (15000 Fcfa) au cours de 6 derniers mois de Vêtements enfants (0-14 ans): layette pour bébé, chemise, pantalon garçon, robe fillette, slip enfant, blouses, etc.</w:t>
+            </w:r>
+          </w:p>
+        </w:tc>
+      </w:tr>
+      <w:tr>
+        <w:tc>
+          <w:tcPr>
+            <w:tcW w:type="dxa" w:w="964"/>
+          </w:tcPr>
+          <w:p>
+            <w:r>
+              <w:rPr>
+                <w:b/>
+                <w:i w:val="0"/>
+                <w:color w:val="EA580C"/>
+                <w:sz w:val="16"/>
+              </w:rPr>
+              <w:t>Moyenne</w:t>
+            </w:r>
+          </w:p>
+        </w:tc>
+        <w:tc>
+          <w:tcPr>
+            <w:tcW w:type="dxa" w:w="1247"/>
+          </w:tcPr>
+          <w:p>
+            <w:r>
+              <w:rPr>
+                <w:b/>
+                <w:i w:val="0"/>
+                <w:sz w:val="16"/>
+              </w:rPr>
+              <w:t>S09</w:t>
+              <w:br/>
+            </w:r>
+            <w:r>
+              <w:rPr>
+                <w:b w:val="0"/>
+                <w:i w:val="0"/>
+                <w:color w:val="64748B"/>
+                <w:sz w:val="14"/>
+              </w:rPr>
+              <w:t>Dépenses non alimentaires</w:t>
+            </w:r>
+          </w:p>
+        </w:tc>
+        <w:tc>
+          <w:tcPr>
+            <w:tcW w:type="dxa" w:w="1531"/>
+          </w:tcPr>
+          <w:p>
+            <w:r>
+              <w:rPr>
+                <w:b/>
+                <w:i w:val="0"/>
+                <w:color w:val="16A34A"/>
+                <w:sz w:val="16"/>
+              </w:rPr>
+              <w:t>—</w:t>
+            </w:r>
+          </w:p>
+        </w:tc>
+        <w:tc>
+          <w:tcPr>
+            <w:tcW w:type="dxa" w:w="1191"/>
+          </w:tcPr>
+          <w:p>
+            <w:r>
+              <w:rPr>
+                <w:b w:val="0"/>
+                <w:i w:val="0"/>
+                <w:color w:val="64748B"/>
+                <w:sz w:val="16"/>
+              </w:rPr>
+              <w:t>GT-CQ</w:t>
+            </w:r>
+          </w:p>
+        </w:tc>
+        <w:tc>
+          <w:tcPr>
+            <w:tcW w:type="dxa" w:w="4706"/>
+          </w:tcPr>
+          <w:p>
+            <w:r>
+              <w:rPr>
+                <w:b w:val="0"/>
+                <w:i w:val="0"/>
+                <w:sz w:val="17"/>
+              </w:rPr>
+              <w:t>(Pas inclure les uniformes scolaires) est relativement élevé.</w:t>
+            </w:r>
+          </w:p>
+        </w:tc>
+      </w:tr>
+      <w:tr>
+        <w:tc>
+          <w:tcPr>
+            <w:tcW w:type="dxa" w:w="964"/>
+          </w:tcPr>
+          <w:p>
+            <w:r>
+              <w:rPr>
+                <w:b/>
+                <w:i w:val="0"/>
+                <w:color w:val="EA580C"/>
+                <w:sz w:val="16"/>
+              </w:rPr>
+              <w:t>Moyenne</w:t>
+            </w:r>
+          </w:p>
+        </w:tc>
+        <w:tc>
+          <w:tcPr>
+            <w:tcW w:type="dxa" w:w="1247"/>
+          </w:tcPr>
+          <w:p>
+            <w:r>
+              <w:rPr>
+                <w:b/>
+                <w:i w:val="0"/>
+                <w:sz w:val="16"/>
+              </w:rPr>
+              <w:t>S09</w:t>
+              <w:br/>
+            </w:r>
+            <w:r>
+              <w:rPr>
+                <w:b w:val="0"/>
+                <w:i w:val="0"/>
+                <w:color w:val="64748B"/>
+                <w:sz w:val="14"/>
+              </w:rPr>
+              <w:t>Dépenses non alimentaires</w:t>
+            </w:r>
+          </w:p>
+        </w:tc>
+        <w:tc>
+          <w:tcPr>
+            <w:tcW w:type="dxa" w:w="1531"/>
+          </w:tcPr>
+          <w:p>
+            <w:r>
+              <w:rPr>
+                <w:b/>
+                <w:i w:val="0"/>
+                <w:color w:val="16A34A"/>
+                <w:sz w:val="16"/>
+              </w:rPr>
+              <w:t>—</w:t>
+            </w:r>
+          </w:p>
+        </w:tc>
+        <w:tc>
+          <w:tcPr>
+            <w:tcW w:type="dxa" w:w="1191"/>
+          </w:tcPr>
+          <w:p>
+            <w:r>
+              <w:rPr>
+                <w:b w:val="0"/>
+                <w:i w:val="0"/>
+                <w:color w:val="64748B"/>
+                <w:sz w:val="16"/>
+              </w:rPr>
+              <w:t>GT-CQ</w:t>
+            </w:r>
+          </w:p>
+        </w:tc>
+        <w:tc>
+          <w:tcPr>
+            <w:tcW w:type="dxa" w:w="4706"/>
+          </w:tcPr>
+          <w:p>
+            <w:r>
+              <w:rPr>
+                <w:b w:val="0"/>
+                <w:i w:val="0"/>
+                <w:sz w:val="17"/>
+              </w:rPr>
+              <w:t>Prière de corriger ou de confirmer avec le QG.</w:t>
+            </w:r>
+          </w:p>
+        </w:tc>
+      </w:tr>
+      <w:tr>
+        <w:tc>
+          <w:tcPr>
+            <w:tcW w:type="dxa" w:w="964"/>
+          </w:tcPr>
+          <w:p>
+            <w:r>
+              <w:rPr>
+                <w:b/>
+                <w:i w:val="0"/>
+                <w:color w:val="EA580C"/>
+                <w:sz w:val="16"/>
+              </w:rPr>
+              <w:t>Moyenne</w:t>
+            </w:r>
+          </w:p>
+        </w:tc>
+        <w:tc>
+          <w:tcPr>
+            <w:tcW w:type="dxa" w:w="1247"/>
+          </w:tcPr>
+          <w:p>
+            <w:r>
+              <w:rPr>
+                <w:b/>
+                <w:i w:val="0"/>
+                <w:sz w:val="16"/>
+              </w:rPr>
+              <w:t>S09</w:t>
+              <w:br/>
+            </w:r>
+            <w:r>
+              <w:rPr>
+                <w:b w:val="0"/>
+                <w:i w:val="0"/>
+                <w:color w:val="64748B"/>
+                <w:sz w:val="14"/>
+              </w:rPr>
+              <w:t>Dépenses non alimentaires</w:t>
+            </w:r>
+          </w:p>
+        </w:tc>
+        <w:tc>
+          <w:tcPr>
+            <w:tcW w:type="dxa" w:w="1531"/>
+          </w:tcPr>
+          <w:p>
+            <w:r>
+              <w:rPr>
+                <w:b/>
+                <w:i w:val="0"/>
+                <w:color w:val="16A34A"/>
+                <w:sz w:val="16"/>
+              </w:rPr>
+              <w:t>—</w:t>
+            </w:r>
+          </w:p>
+        </w:tc>
+        <w:tc>
+          <w:tcPr>
+            <w:tcW w:type="dxa" w:w="1191"/>
+          </w:tcPr>
+          <w:p>
+            <w:r>
+              <w:rPr>
+                <w:b w:val="0"/>
+                <w:i w:val="0"/>
+                <w:color w:val="64748B"/>
+                <w:sz w:val="16"/>
+              </w:rPr>
+              <w:t>GT-CQ</w:t>
+            </w:r>
+          </w:p>
+        </w:tc>
+        <w:tc>
+          <w:tcPr>
+            <w:tcW w:type="dxa" w:w="4706"/>
+          </w:tcPr>
+          <w:p>
+            <w:r>
+              <w:rPr>
+                <w:b w:val="0"/>
+                <w:i w:val="0"/>
+                <w:sz w:val="17"/>
+              </w:rPr>
+              <w:t>Attention ! La dépense du ménage de Oumar sene (2000 Fcfa) au cours de 6 derniers mois de Frais de confection et de réparation de vêtements enfants est relativement élevé.</w:t>
+            </w:r>
+          </w:p>
+        </w:tc>
+      </w:tr>
+      <w:tr>
+        <w:tc>
+          <w:tcPr>
+            <w:tcW w:type="dxa" w:w="964"/>
+          </w:tcPr>
+          <w:p>
+            <w:r>
+              <w:rPr>
+                <w:b/>
+                <w:i w:val="0"/>
+                <w:color w:val="EA580C"/>
+                <w:sz w:val="16"/>
+              </w:rPr>
+              <w:t>Moyenne</w:t>
+            </w:r>
+          </w:p>
+        </w:tc>
+        <w:tc>
+          <w:tcPr>
+            <w:tcW w:type="dxa" w:w="1247"/>
+          </w:tcPr>
+          <w:p>
+            <w:r>
+              <w:rPr>
+                <w:b/>
+                <w:i w:val="0"/>
+                <w:sz w:val="16"/>
+              </w:rPr>
+              <w:t>S09</w:t>
+              <w:br/>
+            </w:r>
+            <w:r>
+              <w:rPr>
+                <w:b w:val="0"/>
+                <w:i w:val="0"/>
+                <w:color w:val="64748B"/>
+                <w:sz w:val="14"/>
+              </w:rPr>
+              <w:t>Dépenses non alimentaires</w:t>
+            </w:r>
+          </w:p>
+        </w:tc>
+        <w:tc>
+          <w:tcPr>
+            <w:tcW w:type="dxa" w:w="1531"/>
+          </w:tcPr>
+          <w:p>
+            <w:r>
+              <w:rPr>
+                <w:b/>
+                <w:i w:val="0"/>
+                <w:color w:val="16A34A"/>
+                <w:sz w:val="16"/>
+              </w:rPr>
+              <w:t>—</w:t>
+            </w:r>
+          </w:p>
+        </w:tc>
+        <w:tc>
+          <w:tcPr>
+            <w:tcW w:type="dxa" w:w="1191"/>
+          </w:tcPr>
+          <w:p>
+            <w:r>
+              <w:rPr>
+                <w:b w:val="0"/>
+                <w:i w:val="0"/>
+                <w:color w:val="64748B"/>
+                <w:sz w:val="16"/>
+              </w:rPr>
+              <w:t>GT-CQ</w:t>
+            </w:r>
+          </w:p>
+        </w:tc>
+        <w:tc>
+          <w:tcPr>
+            <w:tcW w:type="dxa" w:w="4706"/>
+          </w:tcPr>
+          <w:p>
+            <w:r>
+              <w:rPr>
+                <w:b w:val="0"/>
+                <w:i w:val="0"/>
+                <w:sz w:val="17"/>
+              </w:rPr>
+              <w:t>Attention ! La dépense du ménage de Oumar sene (100000 Fcfa) au cours de 12 derniers mois de Achat d'un téléphone portable est relativement élevé.</w:t>
+            </w:r>
+          </w:p>
+        </w:tc>
+      </w:tr>
+      <w:tr>
+        <w:tc>
+          <w:tcPr>
+            <w:tcW w:type="dxa" w:w="964"/>
+          </w:tcPr>
+          <w:p>
+            <w:r>
+              <w:rPr>
+                <w:b/>
+                <w:i w:val="0"/>
+                <w:color w:val="EA580C"/>
+                <w:sz w:val="16"/>
+              </w:rPr>
+              <w:t>Moyenne</w:t>
+            </w:r>
+          </w:p>
+        </w:tc>
+        <w:tc>
+          <w:tcPr>
+            <w:tcW w:type="dxa" w:w="1247"/>
+          </w:tcPr>
+          <w:p>
+            <w:r>
+              <w:rPr>
+                <w:b/>
+                <w:i w:val="0"/>
+                <w:sz w:val="16"/>
+              </w:rPr>
+              <w:t>S09</w:t>
+              <w:br/>
+            </w:r>
+            <w:r>
+              <w:rPr>
+                <w:b w:val="0"/>
+                <w:i w:val="0"/>
+                <w:color w:val="64748B"/>
+                <w:sz w:val="14"/>
+              </w:rPr>
+              <w:t>Dépenses non alimentaires</w:t>
+            </w:r>
+          </w:p>
+        </w:tc>
+        <w:tc>
+          <w:tcPr>
+            <w:tcW w:type="dxa" w:w="1531"/>
+          </w:tcPr>
+          <w:p>
+            <w:r>
+              <w:rPr>
+                <w:b/>
+                <w:i w:val="0"/>
+                <w:color w:val="16A34A"/>
+                <w:sz w:val="16"/>
+              </w:rPr>
+              <w:t>—</w:t>
+            </w:r>
+          </w:p>
+        </w:tc>
+        <w:tc>
+          <w:tcPr>
+            <w:tcW w:type="dxa" w:w="1191"/>
+          </w:tcPr>
+          <w:p>
+            <w:r>
+              <w:rPr>
+                <w:b w:val="0"/>
+                <w:i w:val="0"/>
+                <w:color w:val="64748B"/>
+                <w:sz w:val="16"/>
+              </w:rPr>
+              <w:t>GT-CQ</w:t>
+            </w:r>
+          </w:p>
+        </w:tc>
+        <w:tc>
+          <w:tcPr>
+            <w:tcW w:type="dxa" w:w="4706"/>
+          </w:tcPr>
+          <w:p>
+            <w:r>
+              <w:rPr>
+                <w:b w:val="0"/>
+                <w:i w:val="0"/>
+                <w:sz w:val="17"/>
+              </w:rPr>
+              <w:t>Prière de corriger ou de confirmer avec le QG.</w:t>
+            </w:r>
+          </w:p>
+        </w:tc>
+      </w:tr>
+      <w:tr>
+        <w:tc>
+          <w:tcPr>
+            <w:tcW w:type="dxa" w:w="964"/>
+          </w:tcPr>
+          <w:p>
+            <w:r>
+              <w:rPr>
+                <w:b/>
+                <w:i w:val="0"/>
+                <w:color w:val="EA580C"/>
+                <w:sz w:val="16"/>
+              </w:rPr>
+              <w:t>Moyenne</w:t>
+            </w:r>
+          </w:p>
+        </w:tc>
+        <w:tc>
+          <w:tcPr>
+            <w:tcW w:type="dxa" w:w="1247"/>
+          </w:tcPr>
+          <w:p>
+            <w:r>
+              <w:rPr>
+                <w:b/>
+                <w:i w:val="0"/>
+                <w:sz w:val="16"/>
+              </w:rPr>
+              <w:t>S10</w:t>
+              <w:br/>
+            </w:r>
+            <w:r>
+              <w:rPr>
+                <w:b w:val="0"/>
+                <w:i w:val="0"/>
+                <w:color w:val="64748B"/>
+                <w:sz w:val="14"/>
+              </w:rPr>
+              <w:t>Logement</w:t>
+            </w:r>
+          </w:p>
+        </w:tc>
+        <w:tc>
+          <w:tcPr>
+            <w:tcW w:type="dxa" w:w="1531"/>
+          </w:tcPr>
+          <w:p>
+            <w:r>
+              <w:rPr>
+                <w:b/>
+                <w:i w:val="0"/>
+                <w:color w:val="16A34A"/>
+                <w:sz w:val="16"/>
+              </w:rPr>
+              <w:t>—</w:t>
+            </w:r>
+          </w:p>
+        </w:tc>
+        <w:tc>
+          <w:tcPr>
+            <w:tcW w:type="dxa" w:w="1191"/>
+          </w:tcPr>
+          <w:p>
+            <w:r>
+              <w:rPr>
+                <w:b w:val="0"/>
+                <w:i w:val="0"/>
+                <w:color w:val="64748B"/>
+                <w:sz w:val="16"/>
+              </w:rPr>
+              <w:t>GT-CQ</w:t>
+            </w:r>
+          </w:p>
+        </w:tc>
+        <w:tc>
+          <w:tcPr>
+            <w:tcW w:type="dxa" w:w="4706"/>
+          </w:tcPr>
+          <w:p>
+            <w:r>
+              <w:rPr>
+                <w:b w:val="0"/>
+                <w:i w:val="0"/>
+                <w:sz w:val="17"/>
+              </w:rPr>
+              <w:t>L'entreprise vendeur de glace est généralement une entreprise commerciale ou de service dont elle ne depense pas en achat de matières premières.Elle ne transforme pas de produit donc ne peut pas obtenir un montant sur la vente des produits transformés (10.48 ou 10.49).</w:t>
+            </w:r>
+          </w:p>
+        </w:tc>
+      </w:tr>
+      <w:tr>
+        <w:tc>
+          <w:tcPr>
+            <w:tcW w:type="dxa" w:w="964"/>
+          </w:tcPr>
+          <w:p>
+            <w:r>
+              <w:rPr>
+                <w:b/>
+                <w:i w:val="0"/>
+                <w:color w:val="EA580C"/>
+                <w:sz w:val="16"/>
+              </w:rPr>
+              <w:t>Moyenne</w:t>
+            </w:r>
+          </w:p>
+        </w:tc>
+        <w:tc>
+          <w:tcPr>
+            <w:tcW w:type="dxa" w:w="1247"/>
+          </w:tcPr>
+          <w:p>
+            <w:r>
+              <w:rPr>
+                <w:b/>
+                <w:i w:val="0"/>
+                <w:sz w:val="16"/>
+              </w:rPr>
+              <w:t>S10</w:t>
+              <w:br/>
+            </w:r>
+            <w:r>
+              <w:rPr>
+                <w:b w:val="0"/>
+                <w:i w:val="0"/>
+                <w:color w:val="64748B"/>
+                <w:sz w:val="14"/>
+              </w:rPr>
+              <w:t>Logement</w:t>
+            </w:r>
+          </w:p>
+        </w:tc>
+        <w:tc>
+          <w:tcPr>
+            <w:tcW w:type="dxa" w:w="1531"/>
+          </w:tcPr>
+          <w:p>
+            <w:r>
+              <w:rPr>
+                <w:b/>
+                <w:i w:val="0"/>
+                <w:color w:val="16A34A"/>
+                <w:sz w:val="16"/>
+              </w:rPr>
+              <w:t>—</w:t>
+            </w:r>
+          </w:p>
+        </w:tc>
+        <w:tc>
+          <w:tcPr>
+            <w:tcW w:type="dxa" w:w="1191"/>
+          </w:tcPr>
+          <w:p>
+            <w:r>
+              <w:rPr>
+                <w:b w:val="0"/>
+                <w:i w:val="0"/>
+                <w:color w:val="64748B"/>
+                <w:sz w:val="16"/>
+              </w:rPr>
+              <w:t>GT-CQ</w:t>
+            </w:r>
+          </w:p>
+        </w:tc>
+        <w:tc>
+          <w:tcPr>
+            <w:tcW w:type="dxa" w:w="4706"/>
+          </w:tcPr>
+          <w:p>
+            <w:r>
+              <w:rPr>
+                <w:b w:val="0"/>
+                <w:i w:val="0"/>
+                <w:sz w:val="17"/>
+              </w:rPr>
+              <w:t>Prière de mettre 0 pour ces questions si elles ne font pas de transformation.</w:t>
+            </w:r>
+          </w:p>
+        </w:tc>
+      </w:tr>
+      <w:tr>
+        <w:tc>
+          <w:tcPr>
+            <w:tcW w:type="dxa" w:w="964"/>
+          </w:tcPr>
+          <w:p>
+            <w:r>
+              <w:rPr>
+                <w:b/>
+                <w:i w:val="0"/>
+                <w:color w:val="EA580C"/>
+                <w:sz w:val="16"/>
+              </w:rPr>
+              <w:t>Moyenne</w:t>
+            </w:r>
+          </w:p>
+        </w:tc>
+        <w:tc>
+          <w:tcPr>
+            <w:tcW w:type="dxa" w:w="1247"/>
+          </w:tcPr>
+          <w:p>
+            <w:r>
+              <w:rPr>
+                <w:b/>
+                <w:i w:val="0"/>
+                <w:sz w:val="16"/>
+              </w:rPr>
+              <w:t>S10</w:t>
+              <w:br/>
+            </w:r>
+            <w:r>
+              <w:rPr>
+                <w:b w:val="0"/>
+                <w:i w:val="0"/>
+                <w:color w:val="64748B"/>
+                <w:sz w:val="14"/>
+              </w:rPr>
+              <w:t>Logement</w:t>
+            </w:r>
+          </w:p>
+        </w:tc>
+        <w:tc>
+          <w:tcPr>
+            <w:tcW w:type="dxa" w:w="1531"/>
+          </w:tcPr>
+          <w:p>
+            <w:r>
+              <w:rPr>
+                <w:b/>
+                <w:i w:val="0"/>
+                <w:color w:val="16A34A"/>
+                <w:sz w:val="16"/>
+              </w:rPr>
+              <w:t>—</w:t>
+            </w:r>
+          </w:p>
+        </w:tc>
+        <w:tc>
+          <w:tcPr>
+            <w:tcW w:type="dxa" w:w="1191"/>
+          </w:tcPr>
+          <w:p>
+            <w:r>
+              <w:rPr>
+                <w:b w:val="0"/>
+                <w:i w:val="0"/>
+                <w:color w:val="64748B"/>
+                <w:sz w:val="16"/>
+              </w:rPr>
+              <w:t>GT-CQ</w:t>
+            </w:r>
+          </w:p>
+        </w:tc>
+        <w:tc>
+          <w:tcPr>
+            <w:tcW w:type="dxa" w:w="4706"/>
+          </w:tcPr>
+          <w:p>
+            <w:r>
+              <w:rPr>
+                <w:b w:val="0"/>
+                <w:i w:val="0"/>
+                <w:sz w:val="17"/>
+              </w:rPr>
+              <w:t>L'entreprise vendeur de glace n'est pas une entreprise de fabrication et pourtant vous avez renseigné soit renseigner la question 10.48 ou 10.49, si vous pensez qu'elle est une entreprise de fabrication prière de reprendre le classement de la nomenclature en 10.17a ou s'elle ne fait de fabrication merci de mettre 0 en 10.48 et 10.49.</w:t>
+            </w:r>
+          </w:p>
+        </w:tc>
+      </w:tr>
+      <w:tr>
+        <w:tc>
+          <w:tcPr>
+            <w:tcW w:type="dxa" w:w="964"/>
+          </w:tcPr>
+          <w:p>
+            <w:r>
+              <w:rPr>
+                <w:b/>
+                <w:i w:val="0"/>
+                <w:color w:val="EA580C"/>
+                <w:sz w:val="16"/>
+              </w:rPr>
+              <w:t>Moyenne</w:t>
+            </w:r>
+          </w:p>
+        </w:tc>
+        <w:tc>
+          <w:tcPr>
+            <w:tcW w:type="dxa" w:w="1247"/>
+          </w:tcPr>
+          <w:p>
+            <w:r>
+              <w:rPr>
+                <w:b/>
+                <w:i w:val="0"/>
+                <w:sz w:val="16"/>
+              </w:rPr>
+              <w:t>S10</w:t>
+              <w:br/>
+            </w:r>
+            <w:r>
+              <w:rPr>
+                <w:b w:val="0"/>
+                <w:i w:val="0"/>
+                <w:color w:val="64748B"/>
+                <w:sz w:val="14"/>
+              </w:rPr>
+              <w:t>Logement</w:t>
+            </w:r>
+          </w:p>
+        </w:tc>
+        <w:tc>
+          <w:tcPr>
+            <w:tcW w:type="dxa" w:w="1531"/>
+          </w:tcPr>
+          <w:p>
+            <w:r>
+              <w:rPr>
+                <w:b/>
+                <w:i w:val="0"/>
+                <w:color w:val="16A34A"/>
+                <w:sz w:val="16"/>
+              </w:rPr>
+              <w:t>—</w:t>
+            </w:r>
+          </w:p>
+        </w:tc>
+        <w:tc>
+          <w:tcPr>
+            <w:tcW w:type="dxa" w:w="1191"/>
+          </w:tcPr>
+          <w:p>
+            <w:r>
+              <w:rPr>
+                <w:b w:val="0"/>
+                <w:i w:val="0"/>
+                <w:color w:val="64748B"/>
+                <w:sz w:val="16"/>
+              </w:rPr>
+              <w:t>GT-CQ</w:t>
+            </w:r>
+          </w:p>
+        </w:tc>
+        <w:tc>
+          <w:tcPr>
+            <w:tcW w:type="dxa" w:w="4706"/>
+          </w:tcPr>
+          <w:p>
+            <w:r>
+              <w:rPr>
+                <w:b w:val="0"/>
+                <w:i w:val="0"/>
+                <w:sz w:val="17"/>
+              </w:rPr>
+              <w:t>Mettre soit le montant en 10.46 et 10.47 s'elle fait de commerce ou mettre en 10.50 s'elle rend service.</w:t>
+            </w:r>
+          </w:p>
+        </w:tc>
+      </w:tr>
+      <w:tr>
+        <w:tc>
+          <w:tcPr>
+            <w:tcW w:type="dxa" w:w="964"/>
+          </w:tcPr>
+          <w:p>
+            <w:r>
+              <w:rPr>
+                <w:b/>
+                <w:i w:val="0"/>
+                <w:color w:val="EA580C"/>
+                <w:sz w:val="16"/>
+              </w:rPr>
+              <w:t>Moyenne</w:t>
+            </w:r>
+          </w:p>
+        </w:tc>
+        <w:tc>
+          <w:tcPr>
+            <w:tcW w:type="dxa" w:w="1247"/>
+          </w:tcPr>
+          <w:p>
+            <w:r>
+              <w:rPr>
+                <w:b/>
+                <w:i w:val="0"/>
+                <w:sz w:val="16"/>
+              </w:rPr>
+              <w:t>S10</w:t>
+              <w:br/>
+            </w:r>
+            <w:r>
+              <w:rPr>
+                <w:b w:val="0"/>
+                <w:i w:val="0"/>
+                <w:color w:val="64748B"/>
+                <w:sz w:val="14"/>
+              </w:rPr>
+              <w:t>Logement</w:t>
+            </w:r>
+          </w:p>
+        </w:tc>
+        <w:tc>
+          <w:tcPr>
+            <w:tcW w:type="dxa" w:w="1531"/>
+          </w:tcPr>
+          <w:p>
+            <w:r>
+              <w:rPr>
+                <w:b/>
+                <w:i w:val="0"/>
+                <w:color w:val="16A34A"/>
+                <w:sz w:val="16"/>
+              </w:rPr>
+              <w:t>s10q47, s10q46</w:t>
+            </w:r>
+          </w:p>
+        </w:tc>
+        <w:tc>
+          <w:tcPr>
+            <w:tcW w:type="dxa" w:w="1191"/>
+          </w:tcPr>
+          <w:p>
+            <w:r>
+              <w:rPr>
+                <w:b w:val="0"/>
+                <w:i w:val="0"/>
+                <w:color w:val="64748B"/>
+                <w:sz w:val="16"/>
+              </w:rPr>
+              <w:t>GT-CQ</w:t>
+            </w:r>
+          </w:p>
+        </w:tc>
+        <w:tc>
+          <w:tcPr>
+            <w:tcW w:type="dxa" w:w="4706"/>
+          </w:tcPr>
+          <w:p>
+            <w:r>
+              <w:rPr>
+                <w:b w:val="0"/>
+                <w:i w:val="0"/>
+                <w:sz w:val="17"/>
+              </w:rPr>
+              <w:t>Le montant dépensé de L'entreprise commerce de poison pour l'achat de ces marchandises revendues en état, sans transformation ne peut être supérieur aux montants obtenus sur la revente de marchandises achetées et revendues en état au cours des 30 derniers jours ou durant le dernier mois où l'entreprise a fonctionné (s10q47 &gt; s10q46), prière de corriger.</w:t>
+            </w:r>
+          </w:p>
+        </w:tc>
+      </w:tr>
+      <w:tr>
+        <w:tc>
+          <w:tcPr>
+            <w:tcW w:type="dxa" w:w="964"/>
+          </w:tcPr>
+          <w:p>
+            <w:r>
+              <w:rPr>
+                <w:b/>
+                <w:i w:val="0"/>
+                <w:color w:val="EA580C"/>
+                <w:sz w:val="16"/>
+              </w:rPr>
+              <w:t>Moyenne</w:t>
+            </w:r>
+          </w:p>
+        </w:tc>
+        <w:tc>
+          <w:tcPr>
+            <w:tcW w:type="dxa" w:w="1247"/>
+          </w:tcPr>
+          <w:p>
+            <w:r>
+              <w:rPr>
+                <w:b/>
+                <w:i w:val="0"/>
+                <w:sz w:val="16"/>
+              </w:rPr>
+              <w:t>S11</w:t>
+              <w:br/>
+            </w:r>
+            <w:r>
+              <w:rPr>
+                <w:b w:val="0"/>
+                <w:i w:val="0"/>
+                <w:color w:val="64748B"/>
+                <w:sz w:val="14"/>
+              </w:rPr>
+              <w:t>Logement / cadre de vie</w:t>
+            </w:r>
+          </w:p>
+        </w:tc>
+        <w:tc>
+          <w:tcPr>
+            <w:tcW w:type="dxa" w:w="1531"/>
+          </w:tcPr>
+          <w:p>
+            <w:r>
+              <w:rPr>
+                <w:b/>
+                <w:i w:val="0"/>
+                <w:color w:val="16A34A"/>
+                <w:sz w:val="16"/>
+              </w:rPr>
+              <w:t>s00q11, s01q03b, s01q04b, s02q01__1, s02q02__1, s02q03__1, s02q04, s02q15</w:t>
+            </w:r>
+          </w:p>
+        </w:tc>
+        <w:tc>
+          <w:tcPr>
+            <w:tcW w:type="dxa" w:w="1191"/>
+          </w:tcPr>
+          <w:p>
+            <w:r>
+              <w:rPr>
+                <w:b w:val="0"/>
+                <w:i w:val="0"/>
+                <w:color w:val="64748B"/>
+                <w:sz w:val="16"/>
+              </w:rPr>
+              <w:t>GT-CQ</w:t>
+            </w:r>
+          </w:p>
+        </w:tc>
+        <w:tc>
+          <w:tcPr>
+            <w:tcW w:type="dxa" w:w="4706"/>
+          </w:tcPr>
+          <w:p>
+            <w:r>
+              <w:rPr>
+                <w:b w:val="0"/>
+                <w:i w:val="0"/>
+                <w:sz w:val="17"/>
+              </w:rPr>
+              <w:t>Le montant (180000 FCFA) du loyer mensuel payé pour un logement comme le votre (Maison Basse) dans ce village/quartier est trop élevé, Veuillez s'il vous plaît corriger cette information.</w:t>
+            </w:r>
+          </w:p>
+        </w:tc>
+      </w:tr>
+      <w:tr>
+        <w:tc>
+          <w:tcPr>
+            <w:tcW w:type="dxa" w:w="964"/>
+          </w:tcPr>
+          <w:p>
+            <w:r>
+              <w:rPr>
+                <w:b/>
+                <w:i w:val="0"/>
+                <w:color w:val="EA580C"/>
+                <w:sz w:val="16"/>
+              </w:rPr>
+              <w:t>Moyenne</w:t>
+            </w:r>
+          </w:p>
+        </w:tc>
+        <w:tc>
+          <w:tcPr>
+            <w:tcW w:type="dxa" w:w="1247"/>
+          </w:tcPr>
+          <w:p>
+            <w:r>
+              <w:rPr>
+                <w:b/>
+                <w:i w:val="0"/>
+                <w:sz w:val="16"/>
+              </w:rPr>
+              <w:t>S12</w:t>
+              <w:br/>
+            </w:r>
+            <w:r>
+              <w:rPr>
+                <w:b w:val="0"/>
+                <w:i w:val="0"/>
+                <w:color w:val="64748B"/>
+                <w:sz w:val="14"/>
+              </w:rPr>
+              <w:t>Avoirs / biens durables</w:t>
+            </w:r>
+          </w:p>
+        </w:tc>
+        <w:tc>
+          <w:tcPr>
+            <w:tcW w:type="dxa" w:w="1531"/>
+          </w:tcPr>
+          <w:p>
+            <w:r>
+              <w:rPr>
+                <w:b/>
+                <w:i w:val="0"/>
+                <w:color w:val="16A34A"/>
+                <w:sz w:val="16"/>
+              </w:rPr>
+              <w:t>—</w:t>
+            </w:r>
+          </w:p>
+        </w:tc>
+        <w:tc>
+          <w:tcPr>
+            <w:tcW w:type="dxa" w:w="1191"/>
+          </w:tcPr>
+          <w:p>
+            <w:r>
+              <w:rPr>
+                <w:b w:val="0"/>
+                <w:i w:val="0"/>
+                <w:color w:val="64748B"/>
+                <w:sz w:val="16"/>
+              </w:rPr>
+              <w:t>GT-CQ</w:t>
+            </w:r>
+          </w:p>
+        </w:tc>
+        <w:tc>
+          <w:tcPr>
+            <w:tcW w:type="dxa" w:w="4706"/>
+          </w:tcPr>
+          <w:p>
+            <w:r>
+              <w:rPr>
+                <w:b w:val="0"/>
+                <w:i w:val="0"/>
+                <w:sz w:val="17"/>
+              </w:rPr>
+              <w:t>Prière de vérifier ou confirmer avec l'enquêté et mettre les bonnes valeurs après verification, s'il le faut.</w:t>
+            </w:r>
+          </w:p>
+        </w:tc>
+      </w:tr>
+      <w:tr>
+        <w:tc>
+          <w:tcPr>
+            <w:tcW w:type="dxa" w:w="964"/>
+          </w:tcPr>
+          <w:p>
+            <w:r>
+              <w:rPr>
+                <w:b/>
+                <w:i w:val="0"/>
+                <w:color w:val="EA580C"/>
+                <w:sz w:val="16"/>
+              </w:rPr>
+              <w:t>Moyenne</w:t>
+            </w:r>
+          </w:p>
+        </w:tc>
+        <w:tc>
+          <w:tcPr>
+            <w:tcW w:type="dxa" w:w="1247"/>
+          </w:tcPr>
+          <w:p>
+            <w:r>
+              <w:rPr>
+                <w:b/>
+                <w:i w:val="0"/>
+                <w:sz w:val="16"/>
+              </w:rPr>
+              <w:t>S15</w:t>
+              <w:br/>
+            </w:r>
+            <w:r>
+              <w:rPr>
+                <w:b w:val="0"/>
+                <w:i w:val="0"/>
+                <w:color w:val="64748B"/>
+                <w:sz w:val="14"/>
+              </w:rPr>
+              <w:t>Filets de sécurité</w:t>
+            </w:r>
+          </w:p>
+        </w:tc>
+        <w:tc>
+          <w:tcPr>
+            <w:tcW w:type="dxa" w:w="1531"/>
+          </w:tcPr>
+          <w:p>
+            <w:r>
+              <w:rPr>
+                <w:b/>
+                <w:i w:val="0"/>
+                <w:color w:val="16A34A"/>
+                <w:sz w:val="16"/>
+              </w:rPr>
+              <w:t>s15q06_autre</w:t>
+            </w:r>
+          </w:p>
+        </w:tc>
+        <w:tc>
+          <w:tcPr>
+            <w:tcW w:type="dxa" w:w="1191"/>
+          </w:tcPr>
+          <w:p>
+            <w:r>
+              <w:rPr>
+                <w:b w:val="0"/>
+                <w:i w:val="0"/>
+                <w:color w:val="64748B"/>
+                <w:sz w:val="16"/>
+              </w:rPr>
+              <w:t>Inter-sections</w:t>
+            </w:r>
+          </w:p>
+        </w:tc>
+        <w:tc>
+          <w:tcPr>
+            <w:tcW w:type="dxa" w:w="4706"/>
+          </w:tcPr>
+          <w:p>
+            <w:r>
+              <w:rPr>
+                <w:b w:val="0"/>
+                <w:i w:val="0"/>
+                <w:sz w:val="17"/>
+              </w:rPr>
+              <w:t>[ssaw_autre_filet_securite] Raison non-bénéfice filet sécurité saisie en 'Autre' (s15q06_autre). Vérifier si une modalité existante aurait dû être utilisée.</w:t>
+            </w:r>
+          </w:p>
+        </w:tc>
+      </w:tr>
+      <w:tr>
+        <w:tc>
+          <w:tcPr>
+            <w:tcW w:type="dxa" w:w="964"/>
+          </w:tcPr>
+          <w:p>
+            <w:r>
+              <w:rPr>
+                <w:b/>
+                <w:i w:val="0"/>
+                <w:color w:val="CA8A04"/>
+                <w:sz w:val="16"/>
+              </w:rPr>
+              <w:t>Faible</w:t>
+            </w:r>
+          </w:p>
+        </w:tc>
+        <w:tc>
+          <w:tcPr>
+            <w:tcW w:type="dxa" w:w="1247"/>
+          </w:tcPr>
+          <w:p>
+            <w:r>
+              <w:rPr>
+                <w:b/>
+                <w:i w:val="0"/>
+                <w:sz w:val="16"/>
+              </w:rPr>
               <w:t>S01</w:t>
               <w:br/>
             </w:r>
@@ -2614,7 +6844,7 @@
                 <w:color w:val="16A34A"/>
                 <w:sz w:val="16"/>
               </w:rPr>
-              <w:t>—</w:t>
+              <w:t>s00q04, s01q41a, s01q00b</w:t>
             </w:r>
           </w:p>
         </w:tc>
@@ -2645,7 +6875,7 @@
                 <w:i w:val="0"/>
                 <w:sz w:val="17"/>
               </w:rPr>
-              <w:t>Prière de verifier l'information donnée par Fatou sene ou corriger au niveau de la section 1.</w:t>
+              <w:t>Avertissement!!! Faboye Diagne a 62 ans et vit en milieu urbain dit n'avoir pas dépensé (0 Fcfa) ou reçu en cadeau pour les recharges internet ou de forfaits de données mobiles(hors appels vocaux) aucours des 30 derniers jours, prière de confirmer cette information auprès de l'enquêté ou confirmer avec le QG.</w:t>
             </w:r>
           </w:p>
         </w:tc>
@@ -2660,10 +6890,10 @@
               <w:rPr>
                 <w:b/>
                 <w:i w:val="0"/>
-                <w:color w:val="EA580C"/>
-                <w:sz w:val="16"/>
-              </w:rPr>
-              <w:t>Moyenne</w:t>
+                <w:color w:val="CA8A04"/>
+                <w:sz w:val="16"/>
+              </w:rPr>
+              <w:t>Faible</w:t>
             </w:r>
           </w:p>
         </w:tc>
@@ -2704,7 +6934,7 @@
                 <w:color w:val="16A34A"/>
                 <w:sz w:val="16"/>
               </w:rPr>
-              <w:t>s01q23, s01q00b, s01q23_autre</w:t>
+              <w:t>s00q04, s01q41a, s01q00b</w:t>
             </w:r>
           </w:p>
         </w:tc>
@@ -2735,7 +6965,7 @@
                 <w:i w:val="0"/>
                 <w:sz w:val="17"/>
               </w:rPr>
-              <w:t>L'utilisations de l'internet  de Mouhamed sene est application peinteresse et semble exister dans les modalités, prière de prendre attache avec le QG pour plus d'explication afin de la classer bien.</w:t>
+              <w:t>Avertissement!!! Mauloude Diop a 35 ans et vit en milieu urbain dit n'avoir pas dépensé (0 Fcfa) ou reçu en cadeau pour les recharges internet ou de forfaits de données mobiles(hors appels vocaux) aucours des 30 derniers jours, prière de confirmer cette information auprès de l'enquêté ou confirmer avec le QG.</w:t>
             </w:r>
           </w:p>
         </w:tc>
@@ -2750,10 +6980,10 @@
               <w:rPr>
                 <w:b/>
                 <w:i w:val="0"/>
-                <w:color w:val="EA580C"/>
-                <w:sz w:val="16"/>
-              </w:rPr>
-              <w:t>Moyenne</w:t>
+                <w:color w:val="CA8A04"/>
+                <w:sz w:val="16"/>
+              </w:rPr>
+              <w:t>Faible</w:t>
             </w:r>
           </w:p>
         </w:tc>
@@ -2794,7 +7024,7 @@
                 <w:color w:val="16A34A"/>
                 <w:sz w:val="16"/>
               </w:rPr>
-              <w:t>—</w:t>
+              <w:t>s00q04, s01q41a, s01q00b</w:t>
             </w:r>
           </w:p>
         </w:tc>
@@ -2825,7 +7055,7 @@
                 <w:i w:val="0"/>
                 <w:sz w:val="17"/>
               </w:rPr>
-              <w:t>Prière de verifier l'information donnée par Mouhamed sene ou corriger au niveau de la section 1.</w:t>
+              <w:t>Avertissement!!! Oumar sene a 80 ans et vit en milieu urbain dit n'avoir pas dépensé (0 Fcfa) ou reçu en cadeau pour les recharges internet ou de forfaits de données mobiles(hors appels vocaux) aucours des 30 derniers jours, prière de confirmer cette information auprès de l'enquêté ou confirmer avec le QG.</w:t>
             </w:r>
           </w:p>
         </w:tc>
@@ -2840,10 +7070,10 @@
               <w:rPr>
                 <w:b/>
                 <w:i w:val="0"/>
-                <w:color w:val="EA580C"/>
-                <w:sz w:val="16"/>
-              </w:rPr>
-              <w:t>Moyenne</w:t>
+                <w:color w:val="CA8A04"/>
+                <w:sz w:val="16"/>
+              </w:rPr>
+              <w:t>Faible</w:t>
             </w:r>
           </w:p>
         </w:tc>
@@ -2884,7 +7114,7 @@
                 <w:color w:val="16A34A"/>
                 <w:sz w:val="16"/>
               </w:rPr>
-              <w:t>s00q27, s01q03a, s01q03b, s01q03c, s01q00b</w:t>
+              <w:t>s00q04, s01q41a, s01q00b</w:t>
             </w:r>
           </w:p>
         </w:tc>
@@ -2915,4777 +7145,7 @@
                 <w:i w:val="0"/>
                 <w:sz w:val="17"/>
               </w:rPr>
-              <w:t>Les informations sur l'acte de naissance (ni Jours, ni mois et ni années) de  Mauloude Diop  manquent, s'il vous plait pouvez-vous fournir d'effort pour avoir ces informations.</w:t>
-            </w:r>
-          </w:p>
-        </w:tc>
-      </w:tr>
-      <w:tr>
-        <w:tc>
-          <w:tcPr>
-            <w:tcW w:type="dxa" w:w="964"/>
-          </w:tcPr>
-          <w:p>
-            <w:r>
-              <w:rPr>
-                <w:b/>
-                <w:i w:val="0"/>
-                <w:color w:val="EA580C"/>
-                <w:sz w:val="16"/>
-              </w:rPr>
-              <w:t>Moyenne</w:t>
-            </w:r>
-          </w:p>
-        </w:tc>
-        <w:tc>
-          <w:tcPr>
-            <w:tcW w:type="dxa" w:w="1247"/>
-          </w:tcPr>
-          <w:p>
-            <w:r>
-              <w:rPr>
-                <w:b/>
-                <w:i w:val="0"/>
-                <w:sz w:val="16"/>
-              </w:rPr>
-              <w:t>S01</w:t>
-              <w:br/>
-            </w:r>
-            <w:r>
-              <w:rPr>
-                <w:b w:val="0"/>
-                <w:i w:val="0"/>
-                <w:color w:val="64748B"/>
-                <w:sz w:val="14"/>
-              </w:rPr>
-              <w:t>Démographie</w:t>
-            </w:r>
-          </w:p>
-        </w:tc>
-        <w:tc>
-          <w:tcPr>
-            <w:tcW w:type="dxa" w:w="1531"/>
-          </w:tcPr>
-          <w:p>
-            <w:r>
-              <w:rPr>
-                <w:b/>
-                <w:i w:val="0"/>
-                <w:color w:val="16A34A"/>
-                <w:sz w:val="16"/>
-              </w:rPr>
-              <w:t>s00q27, s01q03a, s01q03b, s01q03c, s01q00b</w:t>
-            </w:r>
-          </w:p>
-        </w:tc>
-        <w:tc>
-          <w:tcPr>
-            <w:tcW w:type="dxa" w:w="1191"/>
-          </w:tcPr>
-          <w:p>
-            <w:r>
-              <w:rPr>
-                <w:b w:val="0"/>
-                <w:i w:val="0"/>
-                <w:color w:val="64748B"/>
-                <w:sz w:val="16"/>
-              </w:rPr>
-              <w:t>GT-CQ</w:t>
-            </w:r>
-          </w:p>
-        </w:tc>
-        <w:tc>
-          <w:tcPr>
-            <w:tcW w:type="dxa" w:w="4706"/>
-          </w:tcPr>
-          <w:p>
-            <w:r>
-              <w:rPr>
-                <w:b w:val="0"/>
-                <w:i w:val="0"/>
-                <w:sz w:val="17"/>
-              </w:rPr>
-              <w:t>Les informations sur l'acte de naissance (ni Jours, ni mois et ni années) de  moussa sene  manquent, s'il vous plait pouvez-vous fournir d'effort pour avoir ces informations.</w:t>
-            </w:r>
-          </w:p>
-        </w:tc>
-      </w:tr>
-      <w:tr>
-        <w:tc>
-          <w:tcPr>
-            <w:tcW w:type="dxa" w:w="964"/>
-          </w:tcPr>
-          <w:p>
-            <w:r>
-              <w:rPr>
-                <w:b/>
-                <w:i w:val="0"/>
-                <w:color w:val="EA580C"/>
-                <w:sz w:val="16"/>
-              </w:rPr>
-              <w:t>Moyenne</w:t>
-            </w:r>
-          </w:p>
-        </w:tc>
-        <w:tc>
-          <w:tcPr>
-            <w:tcW w:type="dxa" w:w="1247"/>
-          </w:tcPr>
-          <w:p>
-            <w:r>
-              <w:rPr>
-                <w:b/>
-                <w:i w:val="0"/>
-                <w:sz w:val="16"/>
-              </w:rPr>
-              <w:t>S02</w:t>
-              <w:br/>
-            </w:r>
-            <w:r>
-              <w:rPr>
-                <w:b w:val="0"/>
-                <w:i w:val="0"/>
-                <w:color w:val="64748B"/>
-                <w:sz w:val="14"/>
-              </w:rPr>
-              <w:t>Éducation</w:t>
-            </w:r>
-          </w:p>
-        </w:tc>
-        <w:tc>
-          <w:tcPr>
-            <w:tcW w:type="dxa" w:w="1531"/>
-          </w:tcPr>
-          <w:p>
-            <w:r>
-              <w:rPr>
-                <w:b/>
-                <w:i w:val="0"/>
-                <w:color w:val="16A34A"/>
-                <w:sz w:val="16"/>
-              </w:rPr>
-              <w:t>—</w:t>
-            </w:r>
-          </w:p>
-        </w:tc>
-        <w:tc>
-          <w:tcPr>
-            <w:tcW w:type="dxa" w:w="1191"/>
-          </w:tcPr>
-          <w:p>
-            <w:r>
-              <w:rPr>
-                <w:b w:val="0"/>
-                <w:i w:val="0"/>
-                <w:color w:val="64748B"/>
-                <w:sz w:val="16"/>
-              </w:rPr>
-              <w:t>GT-CQ</w:t>
-            </w:r>
-          </w:p>
-        </w:tc>
-        <w:tc>
-          <w:tcPr>
-            <w:tcW w:type="dxa" w:w="4706"/>
-          </w:tcPr>
-          <w:p>
-            <w:r>
-              <w:rPr>
-                <w:b w:val="0"/>
-                <w:i w:val="0"/>
-                <w:sz w:val="17"/>
-              </w:rPr>
-              <w:t>veuillez, s'il vous plait, confirmer les frais de scolarité ( 50000 FCFA) payée de Fatou sene avec le QG ou apporter les corrections nécessaires.</w:t>
-            </w:r>
-          </w:p>
-        </w:tc>
-      </w:tr>
-      <w:tr>
-        <w:tc>
-          <w:tcPr>
-            <w:tcW w:type="dxa" w:w="964"/>
-          </w:tcPr>
-          <w:p>
-            <w:r>
-              <w:rPr>
-                <w:b/>
-                <w:i w:val="0"/>
-                <w:color w:val="EA580C"/>
-                <w:sz w:val="16"/>
-              </w:rPr>
-              <w:t>Moyenne</w:t>
-            </w:r>
-          </w:p>
-        </w:tc>
-        <w:tc>
-          <w:tcPr>
-            <w:tcW w:type="dxa" w:w="1247"/>
-          </w:tcPr>
-          <w:p>
-            <w:r>
-              <w:rPr>
-                <w:b/>
-                <w:i w:val="0"/>
-                <w:sz w:val="16"/>
-              </w:rPr>
-              <w:t>S02</w:t>
-              <w:br/>
-            </w:r>
-            <w:r>
-              <w:rPr>
-                <w:b w:val="0"/>
-                <w:i w:val="0"/>
-                <w:color w:val="64748B"/>
-                <w:sz w:val="14"/>
-              </w:rPr>
-              <w:t>Éducation</w:t>
-            </w:r>
-          </w:p>
-        </w:tc>
-        <w:tc>
-          <w:tcPr>
-            <w:tcW w:type="dxa" w:w="1531"/>
-          </w:tcPr>
-          <w:p>
-            <w:r>
-              <w:rPr>
-                <w:b/>
-                <w:i w:val="0"/>
-                <w:color w:val="16A34A"/>
-                <w:sz w:val="16"/>
-              </w:rPr>
-              <w:t>—</w:t>
-            </w:r>
-          </w:p>
-        </w:tc>
-        <w:tc>
-          <w:tcPr>
-            <w:tcW w:type="dxa" w:w="1191"/>
-          </w:tcPr>
-          <w:p>
-            <w:r>
-              <w:rPr>
-                <w:b w:val="0"/>
-                <w:i w:val="0"/>
-                <w:color w:val="64748B"/>
-                <w:sz w:val="16"/>
-              </w:rPr>
-              <w:t>GT-CQ</w:t>
-            </w:r>
-          </w:p>
-        </w:tc>
-        <w:tc>
-          <w:tcPr>
-            <w:tcW w:type="dxa" w:w="4706"/>
-          </w:tcPr>
-          <w:p>
-            <w:r>
-              <w:rPr>
-                <w:b w:val="0"/>
-                <w:i w:val="0"/>
-                <w:sz w:val="17"/>
-              </w:rPr>
-              <w:t>veuillez, s'il vous plait, confirmer ces informations avec le QG ou apporter les corrections nécessaires.</w:t>
-            </w:r>
-          </w:p>
-        </w:tc>
-      </w:tr>
-      <w:tr>
-        <w:tc>
-          <w:tcPr>
-            <w:tcW w:type="dxa" w:w="964"/>
-          </w:tcPr>
-          <w:p>
-            <w:r>
-              <w:rPr>
-                <w:b/>
-                <w:i w:val="0"/>
-                <w:color w:val="EA580C"/>
-                <w:sz w:val="16"/>
-              </w:rPr>
-              <w:t>Moyenne</w:t>
-            </w:r>
-          </w:p>
-        </w:tc>
-        <w:tc>
-          <w:tcPr>
-            <w:tcW w:type="dxa" w:w="1247"/>
-          </w:tcPr>
-          <w:p>
-            <w:r>
-              <w:rPr>
-                <w:b/>
-                <w:i w:val="0"/>
-                <w:sz w:val="16"/>
-              </w:rPr>
-              <w:t>S02</w:t>
-              <w:br/>
-            </w:r>
-            <w:r>
-              <w:rPr>
-                <w:b w:val="0"/>
-                <w:i w:val="0"/>
-                <w:color w:val="64748B"/>
-                <w:sz w:val="14"/>
-              </w:rPr>
-              <w:t>Éducation</w:t>
-            </w:r>
-          </w:p>
-        </w:tc>
-        <w:tc>
-          <w:tcPr>
-            <w:tcW w:type="dxa" w:w="1531"/>
-          </w:tcPr>
-          <w:p>
-            <w:r>
-              <w:rPr>
-                <w:b/>
-                <w:i w:val="0"/>
-                <w:color w:val="16A34A"/>
-                <w:sz w:val="16"/>
-              </w:rPr>
-              <w:t>s01q63, s00q04, s02q25, s01q00b, s02q17_2, s02q15_2</w:t>
-            </w:r>
-          </w:p>
-        </w:tc>
-        <w:tc>
-          <w:tcPr>
-            <w:tcW w:type="dxa" w:w="1191"/>
-          </w:tcPr>
-          <w:p>
-            <w:r>
-              <w:rPr>
-                <w:b w:val="0"/>
-                <w:i w:val="0"/>
-                <w:color w:val="64748B"/>
-                <w:sz w:val="16"/>
-              </w:rPr>
-              <w:t>GT-CQ</w:t>
-            </w:r>
-          </w:p>
-        </w:tc>
-        <w:tc>
-          <w:tcPr>
-            <w:tcW w:type="dxa" w:w="4706"/>
-          </w:tcPr>
-          <w:p>
-            <w:r>
-              <w:rPr>
-                <w:b w:val="0"/>
-                <w:i w:val="0"/>
-                <w:sz w:val="17"/>
-              </w:rPr>
-              <w:t>Dans les milieux urbains c'est peu probable de voir une école dont les élèves ou étudiants ne dépensent pas en frais d'uniformes, prière de verifier pour Fatou sene qui fréquente 4ème année de Supérieur et corriger ou confirmer avec le QG.</w:t>
-            </w:r>
-          </w:p>
-        </w:tc>
-      </w:tr>
-      <w:tr>
-        <w:tc>
-          <w:tcPr>
-            <w:tcW w:type="dxa" w:w="964"/>
-          </w:tcPr>
-          <w:p>
-            <w:r>
-              <w:rPr>
-                <w:b/>
-                <w:i w:val="0"/>
-                <w:color w:val="EA580C"/>
-                <w:sz w:val="16"/>
-              </w:rPr>
-              <w:t>Moyenne</w:t>
-            </w:r>
-          </w:p>
-        </w:tc>
-        <w:tc>
-          <w:tcPr>
-            <w:tcW w:type="dxa" w:w="1247"/>
-          </w:tcPr>
-          <w:p>
-            <w:r>
-              <w:rPr>
-                <w:b/>
-                <w:i w:val="0"/>
-                <w:sz w:val="16"/>
-              </w:rPr>
-              <w:t>S02</w:t>
-              <w:br/>
-            </w:r>
-            <w:r>
-              <w:rPr>
-                <w:b w:val="0"/>
-                <w:i w:val="0"/>
-                <w:color w:val="64748B"/>
-                <w:sz w:val="14"/>
-              </w:rPr>
-              <w:t>Éducation</w:t>
-            </w:r>
-          </w:p>
-        </w:tc>
-        <w:tc>
-          <w:tcPr>
-            <w:tcW w:type="dxa" w:w="1531"/>
-          </w:tcPr>
-          <w:p>
-            <w:r>
-              <w:rPr>
-                <w:b/>
-                <w:i w:val="0"/>
-                <w:color w:val="16A34A"/>
-                <w:sz w:val="16"/>
-              </w:rPr>
-              <w:t>—</w:t>
-            </w:r>
-          </w:p>
-        </w:tc>
-        <w:tc>
-          <w:tcPr>
-            <w:tcW w:type="dxa" w:w="1191"/>
-          </w:tcPr>
-          <w:p>
-            <w:r>
-              <w:rPr>
-                <w:b w:val="0"/>
-                <w:i w:val="0"/>
-                <w:color w:val="64748B"/>
-                <w:sz w:val="16"/>
-              </w:rPr>
-              <w:t>GT-CQ</w:t>
-            </w:r>
-          </w:p>
-        </w:tc>
-        <w:tc>
-          <w:tcPr>
-            <w:tcW w:type="dxa" w:w="4706"/>
-          </w:tcPr>
-          <w:p>
-            <w:r>
-              <w:rPr>
-                <w:b w:val="0"/>
-                <w:i w:val="0"/>
-                <w:sz w:val="17"/>
-              </w:rPr>
-              <w:t>Prière de corriger ou confirmer cette information avec le QG.</w:t>
-            </w:r>
-          </w:p>
-        </w:tc>
-      </w:tr>
-      <w:tr>
-        <w:tc>
-          <w:tcPr>
-            <w:tcW w:type="dxa" w:w="964"/>
-          </w:tcPr>
-          <w:p>
-            <w:r>
-              <w:rPr>
-                <w:b/>
-                <w:i w:val="0"/>
-                <w:color w:val="EA580C"/>
-                <w:sz w:val="16"/>
-              </w:rPr>
-              <w:t>Moyenne</w:t>
-            </w:r>
-          </w:p>
-        </w:tc>
-        <w:tc>
-          <w:tcPr>
-            <w:tcW w:type="dxa" w:w="1247"/>
-          </w:tcPr>
-          <w:p>
-            <w:r>
-              <w:rPr>
-                <w:b/>
-                <w:i w:val="0"/>
-                <w:sz w:val="16"/>
-              </w:rPr>
-              <w:t>S02</w:t>
-              <w:br/>
-            </w:r>
-            <w:r>
-              <w:rPr>
-                <w:b w:val="0"/>
-                <w:i w:val="0"/>
-                <w:color w:val="64748B"/>
-                <w:sz w:val="14"/>
-              </w:rPr>
-              <w:t>Éducation</w:t>
-            </w:r>
-          </w:p>
-        </w:tc>
-        <w:tc>
-          <w:tcPr>
-            <w:tcW w:type="dxa" w:w="1531"/>
-          </w:tcPr>
-          <w:p>
-            <w:r>
-              <w:rPr>
-                <w:b/>
-                <w:i w:val="0"/>
-                <w:color w:val="16A34A"/>
-                <w:sz w:val="16"/>
-              </w:rPr>
-              <w:t>s01q23, s01q00b, s01q23_autre</w:t>
-            </w:r>
-          </w:p>
-        </w:tc>
-        <w:tc>
-          <w:tcPr>
-            <w:tcW w:type="dxa" w:w="1191"/>
-          </w:tcPr>
-          <w:p>
-            <w:r>
-              <w:rPr>
-                <w:b w:val="0"/>
-                <w:i w:val="0"/>
-                <w:color w:val="64748B"/>
-                <w:sz w:val="16"/>
-              </w:rPr>
-              <w:t>GT-CQ</w:t>
-            </w:r>
-          </w:p>
-        </w:tc>
-        <w:tc>
-          <w:tcPr>
-            <w:tcW w:type="dxa" w:w="4706"/>
-          </w:tcPr>
-          <w:p>
-            <w:r>
-              <w:rPr>
-                <w:b w:val="0"/>
-                <w:i w:val="0"/>
-                <w:sz w:val="17"/>
-              </w:rPr>
-              <w:t>Le domaine que Fatou sene bénéficié de cette formation est operateur video et semble exister dans les modalités, prière de prendre attache avec le QG pour plus d'explication afin de la classer bien.</w:t>
-            </w:r>
-          </w:p>
-        </w:tc>
-      </w:tr>
-      <w:tr>
-        <w:tc>
-          <w:tcPr>
-            <w:tcW w:type="dxa" w:w="964"/>
-          </w:tcPr>
-          <w:p>
-            <w:r>
-              <w:rPr>
-                <w:b/>
-                <w:i w:val="0"/>
-                <w:color w:val="EA580C"/>
-                <w:sz w:val="16"/>
-              </w:rPr>
-              <w:t>Moyenne</w:t>
-            </w:r>
-          </w:p>
-        </w:tc>
-        <w:tc>
-          <w:tcPr>
-            <w:tcW w:type="dxa" w:w="1247"/>
-          </w:tcPr>
-          <w:p>
-            <w:r>
-              <w:rPr>
-                <w:b/>
-                <w:i w:val="0"/>
-                <w:sz w:val="16"/>
-              </w:rPr>
-              <w:t>S02</w:t>
-              <w:br/>
-            </w:r>
-            <w:r>
-              <w:rPr>
-                <w:b w:val="0"/>
-                <w:i w:val="0"/>
-                <w:color w:val="64748B"/>
-                <w:sz w:val="14"/>
-              </w:rPr>
-              <w:t>Éducation</w:t>
-            </w:r>
-          </w:p>
-        </w:tc>
-        <w:tc>
-          <w:tcPr>
-            <w:tcW w:type="dxa" w:w="1531"/>
-          </w:tcPr>
-          <w:p>
-            <w:r>
-              <w:rPr>
-                <w:b/>
-                <w:i w:val="0"/>
-                <w:color w:val="16A34A"/>
-                <w:sz w:val="16"/>
-              </w:rPr>
-              <w:t>—</w:t>
-            </w:r>
-          </w:p>
-        </w:tc>
-        <w:tc>
-          <w:tcPr>
-            <w:tcW w:type="dxa" w:w="1191"/>
-          </w:tcPr>
-          <w:p>
-            <w:r>
-              <w:rPr>
-                <w:b w:val="0"/>
-                <w:i w:val="0"/>
-                <w:color w:val="64748B"/>
-                <w:sz w:val="16"/>
-              </w:rPr>
-              <w:t>GT-CQ</w:t>
-            </w:r>
-          </w:p>
-        </w:tc>
-        <w:tc>
-          <w:tcPr>
-            <w:tcW w:type="dxa" w:w="4706"/>
-          </w:tcPr>
-          <w:p>
-            <w:r>
-              <w:rPr>
-                <w:b w:val="0"/>
-                <w:i w:val="0"/>
-                <w:sz w:val="17"/>
-              </w:rPr>
-              <w:t>veuillez, s'il vous plait, confirmer les frais de scolarité ( 7500 FCFA) payée de Mouhamed sene 2 avec le QG ou apporter les corrections nécessaires.</w:t>
-            </w:r>
-          </w:p>
-        </w:tc>
-      </w:tr>
-      <w:tr>
-        <w:tc>
-          <w:tcPr>
-            <w:tcW w:type="dxa" w:w="964"/>
-          </w:tcPr>
-          <w:p>
-            <w:r>
-              <w:rPr>
-                <w:b/>
-                <w:i w:val="0"/>
-                <w:color w:val="EA580C"/>
-                <w:sz w:val="16"/>
-              </w:rPr>
-              <w:t>Moyenne</w:t>
-            </w:r>
-          </w:p>
-        </w:tc>
-        <w:tc>
-          <w:tcPr>
-            <w:tcW w:type="dxa" w:w="1247"/>
-          </w:tcPr>
-          <w:p>
-            <w:r>
-              <w:rPr>
-                <w:b/>
-                <w:i w:val="0"/>
-                <w:sz w:val="16"/>
-              </w:rPr>
-              <w:t>S02</w:t>
-              <w:br/>
-            </w:r>
-            <w:r>
-              <w:rPr>
-                <w:b w:val="0"/>
-                <w:i w:val="0"/>
-                <w:color w:val="64748B"/>
-                <w:sz w:val="14"/>
-              </w:rPr>
-              <w:t>Éducation</w:t>
-            </w:r>
-          </w:p>
-        </w:tc>
-        <w:tc>
-          <w:tcPr>
-            <w:tcW w:type="dxa" w:w="1531"/>
-          </w:tcPr>
-          <w:p>
-            <w:r>
-              <w:rPr>
-                <w:b/>
-                <w:i w:val="0"/>
-                <w:color w:val="16A34A"/>
-                <w:sz w:val="16"/>
-              </w:rPr>
-              <w:t>s01q63, s00q04, s02q25, s01q00b, s02q17_2, s02q15_2</w:t>
-            </w:r>
-          </w:p>
-        </w:tc>
-        <w:tc>
-          <w:tcPr>
-            <w:tcW w:type="dxa" w:w="1191"/>
-          </w:tcPr>
-          <w:p>
-            <w:r>
-              <w:rPr>
-                <w:b w:val="0"/>
-                <w:i w:val="0"/>
-                <w:color w:val="64748B"/>
-                <w:sz w:val="16"/>
-              </w:rPr>
-              <w:t>GT-CQ</w:t>
-            </w:r>
-          </w:p>
-        </w:tc>
-        <w:tc>
-          <w:tcPr>
-            <w:tcW w:type="dxa" w:w="4706"/>
-          </w:tcPr>
-          <w:p>
-            <w:r>
-              <w:rPr>
-                <w:b w:val="0"/>
-                <w:i w:val="0"/>
-                <w:sz w:val="17"/>
-              </w:rPr>
-              <w:t>Dans les milieux urbains c'est peu probable de voir une école dont les élèves ou étudiants ne dépensent pas en frais d'uniformes, prière de verifier pour Mouhamed sene 2 qui fréquente 6ème année de Primaire et corriger ou confirmer avec le QG.</w:t>
-            </w:r>
-          </w:p>
-        </w:tc>
-      </w:tr>
-      <w:tr>
-        <w:tc>
-          <w:tcPr>
-            <w:tcW w:type="dxa" w:w="964"/>
-          </w:tcPr>
-          <w:p>
-            <w:r>
-              <w:rPr>
-                <w:b/>
-                <w:i w:val="0"/>
-                <w:color w:val="EA580C"/>
-                <w:sz w:val="16"/>
-              </w:rPr>
-              <w:t>Moyenne</w:t>
-            </w:r>
-          </w:p>
-        </w:tc>
-        <w:tc>
-          <w:tcPr>
-            <w:tcW w:type="dxa" w:w="1247"/>
-          </w:tcPr>
-          <w:p>
-            <w:r>
-              <w:rPr>
-                <w:b/>
-                <w:i w:val="0"/>
-                <w:sz w:val="16"/>
-              </w:rPr>
-              <w:t>S02</w:t>
-              <w:br/>
-            </w:r>
-            <w:r>
-              <w:rPr>
-                <w:b w:val="0"/>
-                <w:i w:val="0"/>
-                <w:color w:val="64748B"/>
-                <w:sz w:val="14"/>
-              </w:rPr>
-              <w:t>Éducation</w:t>
-            </w:r>
-          </w:p>
-        </w:tc>
-        <w:tc>
-          <w:tcPr>
-            <w:tcW w:type="dxa" w:w="1531"/>
-          </w:tcPr>
-          <w:p>
-            <w:r>
-              <w:rPr>
-                <w:b/>
-                <w:i w:val="0"/>
-                <w:color w:val="16A34A"/>
-                <w:sz w:val="16"/>
-              </w:rPr>
-              <w:t>—</w:t>
-            </w:r>
-          </w:p>
-        </w:tc>
-        <w:tc>
-          <w:tcPr>
-            <w:tcW w:type="dxa" w:w="1191"/>
-          </w:tcPr>
-          <w:p>
-            <w:r>
-              <w:rPr>
-                <w:b w:val="0"/>
-                <w:i w:val="0"/>
-                <w:color w:val="64748B"/>
-                <w:sz w:val="16"/>
-              </w:rPr>
-              <w:t>GT-CQ</w:t>
-            </w:r>
-          </w:p>
-        </w:tc>
-        <w:tc>
-          <w:tcPr>
-            <w:tcW w:type="dxa" w:w="4706"/>
-          </w:tcPr>
-          <w:p>
-            <w:r>
-              <w:rPr>
-                <w:b w:val="0"/>
-                <w:i w:val="0"/>
-                <w:sz w:val="17"/>
-              </w:rPr>
-              <w:t>veuillez, s'il vous plait, confirmer les frais de scolarité ( 7500 FCFA) payée de Pape omar sene avec le QG ou apporter les corrections nécessaires.</w:t>
-            </w:r>
-          </w:p>
-        </w:tc>
-      </w:tr>
-      <w:tr>
-        <w:tc>
-          <w:tcPr>
-            <w:tcW w:type="dxa" w:w="964"/>
-          </w:tcPr>
-          <w:p>
-            <w:r>
-              <w:rPr>
-                <w:b/>
-                <w:i w:val="0"/>
-                <w:color w:val="EA580C"/>
-                <w:sz w:val="16"/>
-              </w:rPr>
-              <w:t>Moyenne</w:t>
-            </w:r>
-          </w:p>
-        </w:tc>
-        <w:tc>
-          <w:tcPr>
-            <w:tcW w:type="dxa" w:w="1247"/>
-          </w:tcPr>
-          <w:p>
-            <w:r>
-              <w:rPr>
-                <w:b/>
-                <w:i w:val="0"/>
-                <w:sz w:val="16"/>
-              </w:rPr>
-              <w:t>S02</w:t>
-              <w:br/>
-            </w:r>
-            <w:r>
-              <w:rPr>
-                <w:b w:val="0"/>
-                <w:i w:val="0"/>
-                <w:color w:val="64748B"/>
-                <w:sz w:val="14"/>
-              </w:rPr>
-              <w:t>Éducation</w:t>
-            </w:r>
-          </w:p>
-        </w:tc>
-        <w:tc>
-          <w:tcPr>
-            <w:tcW w:type="dxa" w:w="1531"/>
-          </w:tcPr>
-          <w:p>
-            <w:r>
-              <w:rPr>
-                <w:b/>
-                <w:i w:val="0"/>
-                <w:color w:val="16A34A"/>
-                <w:sz w:val="16"/>
-              </w:rPr>
-              <w:t>s01q63, s00q04, s02q25, s01q00b, s02q17_2, s02q15_2</w:t>
-            </w:r>
-          </w:p>
-        </w:tc>
-        <w:tc>
-          <w:tcPr>
-            <w:tcW w:type="dxa" w:w="1191"/>
-          </w:tcPr>
-          <w:p>
-            <w:r>
-              <w:rPr>
-                <w:b w:val="0"/>
-                <w:i w:val="0"/>
-                <w:color w:val="64748B"/>
-                <w:sz w:val="16"/>
-              </w:rPr>
-              <w:t>GT-CQ</w:t>
-            </w:r>
-          </w:p>
-        </w:tc>
-        <w:tc>
-          <w:tcPr>
-            <w:tcW w:type="dxa" w:w="4706"/>
-          </w:tcPr>
-          <w:p>
-            <w:r>
-              <w:rPr>
-                <w:b w:val="0"/>
-                <w:i w:val="0"/>
-                <w:sz w:val="17"/>
-              </w:rPr>
-              <w:t>Dans les milieux urbains c'est peu probable de voir une école dont les élèves ou étudiants ne dépensent pas en frais d'uniformes, prière de verifier pour Pape omar sene qui fréquente 6ème année de Primaire et corriger ou confirmer avec le QG.</w:t>
-            </w:r>
-          </w:p>
-        </w:tc>
-      </w:tr>
-      <w:tr>
-        <w:tc>
-          <w:tcPr>
-            <w:tcW w:type="dxa" w:w="964"/>
-          </w:tcPr>
-          <w:p>
-            <w:r>
-              <w:rPr>
-                <w:b/>
-                <w:i w:val="0"/>
-                <w:color w:val="EA580C"/>
-                <w:sz w:val="16"/>
-              </w:rPr>
-              <w:t>Moyenne</w:t>
-            </w:r>
-          </w:p>
-        </w:tc>
-        <w:tc>
-          <w:tcPr>
-            <w:tcW w:type="dxa" w:w="1247"/>
-          </w:tcPr>
-          <w:p>
-            <w:r>
-              <w:rPr>
-                <w:b/>
-                <w:i w:val="0"/>
-                <w:sz w:val="16"/>
-              </w:rPr>
-              <w:t>S02</w:t>
-              <w:br/>
-            </w:r>
-            <w:r>
-              <w:rPr>
-                <w:b w:val="0"/>
-                <w:i w:val="0"/>
-                <w:color w:val="64748B"/>
-                <w:sz w:val="14"/>
-              </w:rPr>
-              <w:t>Éducation</w:t>
-            </w:r>
-          </w:p>
-        </w:tc>
-        <w:tc>
-          <w:tcPr>
-            <w:tcW w:type="dxa" w:w="1531"/>
-          </w:tcPr>
-          <w:p>
-            <w:r>
-              <w:rPr>
-                <w:b/>
-                <w:i w:val="0"/>
-                <w:color w:val="16A34A"/>
-                <w:sz w:val="16"/>
-              </w:rPr>
-              <w:t>s01q25, s01q29, s01q30, s04q46, s01q00b</w:t>
-            </w:r>
-          </w:p>
-        </w:tc>
-        <w:tc>
-          <w:tcPr>
-            <w:tcW w:type="dxa" w:w="1191"/>
-          </w:tcPr>
-          <w:p>
-            <w:r>
-              <w:rPr>
-                <w:b w:val="0"/>
-                <w:i w:val="0"/>
-                <w:color w:val="64748B"/>
-                <w:sz w:val="16"/>
-              </w:rPr>
-              <w:t>GT-CQ</w:t>
-            </w:r>
-          </w:p>
-        </w:tc>
-        <w:tc>
-          <w:tcPr>
-            <w:tcW w:type="dxa" w:w="4706"/>
-          </w:tcPr>
-          <w:p>
-            <w:r>
-              <w:rPr>
-                <w:b w:val="0"/>
-                <w:i w:val="0"/>
-                <w:sz w:val="17"/>
-              </w:rPr>
-              <w:t>Il manque des informations non renseignées de Mauloude Diop , prière de renseignés toutes les questions liées à Mauloude Diop .</w:t>
-            </w:r>
-          </w:p>
-        </w:tc>
-      </w:tr>
-      <w:tr>
-        <w:tc>
-          <w:tcPr>
-            <w:tcW w:type="dxa" w:w="964"/>
-          </w:tcPr>
-          <w:p>
-            <w:r>
-              <w:rPr>
-                <w:b/>
-                <w:i w:val="0"/>
-                <w:color w:val="EA580C"/>
-                <w:sz w:val="16"/>
-              </w:rPr>
-              <w:t>Moyenne</w:t>
-            </w:r>
-          </w:p>
-        </w:tc>
-        <w:tc>
-          <w:tcPr>
-            <w:tcW w:type="dxa" w:w="1247"/>
-          </w:tcPr>
-          <w:p>
-            <w:r>
-              <w:rPr>
-                <w:b/>
-                <w:i w:val="0"/>
-                <w:sz w:val="16"/>
-              </w:rPr>
-              <w:t>S02</w:t>
-              <w:br/>
-            </w:r>
-            <w:r>
-              <w:rPr>
-                <w:b w:val="0"/>
-                <w:i w:val="0"/>
-                <w:color w:val="64748B"/>
-                <w:sz w:val="14"/>
-              </w:rPr>
-              <w:t>Éducation</w:t>
-            </w:r>
-          </w:p>
-        </w:tc>
-        <w:tc>
-          <w:tcPr>
-            <w:tcW w:type="dxa" w:w="1531"/>
-          </w:tcPr>
-          <w:p>
-            <w:r>
-              <w:rPr>
-                <w:b/>
-                <w:i w:val="0"/>
-                <w:color w:val="16A34A"/>
-                <w:sz w:val="16"/>
-              </w:rPr>
-              <w:t>—</w:t>
-            </w:r>
-          </w:p>
-        </w:tc>
-        <w:tc>
-          <w:tcPr>
-            <w:tcW w:type="dxa" w:w="1191"/>
-          </w:tcPr>
-          <w:p>
-            <w:r>
-              <w:rPr>
-                <w:b w:val="0"/>
-                <w:i w:val="0"/>
-                <w:color w:val="64748B"/>
-                <w:sz w:val="16"/>
-              </w:rPr>
-              <w:t>GT-CQ</w:t>
-            </w:r>
-          </w:p>
-        </w:tc>
-        <w:tc>
-          <w:tcPr>
-            <w:tcW w:type="dxa" w:w="4706"/>
-          </w:tcPr>
-          <w:p>
-            <w:r>
-              <w:rPr>
-                <w:b w:val="0"/>
-                <w:i w:val="0"/>
-                <w:sz w:val="17"/>
-              </w:rPr>
-              <w:t>Merci de bien vouloir changé 2.04 en OUI et renseigné toutes les autres informations qui concerne Oumar sene .</w:t>
-            </w:r>
-          </w:p>
-        </w:tc>
-      </w:tr>
-      <w:tr>
-        <w:tc>
-          <w:tcPr>
-            <w:tcW w:type="dxa" w:w="964"/>
-          </w:tcPr>
-          <w:p>
-            <w:r>
-              <w:rPr>
-                <w:b/>
-                <w:i w:val="0"/>
-                <w:color w:val="EA580C"/>
-                <w:sz w:val="16"/>
-              </w:rPr>
-              <w:t>Moyenne</w:t>
-            </w:r>
-          </w:p>
-        </w:tc>
-        <w:tc>
-          <w:tcPr>
-            <w:tcW w:type="dxa" w:w="1247"/>
-          </w:tcPr>
-          <w:p>
-            <w:r>
-              <w:rPr>
-                <w:b/>
-                <w:i w:val="0"/>
-                <w:sz w:val="16"/>
-              </w:rPr>
-              <w:t>S02</w:t>
-              <w:br/>
-            </w:r>
-            <w:r>
-              <w:rPr>
-                <w:b w:val="0"/>
-                <w:i w:val="0"/>
-                <w:color w:val="64748B"/>
-                <w:sz w:val="14"/>
-              </w:rPr>
-              <w:t>Éducation</w:t>
-            </w:r>
-          </w:p>
-        </w:tc>
-        <w:tc>
-          <w:tcPr>
-            <w:tcW w:type="dxa" w:w="1531"/>
-          </w:tcPr>
-          <w:p>
-            <w:r>
-              <w:rPr>
-                <w:b/>
-                <w:i w:val="0"/>
-                <w:color w:val="16A34A"/>
-                <w:sz w:val="16"/>
-              </w:rPr>
-              <w:t>—</w:t>
-            </w:r>
-          </w:p>
-        </w:tc>
-        <w:tc>
-          <w:tcPr>
-            <w:tcW w:type="dxa" w:w="1191"/>
-          </w:tcPr>
-          <w:p>
-            <w:r>
-              <w:rPr>
-                <w:b w:val="0"/>
-                <w:i w:val="0"/>
-                <w:color w:val="64748B"/>
-                <w:sz w:val="16"/>
-              </w:rPr>
-              <w:t>GT-CQ</w:t>
-            </w:r>
-          </w:p>
-        </w:tc>
-        <w:tc>
-          <w:tcPr>
-            <w:tcW w:type="dxa" w:w="4706"/>
-          </w:tcPr>
-          <w:p>
-            <w:r>
-              <w:rPr>
-                <w:b w:val="0"/>
-                <w:i w:val="0"/>
-                <w:sz w:val="17"/>
-              </w:rPr>
-              <w:t>Merci de bien vouloir changé 2.04 en OUI et renseigné toutes les autres informations qui concerne moussa sene .</w:t>
-            </w:r>
-          </w:p>
-        </w:tc>
-      </w:tr>
-      <w:tr>
-        <w:tc>
-          <w:tcPr>
-            <w:tcW w:type="dxa" w:w="964"/>
-          </w:tcPr>
-          <w:p>
-            <w:r>
-              <w:rPr>
-                <w:b/>
-                <w:i w:val="0"/>
-                <w:color w:val="EA580C"/>
-                <w:sz w:val="16"/>
-              </w:rPr>
-              <w:t>Moyenne</w:t>
-            </w:r>
-          </w:p>
-        </w:tc>
-        <w:tc>
-          <w:tcPr>
-            <w:tcW w:type="dxa" w:w="1247"/>
-          </w:tcPr>
-          <w:p>
-            <w:r>
-              <w:rPr>
-                <w:b/>
-                <w:i w:val="0"/>
-                <w:sz w:val="16"/>
-              </w:rPr>
-              <w:t>S02</w:t>
-              <w:br/>
-            </w:r>
-            <w:r>
-              <w:rPr>
-                <w:b w:val="0"/>
-                <w:i w:val="0"/>
-                <w:color w:val="64748B"/>
-                <w:sz w:val="14"/>
-              </w:rPr>
-              <w:t>Éducation</w:t>
-            </w:r>
-          </w:p>
-        </w:tc>
-        <w:tc>
-          <w:tcPr>
-            <w:tcW w:type="dxa" w:w="1531"/>
-          </w:tcPr>
-          <w:p>
-            <w:r>
-              <w:rPr>
-                <w:b/>
-                <w:i w:val="0"/>
-                <w:color w:val="16A34A"/>
-                <w:sz w:val="16"/>
-              </w:rPr>
-              <w:t>—</w:t>
-            </w:r>
-          </w:p>
-        </w:tc>
-        <w:tc>
-          <w:tcPr>
-            <w:tcW w:type="dxa" w:w="1191"/>
-          </w:tcPr>
-          <w:p>
-            <w:r>
-              <w:rPr>
-                <w:b w:val="0"/>
-                <w:i w:val="0"/>
-                <w:color w:val="64748B"/>
-                <w:sz w:val="16"/>
-              </w:rPr>
-              <w:t>GT-CQ</w:t>
-            </w:r>
-          </w:p>
-        </w:tc>
-        <w:tc>
-          <w:tcPr>
-            <w:tcW w:type="dxa" w:w="4706"/>
-          </w:tcPr>
-          <w:p>
-            <w:r>
-              <w:rPr>
-                <w:b w:val="0"/>
-                <w:i w:val="0"/>
-                <w:sz w:val="17"/>
-              </w:rPr>
-              <w:t>Merci de bien vouloir changé 2.04 en OUI et renseigné toutes les autres informations qui concerne Faboye Diagne .</w:t>
-            </w:r>
-          </w:p>
-        </w:tc>
-      </w:tr>
-      <w:tr>
-        <w:tc>
-          <w:tcPr>
-            <w:tcW w:type="dxa" w:w="964"/>
-          </w:tcPr>
-          <w:p>
-            <w:r>
-              <w:rPr>
-                <w:b/>
-                <w:i w:val="0"/>
-                <w:color w:val="EA580C"/>
-                <w:sz w:val="16"/>
-              </w:rPr>
-              <w:t>Moyenne</w:t>
-            </w:r>
-          </w:p>
-        </w:tc>
-        <w:tc>
-          <w:tcPr>
-            <w:tcW w:type="dxa" w:w="1247"/>
-          </w:tcPr>
-          <w:p>
-            <w:r>
-              <w:rPr>
-                <w:b/>
-                <w:i w:val="0"/>
-                <w:sz w:val="16"/>
-              </w:rPr>
-              <w:t>S03</w:t>
-              <w:br/>
-            </w:r>
-            <w:r>
-              <w:rPr>
-                <w:b w:val="0"/>
-                <w:i w:val="0"/>
-                <w:color w:val="64748B"/>
-                <w:sz w:val="14"/>
-              </w:rPr>
-              <w:t>Santé</w:t>
-            </w:r>
-          </w:p>
-        </w:tc>
-        <w:tc>
-          <w:tcPr>
-            <w:tcW w:type="dxa" w:w="1531"/>
-          </w:tcPr>
-          <w:p>
-            <w:r>
-              <w:rPr>
-                <w:b/>
-                <w:i w:val="0"/>
-                <w:color w:val="16A34A"/>
-                <w:sz w:val="16"/>
-              </w:rPr>
-              <w:t>—</w:t>
-            </w:r>
-          </w:p>
-        </w:tc>
-        <w:tc>
-          <w:tcPr>
-            <w:tcW w:type="dxa" w:w="1191"/>
-          </w:tcPr>
-          <w:p>
-            <w:r>
-              <w:rPr>
-                <w:b w:val="0"/>
-                <w:i w:val="0"/>
-                <w:color w:val="64748B"/>
-                <w:sz w:val="16"/>
-              </w:rPr>
-              <w:t>GT-CQ</w:t>
-            </w:r>
-          </w:p>
-        </w:tc>
-        <w:tc>
-          <w:tcPr>
-            <w:tcW w:type="dxa" w:w="4706"/>
-          </w:tcPr>
-          <w:p>
-            <w:r>
-              <w:rPr>
-                <w:b w:val="0"/>
-                <w:i w:val="0"/>
-                <w:sz w:val="17"/>
-              </w:rPr>
-              <w:t>Prière de vérifier le temps ou la distance auprès de l'enquêté et confirmer cette information avec le QG.</w:t>
-            </w:r>
-          </w:p>
-        </w:tc>
-      </w:tr>
-      <w:tr>
-        <w:tc>
-          <w:tcPr>
-            <w:tcW w:type="dxa" w:w="964"/>
-          </w:tcPr>
-          <w:p>
-            <w:r>
-              <w:rPr>
-                <w:b/>
-                <w:i w:val="0"/>
-                <w:color w:val="EA580C"/>
-                <w:sz w:val="16"/>
-              </w:rPr>
-              <w:t>Moyenne</w:t>
-            </w:r>
-          </w:p>
-        </w:tc>
-        <w:tc>
-          <w:tcPr>
-            <w:tcW w:type="dxa" w:w="1247"/>
-          </w:tcPr>
-          <w:p>
-            <w:r>
-              <w:rPr>
-                <w:b/>
-                <w:i w:val="0"/>
-                <w:sz w:val="16"/>
-              </w:rPr>
-              <w:t>S03</w:t>
-              <w:br/>
-            </w:r>
-            <w:r>
-              <w:rPr>
-                <w:b w:val="0"/>
-                <w:i w:val="0"/>
-                <w:color w:val="64748B"/>
-                <w:sz w:val="14"/>
-              </w:rPr>
-              <w:t>Santé</w:t>
-            </w:r>
-          </w:p>
-        </w:tc>
-        <w:tc>
-          <w:tcPr>
-            <w:tcW w:type="dxa" w:w="1531"/>
-          </w:tcPr>
-          <w:p>
-            <w:r>
-              <w:rPr>
-                <w:b/>
-                <w:i w:val="0"/>
-                <w:color w:val="16A34A"/>
-                <w:sz w:val="16"/>
-              </w:rPr>
-              <w:t>s01q41a, s02q20, s02q22, s03q07, s03q02, s01q00b, s03q02_autre</w:t>
-            </w:r>
-          </w:p>
-        </w:tc>
-        <w:tc>
-          <w:tcPr>
-            <w:tcW w:type="dxa" w:w="1191"/>
-          </w:tcPr>
-          <w:p>
-            <w:r>
-              <w:rPr>
-                <w:b w:val="0"/>
-                <w:i w:val="0"/>
-                <w:color w:val="64748B"/>
-                <w:sz w:val="16"/>
-              </w:rPr>
-              <w:t>GT-CQ</w:t>
-            </w:r>
-          </w:p>
-        </w:tc>
-        <w:tc>
-          <w:tcPr>
-            <w:tcW w:type="dxa" w:w="4706"/>
-          </w:tcPr>
-          <w:p>
-            <w:r>
-              <w:rPr>
-                <w:b w:val="0"/>
-                <w:i w:val="0"/>
-                <w:sz w:val="17"/>
-              </w:rPr>
-              <w:t>Le principal problème de santé que Oumar sene a eu est paralysé, prière de prendre attache avec le QG pour plus d'explication afin de le classer bien.</w:t>
-            </w:r>
-          </w:p>
-        </w:tc>
-      </w:tr>
-      <w:tr>
-        <w:tc>
-          <w:tcPr>
-            <w:tcW w:type="dxa" w:w="964"/>
-          </w:tcPr>
-          <w:p>
-            <w:r>
-              <w:rPr>
-                <w:b/>
-                <w:i w:val="0"/>
-                <w:color w:val="EA580C"/>
-                <w:sz w:val="16"/>
-              </w:rPr>
-              <w:t>Moyenne</w:t>
-            </w:r>
-          </w:p>
-        </w:tc>
-        <w:tc>
-          <w:tcPr>
-            <w:tcW w:type="dxa" w:w="1247"/>
-          </w:tcPr>
-          <w:p>
-            <w:r>
-              <w:rPr>
-                <w:b/>
-                <w:i w:val="0"/>
-                <w:sz w:val="16"/>
-              </w:rPr>
-              <w:t>S04</w:t>
-              <w:br/>
-            </w:r>
-            <w:r>
-              <w:rPr>
-                <w:b w:val="0"/>
-                <w:i w:val="0"/>
-                <w:color w:val="64748B"/>
-                <w:sz w:val="14"/>
-              </w:rPr>
-              <w:t>Emploi</w:t>
-            </w:r>
-          </w:p>
-        </w:tc>
-        <w:tc>
-          <w:tcPr>
-            <w:tcW w:type="dxa" w:w="1531"/>
-          </w:tcPr>
-          <w:p>
-            <w:r>
-              <w:rPr>
-                <w:b/>
-                <w:i w:val="0"/>
-                <w:color w:val="16A34A"/>
-                <w:sz w:val="16"/>
-              </w:rPr>
-              <w:t>—</w:t>
-            </w:r>
-          </w:p>
-        </w:tc>
-        <w:tc>
-          <w:tcPr>
-            <w:tcW w:type="dxa" w:w="1191"/>
-          </w:tcPr>
-          <w:p>
-            <w:r>
-              <w:rPr>
-                <w:b w:val="0"/>
-                <w:i w:val="0"/>
-                <w:color w:val="64748B"/>
-                <w:sz w:val="16"/>
-              </w:rPr>
-              <w:t>GT-CQ</w:t>
-            </w:r>
-          </w:p>
-        </w:tc>
-        <w:tc>
-          <w:tcPr>
-            <w:tcW w:type="dxa" w:w="4706"/>
-          </w:tcPr>
-          <w:p>
-            <w:r>
-              <w:rPr>
-                <w:b w:val="0"/>
-                <w:i w:val="0"/>
-                <w:sz w:val="17"/>
-              </w:rPr>
-              <w:t>Attention ! Le nombre de jours (12 jours) que Mauloude Diop a travaillés par mois semble être inférieur à 15.</w:t>
-            </w:r>
-          </w:p>
-        </w:tc>
-      </w:tr>
-      <w:tr>
-        <w:tc>
-          <w:tcPr>
-            <w:tcW w:type="dxa" w:w="964"/>
-          </w:tcPr>
-          <w:p>
-            <w:r>
-              <w:rPr>
-                <w:b/>
-                <w:i w:val="0"/>
-                <w:color w:val="EA580C"/>
-                <w:sz w:val="16"/>
-              </w:rPr>
-              <w:t>Moyenne</w:t>
-            </w:r>
-          </w:p>
-        </w:tc>
-        <w:tc>
-          <w:tcPr>
-            <w:tcW w:type="dxa" w:w="1247"/>
-          </w:tcPr>
-          <w:p>
-            <w:r>
-              <w:rPr>
-                <w:b/>
-                <w:i w:val="0"/>
-                <w:sz w:val="16"/>
-              </w:rPr>
-              <w:t>S04</w:t>
-              <w:br/>
-            </w:r>
-            <w:r>
-              <w:rPr>
-                <w:b w:val="0"/>
-                <w:i w:val="0"/>
-                <w:color w:val="64748B"/>
-                <w:sz w:val="14"/>
-              </w:rPr>
-              <w:t>Emploi</w:t>
-            </w:r>
-          </w:p>
-        </w:tc>
-        <w:tc>
-          <w:tcPr>
-            <w:tcW w:type="dxa" w:w="1531"/>
-          </w:tcPr>
-          <w:p>
-            <w:r>
-              <w:rPr>
-                <w:b/>
-                <w:i w:val="0"/>
-                <w:color w:val="16A34A"/>
-                <w:sz w:val="16"/>
-              </w:rPr>
-              <w:t>—</w:t>
-            </w:r>
-          </w:p>
-        </w:tc>
-        <w:tc>
-          <w:tcPr>
-            <w:tcW w:type="dxa" w:w="1191"/>
-          </w:tcPr>
-          <w:p>
-            <w:r>
-              <w:rPr>
-                <w:b w:val="0"/>
-                <w:i w:val="0"/>
-                <w:color w:val="64748B"/>
-                <w:sz w:val="16"/>
-              </w:rPr>
-              <w:t>GT-CQ</w:t>
-            </w:r>
-          </w:p>
-        </w:tc>
-        <w:tc>
-          <w:tcPr>
-            <w:tcW w:type="dxa" w:w="4706"/>
-          </w:tcPr>
-          <w:p>
-            <w:r>
-              <w:rPr>
-                <w:b w:val="0"/>
-                <w:i w:val="0"/>
-                <w:sz w:val="17"/>
-              </w:rPr>
-              <w:t>Veuillez, s'il vous plaît, confirmer cette information.</w:t>
-            </w:r>
-          </w:p>
-        </w:tc>
-      </w:tr>
-      <w:tr>
-        <w:tc>
-          <w:tcPr>
-            <w:tcW w:type="dxa" w:w="964"/>
-          </w:tcPr>
-          <w:p>
-            <w:r>
-              <w:rPr>
-                <w:b/>
-                <w:i w:val="0"/>
-                <w:color w:val="EA580C"/>
-                <w:sz w:val="16"/>
-              </w:rPr>
-              <w:t>Moyenne</w:t>
-            </w:r>
-          </w:p>
-        </w:tc>
-        <w:tc>
-          <w:tcPr>
-            <w:tcW w:type="dxa" w:w="1247"/>
-          </w:tcPr>
-          <w:p>
-            <w:r>
-              <w:rPr>
-                <w:b/>
-                <w:i w:val="0"/>
-                <w:sz w:val="16"/>
-              </w:rPr>
-              <w:t>S04</w:t>
-              <w:br/>
-            </w:r>
-            <w:r>
-              <w:rPr>
-                <w:b w:val="0"/>
-                <w:i w:val="0"/>
-                <w:color w:val="64748B"/>
-                <w:sz w:val="14"/>
-              </w:rPr>
-              <w:t>Emploi</w:t>
-            </w:r>
-          </w:p>
-        </w:tc>
-        <w:tc>
-          <w:tcPr>
-            <w:tcW w:type="dxa" w:w="1531"/>
-          </w:tcPr>
-          <w:p>
-            <w:r>
-              <w:rPr>
-                <w:b/>
-                <w:i w:val="0"/>
-                <w:color w:val="16A34A"/>
-                <w:sz w:val="16"/>
-              </w:rPr>
-              <w:t>—</w:t>
-            </w:r>
-          </w:p>
-        </w:tc>
-        <w:tc>
-          <w:tcPr>
-            <w:tcW w:type="dxa" w:w="1191"/>
-          </w:tcPr>
-          <w:p>
-            <w:r>
-              <w:rPr>
-                <w:b w:val="0"/>
-                <w:i w:val="0"/>
-                <w:color w:val="64748B"/>
-                <w:sz w:val="16"/>
-              </w:rPr>
-              <w:t>GT-CQ</w:t>
-            </w:r>
-          </w:p>
-        </w:tc>
-        <w:tc>
-          <w:tcPr>
-            <w:tcW w:type="dxa" w:w="4706"/>
-          </w:tcPr>
-          <w:p>
-            <w:r>
-              <w:rPr>
-                <w:b w:val="0"/>
-                <w:i w:val="0"/>
-                <w:sz w:val="17"/>
-              </w:rPr>
-              <w:t>Attention ! Le nombre de jours (12 jours) que Mouhamed sene a travaillés par mois semble être inférieur à 15.</w:t>
-            </w:r>
-          </w:p>
-        </w:tc>
-      </w:tr>
-      <w:tr>
-        <w:tc>
-          <w:tcPr>
-            <w:tcW w:type="dxa" w:w="964"/>
-          </w:tcPr>
-          <w:p>
-            <w:r>
-              <w:rPr>
-                <w:b/>
-                <w:i w:val="0"/>
-                <w:color w:val="EA580C"/>
-                <w:sz w:val="16"/>
-              </w:rPr>
-              <w:t>Moyenne</w:t>
-            </w:r>
-          </w:p>
-        </w:tc>
-        <w:tc>
-          <w:tcPr>
-            <w:tcW w:type="dxa" w:w="1247"/>
-          </w:tcPr>
-          <w:p>
-            <w:r>
-              <w:rPr>
-                <w:b/>
-                <w:i w:val="0"/>
-                <w:sz w:val="16"/>
-              </w:rPr>
-              <w:t>S04</w:t>
-              <w:br/>
-            </w:r>
-            <w:r>
-              <w:rPr>
-                <w:b w:val="0"/>
-                <w:i w:val="0"/>
-                <w:color w:val="64748B"/>
-                <w:sz w:val="14"/>
-              </w:rPr>
-              <w:t>Emploi</w:t>
-            </w:r>
-          </w:p>
-        </w:tc>
-        <w:tc>
-          <w:tcPr>
-            <w:tcW w:type="dxa" w:w="1531"/>
-          </w:tcPr>
-          <w:p>
-            <w:r>
-              <w:rPr>
-                <w:b/>
-                <w:i w:val="0"/>
-                <w:color w:val="16A34A"/>
-                <w:sz w:val="16"/>
-              </w:rPr>
-              <w:t>—</w:t>
-            </w:r>
-          </w:p>
-        </w:tc>
-        <w:tc>
-          <w:tcPr>
-            <w:tcW w:type="dxa" w:w="1191"/>
-          </w:tcPr>
-          <w:p>
-            <w:r>
-              <w:rPr>
-                <w:b w:val="0"/>
-                <w:i w:val="0"/>
-                <w:color w:val="64748B"/>
-                <w:sz w:val="16"/>
-              </w:rPr>
-              <w:t>GT-CQ</w:t>
-            </w:r>
-          </w:p>
-        </w:tc>
-        <w:tc>
-          <w:tcPr>
-            <w:tcW w:type="dxa" w:w="4706"/>
-          </w:tcPr>
-          <w:p>
-            <w:r>
-              <w:rPr>
-                <w:b w:val="0"/>
-                <w:i w:val="0"/>
-                <w:sz w:val="17"/>
-              </w:rPr>
-              <w:t>Attention ! Le nombre de jours (12 jours) que mamadou sene a travaillés par mois semble être inférieur à 15.</w:t>
-            </w:r>
-          </w:p>
-        </w:tc>
-      </w:tr>
-      <w:tr>
-        <w:tc>
-          <w:tcPr>
-            <w:tcW w:type="dxa" w:w="964"/>
-          </w:tcPr>
-          <w:p>
-            <w:r>
-              <w:rPr>
-                <w:b/>
-                <w:i w:val="0"/>
-                <w:color w:val="EA580C"/>
-                <w:sz w:val="16"/>
-              </w:rPr>
-              <w:t>Moyenne</w:t>
-            </w:r>
-          </w:p>
-        </w:tc>
-        <w:tc>
-          <w:tcPr>
-            <w:tcW w:type="dxa" w:w="1247"/>
-          </w:tcPr>
-          <w:p>
-            <w:r>
-              <w:rPr>
-                <w:b/>
-                <w:i w:val="0"/>
-                <w:sz w:val="16"/>
-              </w:rPr>
-              <w:t>S06</w:t>
-              <w:br/>
-            </w:r>
-            <w:r>
-              <w:rPr>
-                <w:b w:val="0"/>
-                <w:i w:val="0"/>
-                <w:color w:val="64748B"/>
-                <w:sz w:val="14"/>
-              </w:rPr>
-              <w:t>Crédit &amp; épargne</w:t>
-            </w:r>
-          </w:p>
-        </w:tc>
-        <w:tc>
-          <w:tcPr>
-            <w:tcW w:type="dxa" w:w="1531"/>
-          </w:tcPr>
-          <w:p>
-            <w:r>
-              <w:rPr>
-                <w:b/>
-                <w:i w:val="0"/>
-                <w:color w:val="16A34A"/>
-                <w:sz w:val="16"/>
-              </w:rPr>
-              <w:t>—</w:t>
-            </w:r>
-          </w:p>
-        </w:tc>
-        <w:tc>
-          <w:tcPr>
-            <w:tcW w:type="dxa" w:w="1191"/>
-          </w:tcPr>
-          <w:p>
-            <w:r>
-              <w:rPr>
-                <w:b w:val="0"/>
-                <w:i w:val="0"/>
-                <w:color w:val="64748B"/>
-                <w:sz w:val="16"/>
-              </w:rPr>
-              <w:t>GT-CQ</w:t>
-            </w:r>
-          </w:p>
-        </w:tc>
-        <w:tc>
-          <w:tcPr>
-            <w:tcW w:type="dxa" w:w="4706"/>
-          </w:tcPr>
-          <w:p>
-            <w:r>
-              <w:rPr>
-                <w:b w:val="0"/>
-                <w:i w:val="0"/>
-                <w:sz w:val="17"/>
-              </w:rPr>
-              <w:t>Veuillez vous rassurez réellement que la personne n'a pas affecté de crédit immobilier.</w:t>
-            </w:r>
-          </w:p>
-        </w:tc>
-      </w:tr>
-      <w:tr>
-        <w:tc>
-          <w:tcPr>
-            <w:tcW w:type="dxa" w:w="964"/>
-          </w:tcPr>
-          <w:p>
-            <w:r>
-              <w:rPr>
-                <w:b/>
-                <w:i w:val="0"/>
-                <w:color w:val="EA580C"/>
-                <w:sz w:val="16"/>
-              </w:rPr>
-              <w:t>Moyenne</w:t>
-            </w:r>
-          </w:p>
-        </w:tc>
-        <w:tc>
-          <w:tcPr>
-            <w:tcW w:type="dxa" w:w="1247"/>
-          </w:tcPr>
-          <w:p>
-            <w:r>
-              <w:rPr>
-                <w:b/>
-                <w:i w:val="0"/>
-                <w:sz w:val="16"/>
-              </w:rPr>
-              <w:t>S07</w:t>
-              <w:br/>
-            </w:r>
-            <w:r>
-              <w:rPr>
-                <w:b w:val="0"/>
-                <w:i w:val="0"/>
-                <w:color w:val="64748B"/>
-                <w:sz w:val="14"/>
-              </w:rPr>
-              <w:t>Consommation alimentaire</w:t>
-            </w:r>
-          </w:p>
-        </w:tc>
-        <w:tc>
-          <w:tcPr>
-            <w:tcW w:type="dxa" w:w="1531"/>
-          </w:tcPr>
-          <w:p>
-            <w:r>
-              <w:rPr>
-                <w:b/>
-                <w:i w:val="0"/>
-                <w:color w:val="16A34A"/>
-                <w:sz w:val="16"/>
-              </w:rPr>
-              <w:t>—</w:t>
-            </w:r>
-          </w:p>
-        </w:tc>
-        <w:tc>
-          <w:tcPr>
-            <w:tcW w:type="dxa" w:w="1191"/>
-          </w:tcPr>
-          <w:p>
-            <w:r>
-              <w:rPr>
-                <w:b w:val="0"/>
-                <w:i w:val="0"/>
-                <w:color w:val="64748B"/>
-                <w:sz w:val="16"/>
-              </w:rPr>
-              <w:t>GT-CQ</w:t>
-            </w:r>
-          </w:p>
-        </w:tc>
-        <w:tc>
-          <w:tcPr>
-            <w:tcW w:type="dxa" w:w="4706"/>
-          </w:tcPr>
-          <w:p>
-            <w:r>
-              <w:rPr>
-                <w:b w:val="0"/>
-                <w:i w:val="0"/>
-                <w:sz w:val="17"/>
-              </w:rPr>
-              <w:t>Attention ! La dépense du répas pris à l'extérieur de Dame  sene (3700 Fcfa) au cours de 7 derniers jours est relativement élevé.</w:t>
-            </w:r>
-          </w:p>
-        </w:tc>
-      </w:tr>
-      <w:tr>
-        <w:tc>
-          <w:tcPr>
-            <w:tcW w:type="dxa" w:w="964"/>
-          </w:tcPr>
-          <w:p>
-            <w:r>
-              <w:rPr>
-                <w:b/>
-                <w:i w:val="0"/>
-                <w:color w:val="EA580C"/>
-                <w:sz w:val="16"/>
-              </w:rPr>
-              <w:t>Moyenne</w:t>
-            </w:r>
-          </w:p>
-        </w:tc>
-        <w:tc>
-          <w:tcPr>
-            <w:tcW w:type="dxa" w:w="1247"/>
-          </w:tcPr>
-          <w:p>
-            <w:r>
-              <w:rPr>
-                <w:b/>
-                <w:i w:val="0"/>
-                <w:sz w:val="16"/>
-              </w:rPr>
-              <w:t>S07</w:t>
-              <w:br/>
-            </w:r>
-            <w:r>
-              <w:rPr>
-                <w:b w:val="0"/>
-                <w:i w:val="0"/>
-                <w:color w:val="64748B"/>
-                <w:sz w:val="14"/>
-              </w:rPr>
-              <w:t>Consommation alimentaire</w:t>
-            </w:r>
-          </w:p>
-        </w:tc>
-        <w:tc>
-          <w:tcPr>
-            <w:tcW w:type="dxa" w:w="1531"/>
-          </w:tcPr>
-          <w:p>
-            <w:r>
-              <w:rPr>
-                <w:b/>
-                <w:i w:val="0"/>
-                <w:color w:val="16A34A"/>
-                <w:sz w:val="16"/>
-              </w:rPr>
-              <w:t>—</w:t>
-            </w:r>
-          </w:p>
-        </w:tc>
-        <w:tc>
-          <w:tcPr>
-            <w:tcW w:type="dxa" w:w="1191"/>
-          </w:tcPr>
-          <w:p>
-            <w:r>
-              <w:rPr>
-                <w:b w:val="0"/>
-                <w:i w:val="0"/>
-                <w:color w:val="64748B"/>
-                <w:sz w:val="16"/>
-              </w:rPr>
-              <w:t>GT-CQ</w:t>
-            </w:r>
-          </w:p>
-        </w:tc>
-        <w:tc>
-          <w:tcPr>
-            <w:tcW w:type="dxa" w:w="4706"/>
-          </w:tcPr>
-          <w:p>
-            <w:r>
-              <w:rPr>
-                <w:b w:val="0"/>
-                <w:i w:val="0"/>
-                <w:sz w:val="17"/>
-              </w:rPr>
-              <w:t>Prière de corriger ou de confirmer avec le QG.</w:t>
-            </w:r>
-          </w:p>
-        </w:tc>
-      </w:tr>
-      <w:tr>
-        <w:tc>
-          <w:tcPr>
-            <w:tcW w:type="dxa" w:w="964"/>
-          </w:tcPr>
-          <w:p>
-            <w:r>
-              <w:rPr>
-                <w:b/>
-                <w:i w:val="0"/>
-                <w:color w:val="EA580C"/>
-                <w:sz w:val="16"/>
-              </w:rPr>
-              <w:t>Moyenne</w:t>
-            </w:r>
-          </w:p>
-        </w:tc>
-        <w:tc>
-          <w:tcPr>
-            <w:tcW w:type="dxa" w:w="1247"/>
-          </w:tcPr>
-          <w:p>
-            <w:r>
-              <w:rPr>
-                <w:b/>
-                <w:i w:val="0"/>
-                <w:sz w:val="16"/>
-              </w:rPr>
-              <w:t>S07</w:t>
-              <w:br/>
-            </w:r>
-            <w:r>
-              <w:rPr>
-                <w:b w:val="0"/>
-                <w:i w:val="0"/>
-                <w:color w:val="64748B"/>
-                <w:sz w:val="14"/>
-              </w:rPr>
-              <w:t>Consommation alimentaire</w:t>
-            </w:r>
-          </w:p>
-        </w:tc>
-        <w:tc>
-          <w:tcPr>
-            <w:tcW w:type="dxa" w:w="1531"/>
-          </w:tcPr>
-          <w:p>
-            <w:r>
-              <w:rPr>
-                <w:b/>
-                <w:i w:val="0"/>
-                <w:color w:val="16A34A"/>
-                <w:sz w:val="16"/>
-              </w:rPr>
-              <w:t>—</w:t>
-            </w:r>
-          </w:p>
-        </w:tc>
-        <w:tc>
-          <w:tcPr>
-            <w:tcW w:type="dxa" w:w="1191"/>
-          </w:tcPr>
-          <w:p>
-            <w:r>
-              <w:rPr>
-                <w:b w:val="0"/>
-                <w:i w:val="0"/>
-                <w:color w:val="64748B"/>
-                <w:sz w:val="16"/>
-              </w:rPr>
-              <w:t>GT-CQ</w:t>
-            </w:r>
-          </w:p>
-        </w:tc>
-        <w:tc>
-          <w:tcPr>
-            <w:tcW w:type="dxa" w:w="4706"/>
-          </w:tcPr>
-          <w:p>
-            <w:r>
-              <w:rPr>
-                <w:b w:val="0"/>
-                <w:i w:val="0"/>
-                <w:sz w:val="17"/>
-              </w:rPr>
-              <w:t>Attention ! La dépense du répas pris à l'extérieur de Mauloude Diop (3200 Fcfa) au cours de 7 derniers jours est relativement élevé.</w:t>
-            </w:r>
-          </w:p>
-        </w:tc>
-      </w:tr>
-      <w:tr>
-        <w:tc>
-          <w:tcPr>
-            <w:tcW w:type="dxa" w:w="964"/>
-          </w:tcPr>
-          <w:p>
-            <w:r>
-              <w:rPr>
-                <w:b/>
-                <w:i w:val="0"/>
-                <w:color w:val="EA580C"/>
-                <w:sz w:val="16"/>
-              </w:rPr>
-              <w:t>Moyenne</w:t>
-            </w:r>
-          </w:p>
-        </w:tc>
-        <w:tc>
-          <w:tcPr>
-            <w:tcW w:type="dxa" w:w="1247"/>
-          </w:tcPr>
-          <w:p>
-            <w:r>
-              <w:rPr>
-                <w:b/>
-                <w:i w:val="0"/>
-                <w:sz w:val="16"/>
-              </w:rPr>
-              <w:t>S07</w:t>
-              <w:br/>
-            </w:r>
-            <w:r>
-              <w:rPr>
-                <w:b w:val="0"/>
-                <w:i w:val="0"/>
-                <w:color w:val="64748B"/>
-                <w:sz w:val="14"/>
-              </w:rPr>
-              <w:t>Consommation alimentaire</w:t>
-            </w:r>
-          </w:p>
-        </w:tc>
-        <w:tc>
-          <w:tcPr>
-            <w:tcW w:type="dxa" w:w="1531"/>
-          </w:tcPr>
-          <w:p>
-            <w:r>
-              <w:rPr>
-                <w:b/>
-                <w:i w:val="0"/>
-                <w:color w:val="16A34A"/>
-                <w:sz w:val="16"/>
-              </w:rPr>
-              <w:t>—</w:t>
-            </w:r>
-          </w:p>
-        </w:tc>
-        <w:tc>
-          <w:tcPr>
-            <w:tcW w:type="dxa" w:w="1191"/>
-          </w:tcPr>
-          <w:p>
-            <w:r>
-              <w:rPr>
-                <w:b w:val="0"/>
-                <w:i w:val="0"/>
-                <w:color w:val="64748B"/>
-                <w:sz w:val="16"/>
-              </w:rPr>
-              <w:t>GT-CQ</w:t>
-            </w:r>
-          </w:p>
-        </w:tc>
-        <w:tc>
-          <w:tcPr>
-            <w:tcW w:type="dxa" w:w="4706"/>
-          </w:tcPr>
-          <w:p>
-            <w:r>
-              <w:rPr>
-                <w:b w:val="0"/>
-                <w:i w:val="0"/>
-                <w:sz w:val="17"/>
-              </w:rPr>
-              <w:t>Attention ! Le prix unitaire d'achat (200 Fcfa) de Pain moderne en miche (Moyen) est relativement élevé par rapport aux autres prix observés dans cette zone.</w:t>
-            </w:r>
-          </w:p>
-        </w:tc>
-      </w:tr>
-      <w:tr>
-        <w:tc>
-          <w:tcPr>
-            <w:tcW w:type="dxa" w:w="964"/>
-          </w:tcPr>
-          <w:p>
-            <w:r>
-              <w:rPr>
-                <w:b/>
-                <w:i w:val="0"/>
-                <w:color w:val="EA580C"/>
-                <w:sz w:val="16"/>
-              </w:rPr>
-              <w:t>Moyenne</w:t>
-            </w:r>
-          </w:p>
-        </w:tc>
-        <w:tc>
-          <w:tcPr>
-            <w:tcW w:type="dxa" w:w="1247"/>
-          </w:tcPr>
-          <w:p>
-            <w:r>
-              <w:rPr>
-                <w:b/>
-                <w:i w:val="0"/>
-                <w:sz w:val="16"/>
-              </w:rPr>
-              <w:t>S07</w:t>
-              <w:br/>
-            </w:r>
-            <w:r>
-              <w:rPr>
-                <w:b w:val="0"/>
-                <w:i w:val="0"/>
-                <w:color w:val="64748B"/>
-                <w:sz w:val="14"/>
-              </w:rPr>
-              <w:t>Consommation alimentaire</w:t>
-            </w:r>
-          </w:p>
-        </w:tc>
-        <w:tc>
-          <w:tcPr>
-            <w:tcW w:type="dxa" w:w="1531"/>
-          </w:tcPr>
-          <w:p>
-            <w:r>
-              <w:rPr>
-                <w:b/>
-                <w:i w:val="0"/>
-                <w:color w:val="16A34A"/>
-                <w:sz w:val="16"/>
-              </w:rPr>
-              <w:t>—</w:t>
-            </w:r>
-          </w:p>
-        </w:tc>
-        <w:tc>
-          <w:tcPr>
-            <w:tcW w:type="dxa" w:w="1191"/>
-          </w:tcPr>
-          <w:p>
-            <w:r>
-              <w:rPr>
-                <w:b w:val="0"/>
-                <w:i w:val="0"/>
-                <w:color w:val="64748B"/>
-                <w:sz w:val="16"/>
-              </w:rPr>
-              <w:t>GT-CQ</w:t>
-            </w:r>
-          </w:p>
-        </w:tc>
-        <w:tc>
-          <w:tcPr>
-            <w:tcW w:type="dxa" w:w="4706"/>
-          </w:tcPr>
-          <w:p>
-            <w:r>
-              <w:rPr>
-                <w:b w:val="0"/>
-                <w:i w:val="0"/>
-                <w:sz w:val="17"/>
-              </w:rPr>
-              <w:t>Prière de corriger ou de confirmer avec le QG.</w:t>
-            </w:r>
-          </w:p>
-        </w:tc>
-      </w:tr>
-      <w:tr>
-        <w:tc>
-          <w:tcPr>
-            <w:tcW w:type="dxa" w:w="964"/>
-          </w:tcPr>
-          <w:p>
-            <w:r>
-              <w:rPr>
-                <w:b/>
-                <w:i w:val="0"/>
-                <w:color w:val="EA580C"/>
-                <w:sz w:val="16"/>
-              </w:rPr>
-              <w:t>Moyenne</w:t>
-            </w:r>
-          </w:p>
-        </w:tc>
-        <w:tc>
-          <w:tcPr>
-            <w:tcW w:type="dxa" w:w="1247"/>
-          </w:tcPr>
-          <w:p>
-            <w:r>
-              <w:rPr>
-                <w:b/>
-                <w:i w:val="0"/>
-                <w:sz w:val="16"/>
-              </w:rPr>
-              <w:t>S09</w:t>
-              <w:br/>
-            </w:r>
-            <w:r>
-              <w:rPr>
-                <w:b w:val="0"/>
-                <w:i w:val="0"/>
-                <w:color w:val="64748B"/>
-                <w:sz w:val="14"/>
-              </w:rPr>
-              <w:t>Dépenses non alimentaires</w:t>
-            </w:r>
-          </w:p>
-        </w:tc>
-        <w:tc>
-          <w:tcPr>
-            <w:tcW w:type="dxa" w:w="1531"/>
-          </w:tcPr>
-          <w:p>
-            <w:r>
-              <w:rPr>
-                <w:b/>
-                <w:i w:val="0"/>
-                <w:color w:val="16A34A"/>
-                <w:sz w:val="16"/>
-              </w:rPr>
-              <w:t>—</w:t>
-            </w:r>
-          </w:p>
-        </w:tc>
-        <w:tc>
-          <w:tcPr>
-            <w:tcW w:type="dxa" w:w="1191"/>
-          </w:tcPr>
-          <w:p>
-            <w:r>
-              <w:rPr>
-                <w:b w:val="0"/>
-                <w:i w:val="0"/>
-                <w:color w:val="64748B"/>
-                <w:sz w:val="16"/>
-              </w:rPr>
-              <w:t>GT-CQ</w:t>
-            </w:r>
-          </w:p>
-        </w:tc>
-        <w:tc>
-          <w:tcPr>
-            <w:tcW w:type="dxa" w:w="4706"/>
-          </w:tcPr>
-          <w:p>
-            <w:r>
-              <w:rPr>
-                <w:b w:val="0"/>
-                <w:i w:val="0"/>
-                <w:sz w:val="17"/>
-              </w:rPr>
-              <w:t>Attention ! La dépense du ménage de Oumar sene (1000 Fcfa) au cours de 7 derniers jours de Cigarettes, Tabac est relativement élevé.</w:t>
-            </w:r>
-          </w:p>
-        </w:tc>
-      </w:tr>
-      <w:tr>
-        <w:tc>
-          <w:tcPr>
-            <w:tcW w:type="dxa" w:w="964"/>
-          </w:tcPr>
-          <w:p>
-            <w:r>
-              <w:rPr>
-                <w:b/>
-                <w:i w:val="0"/>
-                <w:color w:val="EA580C"/>
-                <w:sz w:val="16"/>
-              </w:rPr>
-              <w:t>Moyenne</w:t>
-            </w:r>
-          </w:p>
-        </w:tc>
-        <w:tc>
-          <w:tcPr>
-            <w:tcW w:type="dxa" w:w="1247"/>
-          </w:tcPr>
-          <w:p>
-            <w:r>
-              <w:rPr>
-                <w:b/>
-                <w:i w:val="0"/>
-                <w:sz w:val="16"/>
-              </w:rPr>
-              <w:t>S09</w:t>
-              <w:br/>
-            </w:r>
-            <w:r>
-              <w:rPr>
-                <w:b w:val="0"/>
-                <w:i w:val="0"/>
-                <w:color w:val="64748B"/>
-                <w:sz w:val="14"/>
-              </w:rPr>
-              <w:t>Dépenses non alimentaires</w:t>
-            </w:r>
-          </w:p>
-        </w:tc>
-        <w:tc>
-          <w:tcPr>
-            <w:tcW w:type="dxa" w:w="1531"/>
-          </w:tcPr>
-          <w:p>
-            <w:r>
-              <w:rPr>
-                <w:b/>
-                <w:i w:val="0"/>
-                <w:color w:val="16A34A"/>
-                <w:sz w:val="16"/>
-              </w:rPr>
-              <w:t>—</w:t>
-            </w:r>
-          </w:p>
-        </w:tc>
-        <w:tc>
-          <w:tcPr>
-            <w:tcW w:type="dxa" w:w="1191"/>
-          </w:tcPr>
-          <w:p>
-            <w:r>
-              <w:rPr>
-                <w:b w:val="0"/>
-                <w:i w:val="0"/>
-                <w:color w:val="64748B"/>
-                <w:sz w:val="16"/>
-              </w:rPr>
-              <w:t>GT-CQ</w:t>
-            </w:r>
-          </w:p>
-        </w:tc>
-        <w:tc>
-          <w:tcPr>
-            <w:tcW w:type="dxa" w:w="4706"/>
-          </w:tcPr>
-          <w:p>
-            <w:r>
-              <w:rPr>
-                <w:b w:val="0"/>
-                <w:i w:val="0"/>
-                <w:sz w:val="17"/>
-              </w:rPr>
-              <w:t>Prière de corriger ou de confirmer avec le QG.</w:t>
-            </w:r>
-          </w:p>
-        </w:tc>
-      </w:tr>
-      <w:tr>
-        <w:tc>
-          <w:tcPr>
-            <w:tcW w:type="dxa" w:w="964"/>
-          </w:tcPr>
-          <w:p>
-            <w:r>
-              <w:rPr>
-                <w:b/>
-                <w:i w:val="0"/>
-                <w:color w:val="EA580C"/>
-                <w:sz w:val="16"/>
-              </w:rPr>
-              <w:t>Moyenne</w:t>
-            </w:r>
-          </w:p>
-        </w:tc>
-        <w:tc>
-          <w:tcPr>
-            <w:tcW w:type="dxa" w:w="1247"/>
-          </w:tcPr>
-          <w:p>
-            <w:r>
-              <w:rPr>
-                <w:b/>
-                <w:i w:val="0"/>
-                <w:sz w:val="16"/>
-              </w:rPr>
-              <w:t>S09</w:t>
-              <w:br/>
-            </w:r>
-            <w:r>
-              <w:rPr>
-                <w:b w:val="0"/>
-                <w:i w:val="0"/>
-                <w:color w:val="64748B"/>
-                <w:sz w:val="14"/>
-              </w:rPr>
-              <w:t>Dépenses non alimentaires</w:t>
-            </w:r>
-          </w:p>
-        </w:tc>
-        <w:tc>
-          <w:tcPr>
-            <w:tcW w:type="dxa" w:w="1531"/>
-          </w:tcPr>
-          <w:p>
-            <w:r>
-              <w:rPr>
-                <w:b/>
-                <w:i w:val="0"/>
-                <w:color w:val="16A34A"/>
-                <w:sz w:val="16"/>
-              </w:rPr>
-              <w:t>—</w:t>
-            </w:r>
-          </w:p>
-        </w:tc>
-        <w:tc>
-          <w:tcPr>
-            <w:tcW w:type="dxa" w:w="1191"/>
-          </w:tcPr>
-          <w:p>
-            <w:r>
-              <w:rPr>
-                <w:b w:val="0"/>
-                <w:i w:val="0"/>
-                <w:color w:val="64748B"/>
-                <w:sz w:val="16"/>
-              </w:rPr>
-              <w:t>GT-CQ</w:t>
-            </w:r>
-          </w:p>
-        </w:tc>
-        <w:tc>
-          <w:tcPr>
-            <w:tcW w:type="dxa" w:w="4706"/>
-          </w:tcPr>
-          <w:p>
-            <w:r>
-              <w:rPr>
-                <w:b w:val="0"/>
-                <w:i w:val="0"/>
-                <w:sz w:val="17"/>
-              </w:rPr>
-              <w:t>Attention ! La dépense du ménage de Oumar sene (13800 Fcfa) au cours de 30 derniers jours de Gaz domestique 12,5 kilogrammes est relativement élevé.</w:t>
-            </w:r>
-          </w:p>
-        </w:tc>
-      </w:tr>
-      <w:tr>
-        <w:tc>
-          <w:tcPr>
-            <w:tcW w:type="dxa" w:w="964"/>
-          </w:tcPr>
-          <w:p>
-            <w:r>
-              <w:rPr>
-                <w:b/>
-                <w:i w:val="0"/>
-                <w:color w:val="EA580C"/>
-                <w:sz w:val="16"/>
-              </w:rPr>
-              <w:t>Moyenne</w:t>
-            </w:r>
-          </w:p>
-        </w:tc>
-        <w:tc>
-          <w:tcPr>
-            <w:tcW w:type="dxa" w:w="1247"/>
-          </w:tcPr>
-          <w:p>
-            <w:r>
-              <w:rPr>
-                <w:b/>
-                <w:i w:val="0"/>
-                <w:sz w:val="16"/>
-              </w:rPr>
-              <w:t>S09</w:t>
-              <w:br/>
-            </w:r>
-            <w:r>
-              <w:rPr>
-                <w:b w:val="0"/>
-                <w:i w:val="0"/>
-                <w:color w:val="64748B"/>
-                <w:sz w:val="14"/>
-              </w:rPr>
-              <w:t>Dépenses non alimentaires</w:t>
-            </w:r>
-          </w:p>
-        </w:tc>
-        <w:tc>
-          <w:tcPr>
-            <w:tcW w:type="dxa" w:w="1531"/>
-          </w:tcPr>
-          <w:p>
-            <w:r>
-              <w:rPr>
-                <w:b/>
-                <w:i w:val="0"/>
-                <w:color w:val="16A34A"/>
-                <w:sz w:val="16"/>
-              </w:rPr>
-              <w:t>—</w:t>
-            </w:r>
-          </w:p>
-        </w:tc>
-        <w:tc>
-          <w:tcPr>
-            <w:tcW w:type="dxa" w:w="1191"/>
-          </w:tcPr>
-          <w:p>
-            <w:r>
-              <w:rPr>
-                <w:b w:val="0"/>
-                <w:i w:val="0"/>
-                <w:color w:val="64748B"/>
-                <w:sz w:val="16"/>
-              </w:rPr>
-              <w:t>GT-CQ</w:t>
-            </w:r>
-          </w:p>
-        </w:tc>
-        <w:tc>
-          <w:tcPr>
-            <w:tcW w:type="dxa" w:w="4706"/>
-          </w:tcPr>
-          <w:p>
-            <w:r>
-              <w:rPr>
-                <w:b w:val="0"/>
-                <w:i w:val="0"/>
-                <w:sz w:val="17"/>
-              </w:rPr>
-              <w:t>Prière de corriger ou de confirmer avec le QG.</w:t>
-            </w:r>
-          </w:p>
-        </w:tc>
-      </w:tr>
-      <w:tr>
-        <w:tc>
-          <w:tcPr>
-            <w:tcW w:type="dxa" w:w="964"/>
-          </w:tcPr>
-          <w:p>
-            <w:r>
-              <w:rPr>
-                <w:b/>
-                <w:i w:val="0"/>
-                <w:color w:val="EA580C"/>
-                <w:sz w:val="16"/>
-              </w:rPr>
-              <w:t>Moyenne</w:t>
-            </w:r>
-          </w:p>
-        </w:tc>
-        <w:tc>
-          <w:tcPr>
-            <w:tcW w:type="dxa" w:w="1247"/>
-          </w:tcPr>
-          <w:p>
-            <w:r>
-              <w:rPr>
-                <w:b/>
-                <w:i w:val="0"/>
-                <w:sz w:val="16"/>
-              </w:rPr>
-              <w:t>S09</w:t>
-              <w:br/>
-            </w:r>
-            <w:r>
-              <w:rPr>
-                <w:b w:val="0"/>
-                <w:i w:val="0"/>
-                <w:color w:val="64748B"/>
-                <w:sz w:val="14"/>
-              </w:rPr>
-              <w:t>Dépenses non alimentaires</w:t>
-            </w:r>
-          </w:p>
-        </w:tc>
-        <w:tc>
-          <w:tcPr>
-            <w:tcW w:type="dxa" w:w="1531"/>
-          </w:tcPr>
-          <w:p>
-            <w:r>
-              <w:rPr>
-                <w:b/>
-                <w:i w:val="0"/>
-                <w:color w:val="16A34A"/>
-                <w:sz w:val="16"/>
-              </w:rPr>
-              <w:t>—</w:t>
-            </w:r>
-          </w:p>
-        </w:tc>
-        <w:tc>
-          <w:tcPr>
-            <w:tcW w:type="dxa" w:w="1191"/>
-          </w:tcPr>
-          <w:p>
-            <w:r>
-              <w:rPr>
-                <w:b w:val="0"/>
-                <w:i w:val="0"/>
-                <w:color w:val="64748B"/>
-                <w:sz w:val="16"/>
-              </w:rPr>
-              <w:t>GT-CQ</w:t>
-            </w:r>
-          </w:p>
-        </w:tc>
-        <w:tc>
-          <w:tcPr>
-            <w:tcW w:type="dxa" w:w="4706"/>
-          </w:tcPr>
-          <w:p>
-            <w:r>
-              <w:rPr>
-                <w:b w:val="0"/>
-                <w:i w:val="0"/>
-                <w:sz w:val="17"/>
-              </w:rPr>
-              <w:t>Attention ! La dépense du ménage de Oumar sene (1500 Fcfa) au cours de 30 derniers jours de Piles électriques, est relativement élevé.</w:t>
-            </w:r>
-          </w:p>
-        </w:tc>
-      </w:tr>
-      <w:tr>
-        <w:tc>
-          <w:tcPr>
-            <w:tcW w:type="dxa" w:w="964"/>
-          </w:tcPr>
-          <w:p>
-            <w:r>
-              <w:rPr>
-                <w:b/>
-                <w:i w:val="0"/>
-                <w:color w:val="EA580C"/>
-                <w:sz w:val="16"/>
-              </w:rPr>
-              <w:t>Moyenne</w:t>
-            </w:r>
-          </w:p>
-        </w:tc>
-        <w:tc>
-          <w:tcPr>
-            <w:tcW w:type="dxa" w:w="1247"/>
-          </w:tcPr>
-          <w:p>
-            <w:r>
-              <w:rPr>
-                <w:b/>
-                <w:i w:val="0"/>
-                <w:sz w:val="16"/>
-              </w:rPr>
-              <w:t>S09</w:t>
-              <w:br/>
-            </w:r>
-            <w:r>
-              <w:rPr>
-                <w:b w:val="0"/>
-                <w:i w:val="0"/>
-                <w:color w:val="64748B"/>
-                <w:sz w:val="14"/>
-              </w:rPr>
-              <w:t>Dépenses non alimentaires</w:t>
-            </w:r>
-          </w:p>
-        </w:tc>
-        <w:tc>
-          <w:tcPr>
-            <w:tcW w:type="dxa" w:w="1531"/>
-          </w:tcPr>
-          <w:p>
-            <w:r>
-              <w:rPr>
-                <w:b/>
-                <w:i w:val="0"/>
-                <w:color w:val="16A34A"/>
-                <w:sz w:val="16"/>
-              </w:rPr>
-              <w:t>—</w:t>
-            </w:r>
-          </w:p>
-        </w:tc>
-        <w:tc>
-          <w:tcPr>
-            <w:tcW w:type="dxa" w:w="1191"/>
-          </w:tcPr>
-          <w:p>
-            <w:r>
-              <w:rPr>
-                <w:b w:val="0"/>
-                <w:i w:val="0"/>
-                <w:color w:val="64748B"/>
-                <w:sz w:val="16"/>
-              </w:rPr>
-              <w:t>GT-CQ</w:t>
-            </w:r>
-          </w:p>
-        </w:tc>
-        <w:tc>
-          <w:tcPr>
-            <w:tcW w:type="dxa" w:w="4706"/>
-          </w:tcPr>
-          <w:p>
-            <w:r>
-              <w:rPr>
-                <w:b w:val="0"/>
-                <w:i w:val="0"/>
-                <w:sz w:val="17"/>
-              </w:rPr>
-              <w:t>Attention ! La dépense du ménage de Oumar sene (1000 Fcfa) au cours de 3 derniers mois de Frais d'entretien et de réparation de chaussures: cirage, ressemelage, etc est relativement élevé.</w:t>
-            </w:r>
-          </w:p>
-        </w:tc>
-      </w:tr>
-      <w:tr>
-        <w:tc>
-          <w:tcPr>
-            <w:tcW w:type="dxa" w:w="964"/>
-          </w:tcPr>
-          <w:p>
-            <w:r>
-              <w:rPr>
-                <w:b/>
-                <w:i w:val="0"/>
-                <w:color w:val="EA580C"/>
-                <w:sz w:val="16"/>
-              </w:rPr>
-              <w:t>Moyenne</w:t>
-            </w:r>
-          </w:p>
-        </w:tc>
-        <w:tc>
-          <w:tcPr>
-            <w:tcW w:type="dxa" w:w="1247"/>
-          </w:tcPr>
-          <w:p>
-            <w:r>
-              <w:rPr>
-                <w:b/>
-                <w:i w:val="0"/>
-                <w:sz w:val="16"/>
-              </w:rPr>
-              <w:t>S09</w:t>
-              <w:br/>
-            </w:r>
-            <w:r>
-              <w:rPr>
-                <w:b w:val="0"/>
-                <w:i w:val="0"/>
-                <w:color w:val="64748B"/>
-                <w:sz w:val="14"/>
-              </w:rPr>
-              <w:t>Dépenses non alimentaires</w:t>
-            </w:r>
-          </w:p>
-        </w:tc>
-        <w:tc>
-          <w:tcPr>
-            <w:tcW w:type="dxa" w:w="1531"/>
-          </w:tcPr>
-          <w:p>
-            <w:r>
-              <w:rPr>
-                <w:b/>
-                <w:i w:val="0"/>
-                <w:color w:val="16A34A"/>
-                <w:sz w:val="16"/>
-              </w:rPr>
-              <w:t>—</w:t>
-            </w:r>
-          </w:p>
-        </w:tc>
-        <w:tc>
-          <w:tcPr>
-            <w:tcW w:type="dxa" w:w="1191"/>
-          </w:tcPr>
-          <w:p>
-            <w:r>
-              <w:rPr>
-                <w:b w:val="0"/>
-                <w:i w:val="0"/>
-                <w:color w:val="64748B"/>
-                <w:sz w:val="16"/>
-              </w:rPr>
-              <w:t>GT-CQ</w:t>
-            </w:r>
-          </w:p>
-        </w:tc>
-        <w:tc>
-          <w:tcPr>
-            <w:tcW w:type="dxa" w:w="4706"/>
-          </w:tcPr>
-          <w:p>
-            <w:r>
-              <w:rPr>
-                <w:b w:val="0"/>
-                <w:i w:val="0"/>
-                <w:sz w:val="17"/>
-              </w:rPr>
-              <w:t>Prière de corriger ou de confirmer avec le QG.</w:t>
-            </w:r>
-          </w:p>
-        </w:tc>
-      </w:tr>
-      <w:tr>
-        <w:tc>
-          <w:tcPr>
-            <w:tcW w:type="dxa" w:w="964"/>
-          </w:tcPr>
-          <w:p>
-            <w:r>
-              <w:rPr>
-                <w:b/>
-                <w:i w:val="0"/>
-                <w:color w:val="EA580C"/>
-                <w:sz w:val="16"/>
-              </w:rPr>
-              <w:t>Moyenne</w:t>
-            </w:r>
-          </w:p>
-        </w:tc>
-        <w:tc>
-          <w:tcPr>
-            <w:tcW w:type="dxa" w:w="1247"/>
-          </w:tcPr>
-          <w:p>
-            <w:r>
-              <w:rPr>
-                <w:b/>
-                <w:i w:val="0"/>
-                <w:sz w:val="16"/>
-              </w:rPr>
-              <w:t>S09</w:t>
-              <w:br/>
-            </w:r>
-            <w:r>
-              <w:rPr>
-                <w:b w:val="0"/>
-                <w:i w:val="0"/>
-                <w:color w:val="64748B"/>
-                <w:sz w:val="14"/>
-              </w:rPr>
-              <w:t>Dépenses non alimentaires</w:t>
-            </w:r>
-          </w:p>
-        </w:tc>
-        <w:tc>
-          <w:tcPr>
-            <w:tcW w:type="dxa" w:w="1531"/>
-          </w:tcPr>
-          <w:p>
-            <w:r>
-              <w:rPr>
-                <w:b/>
-                <w:i w:val="0"/>
-                <w:color w:val="16A34A"/>
-                <w:sz w:val="16"/>
-              </w:rPr>
-              <w:t>—</w:t>
-            </w:r>
-          </w:p>
-        </w:tc>
-        <w:tc>
-          <w:tcPr>
-            <w:tcW w:type="dxa" w:w="1191"/>
-          </w:tcPr>
-          <w:p>
-            <w:r>
-              <w:rPr>
-                <w:b w:val="0"/>
-                <w:i w:val="0"/>
-                <w:color w:val="64748B"/>
-                <w:sz w:val="16"/>
-              </w:rPr>
-              <w:t>GT-CQ</w:t>
-            </w:r>
-          </w:p>
-        </w:tc>
-        <w:tc>
-          <w:tcPr>
-            <w:tcW w:type="dxa" w:w="4706"/>
-          </w:tcPr>
-          <w:p>
-            <w:r>
-              <w:rPr>
-                <w:b w:val="0"/>
-                <w:i w:val="0"/>
-                <w:sz w:val="17"/>
-              </w:rPr>
-              <w:t>Peu plausible! le montant de la dépense (3500 Fcfa) pour Brosse à dents semble trop élevé.</w:t>
-            </w:r>
-          </w:p>
-        </w:tc>
-      </w:tr>
-      <w:tr>
-        <w:tc>
-          <w:tcPr>
-            <w:tcW w:type="dxa" w:w="964"/>
-          </w:tcPr>
-          <w:p>
-            <w:r>
-              <w:rPr>
-                <w:b/>
-                <w:i w:val="0"/>
-                <w:color w:val="EA580C"/>
-                <w:sz w:val="16"/>
-              </w:rPr>
-              <w:t>Moyenne</w:t>
-            </w:r>
-          </w:p>
-        </w:tc>
-        <w:tc>
-          <w:tcPr>
-            <w:tcW w:type="dxa" w:w="1247"/>
-          </w:tcPr>
-          <w:p>
-            <w:r>
-              <w:rPr>
-                <w:b/>
-                <w:i w:val="0"/>
-                <w:sz w:val="16"/>
-              </w:rPr>
-              <w:t>S09</w:t>
-              <w:br/>
-            </w:r>
-            <w:r>
-              <w:rPr>
-                <w:b w:val="0"/>
-                <w:i w:val="0"/>
-                <w:color w:val="64748B"/>
-                <w:sz w:val="14"/>
-              </w:rPr>
-              <w:t>Dépenses non alimentaires</w:t>
-            </w:r>
-          </w:p>
-        </w:tc>
-        <w:tc>
-          <w:tcPr>
-            <w:tcW w:type="dxa" w:w="1531"/>
-          </w:tcPr>
-          <w:p>
-            <w:r>
-              <w:rPr>
-                <w:b/>
-                <w:i w:val="0"/>
-                <w:color w:val="16A34A"/>
-                <w:sz w:val="16"/>
-              </w:rPr>
-              <w:t>—</w:t>
-            </w:r>
-          </w:p>
-        </w:tc>
-        <w:tc>
-          <w:tcPr>
-            <w:tcW w:type="dxa" w:w="1191"/>
-          </w:tcPr>
-          <w:p>
-            <w:r>
-              <w:rPr>
-                <w:b w:val="0"/>
-                <w:i w:val="0"/>
-                <w:color w:val="64748B"/>
-                <w:sz w:val="16"/>
-              </w:rPr>
-              <w:t>GT-CQ</w:t>
-            </w:r>
-          </w:p>
-        </w:tc>
-        <w:tc>
-          <w:tcPr>
-            <w:tcW w:type="dxa" w:w="4706"/>
-          </w:tcPr>
-          <w:p>
-            <w:r>
-              <w:rPr>
-                <w:b w:val="0"/>
-                <w:i w:val="0"/>
-                <w:sz w:val="17"/>
-              </w:rPr>
-              <w:t>Veuillez, s'il vous plaît, confirmer cette information avec le QG ou la corriger.</w:t>
-            </w:r>
-          </w:p>
-        </w:tc>
-      </w:tr>
-      <w:tr>
-        <w:tc>
-          <w:tcPr>
-            <w:tcW w:type="dxa" w:w="964"/>
-          </w:tcPr>
-          <w:p>
-            <w:r>
-              <w:rPr>
-                <w:b/>
-                <w:i w:val="0"/>
-                <w:color w:val="EA580C"/>
-                <w:sz w:val="16"/>
-              </w:rPr>
-              <w:t>Moyenne</w:t>
-            </w:r>
-          </w:p>
-        </w:tc>
-        <w:tc>
-          <w:tcPr>
-            <w:tcW w:type="dxa" w:w="1247"/>
-          </w:tcPr>
-          <w:p>
-            <w:r>
-              <w:rPr>
-                <w:b/>
-                <w:i w:val="0"/>
-                <w:sz w:val="16"/>
-              </w:rPr>
-              <w:t>S09</w:t>
-              <w:br/>
-            </w:r>
-            <w:r>
-              <w:rPr>
-                <w:b w:val="0"/>
-                <w:i w:val="0"/>
-                <w:color w:val="64748B"/>
-                <w:sz w:val="14"/>
-              </w:rPr>
-              <w:t>Dépenses non alimentaires</w:t>
-            </w:r>
-          </w:p>
-        </w:tc>
-        <w:tc>
-          <w:tcPr>
-            <w:tcW w:type="dxa" w:w="1531"/>
-          </w:tcPr>
-          <w:p>
-            <w:r>
-              <w:rPr>
-                <w:b/>
-                <w:i w:val="0"/>
-                <w:color w:val="16A34A"/>
-                <w:sz w:val="16"/>
-              </w:rPr>
-              <w:t>—</w:t>
-            </w:r>
-          </w:p>
-        </w:tc>
-        <w:tc>
-          <w:tcPr>
-            <w:tcW w:type="dxa" w:w="1191"/>
-          </w:tcPr>
-          <w:p>
-            <w:r>
-              <w:rPr>
-                <w:b w:val="0"/>
-                <w:i w:val="0"/>
-                <w:color w:val="64748B"/>
-                <w:sz w:val="16"/>
-              </w:rPr>
-              <w:t>GT-CQ</w:t>
-            </w:r>
-          </w:p>
-        </w:tc>
-        <w:tc>
-          <w:tcPr>
-            <w:tcW w:type="dxa" w:w="4706"/>
-          </w:tcPr>
-          <w:p>
-            <w:r>
-              <w:rPr>
-                <w:b w:val="0"/>
-                <w:i w:val="0"/>
-                <w:sz w:val="17"/>
-              </w:rPr>
-              <w:t>Attention ! La dépense du ménage de Oumar sene (15000 Fcfa) au cours de 6 derniers mois de Vêtements enfants (0-14 ans): layette pour bébé, chemise, pantalon garçon, robe fillette, slip enfant, blouses, etc.</w:t>
-            </w:r>
-          </w:p>
-        </w:tc>
-      </w:tr>
-      <w:tr>
-        <w:tc>
-          <w:tcPr>
-            <w:tcW w:type="dxa" w:w="964"/>
-          </w:tcPr>
-          <w:p>
-            <w:r>
-              <w:rPr>
-                <w:b/>
-                <w:i w:val="0"/>
-                <w:color w:val="EA580C"/>
-                <w:sz w:val="16"/>
-              </w:rPr>
-              <w:t>Moyenne</w:t>
-            </w:r>
-          </w:p>
-        </w:tc>
-        <w:tc>
-          <w:tcPr>
-            <w:tcW w:type="dxa" w:w="1247"/>
-          </w:tcPr>
-          <w:p>
-            <w:r>
-              <w:rPr>
-                <w:b/>
-                <w:i w:val="0"/>
-                <w:sz w:val="16"/>
-              </w:rPr>
-              <w:t>S09</w:t>
-              <w:br/>
-            </w:r>
-            <w:r>
-              <w:rPr>
-                <w:b w:val="0"/>
-                <w:i w:val="0"/>
-                <w:color w:val="64748B"/>
-                <w:sz w:val="14"/>
-              </w:rPr>
-              <w:t>Dépenses non alimentaires</w:t>
-            </w:r>
-          </w:p>
-        </w:tc>
-        <w:tc>
-          <w:tcPr>
-            <w:tcW w:type="dxa" w:w="1531"/>
-          </w:tcPr>
-          <w:p>
-            <w:r>
-              <w:rPr>
-                <w:b/>
-                <w:i w:val="0"/>
-                <w:color w:val="16A34A"/>
-                <w:sz w:val="16"/>
-              </w:rPr>
-              <w:t>—</w:t>
-            </w:r>
-          </w:p>
-        </w:tc>
-        <w:tc>
-          <w:tcPr>
-            <w:tcW w:type="dxa" w:w="1191"/>
-          </w:tcPr>
-          <w:p>
-            <w:r>
-              <w:rPr>
-                <w:b w:val="0"/>
-                <w:i w:val="0"/>
-                <w:color w:val="64748B"/>
-                <w:sz w:val="16"/>
-              </w:rPr>
-              <w:t>GT-CQ</w:t>
-            </w:r>
-          </w:p>
-        </w:tc>
-        <w:tc>
-          <w:tcPr>
-            <w:tcW w:type="dxa" w:w="4706"/>
-          </w:tcPr>
-          <w:p>
-            <w:r>
-              <w:rPr>
-                <w:b w:val="0"/>
-                <w:i w:val="0"/>
-                <w:sz w:val="17"/>
-              </w:rPr>
-              <w:t>(Pas inclure les uniformes scolaires) est relativement élevé.</w:t>
-            </w:r>
-          </w:p>
-        </w:tc>
-      </w:tr>
-      <w:tr>
-        <w:tc>
-          <w:tcPr>
-            <w:tcW w:type="dxa" w:w="964"/>
-          </w:tcPr>
-          <w:p>
-            <w:r>
-              <w:rPr>
-                <w:b/>
-                <w:i w:val="0"/>
-                <w:color w:val="EA580C"/>
-                <w:sz w:val="16"/>
-              </w:rPr>
-              <w:t>Moyenne</w:t>
-            </w:r>
-          </w:p>
-        </w:tc>
-        <w:tc>
-          <w:tcPr>
-            <w:tcW w:type="dxa" w:w="1247"/>
-          </w:tcPr>
-          <w:p>
-            <w:r>
-              <w:rPr>
-                <w:b/>
-                <w:i w:val="0"/>
-                <w:sz w:val="16"/>
-              </w:rPr>
-              <w:t>S09</w:t>
-              <w:br/>
-            </w:r>
-            <w:r>
-              <w:rPr>
-                <w:b w:val="0"/>
-                <w:i w:val="0"/>
-                <w:color w:val="64748B"/>
-                <w:sz w:val="14"/>
-              </w:rPr>
-              <w:t>Dépenses non alimentaires</w:t>
-            </w:r>
-          </w:p>
-        </w:tc>
-        <w:tc>
-          <w:tcPr>
-            <w:tcW w:type="dxa" w:w="1531"/>
-          </w:tcPr>
-          <w:p>
-            <w:r>
-              <w:rPr>
-                <w:b/>
-                <w:i w:val="0"/>
-                <w:color w:val="16A34A"/>
-                <w:sz w:val="16"/>
-              </w:rPr>
-              <w:t>—</w:t>
-            </w:r>
-          </w:p>
-        </w:tc>
-        <w:tc>
-          <w:tcPr>
-            <w:tcW w:type="dxa" w:w="1191"/>
-          </w:tcPr>
-          <w:p>
-            <w:r>
-              <w:rPr>
-                <w:b w:val="0"/>
-                <w:i w:val="0"/>
-                <w:color w:val="64748B"/>
-                <w:sz w:val="16"/>
-              </w:rPr>
-              <w:t>GT-CQ</w:t>
-            </w:r>
-          </w:p>
-        </w:tc>
-        <w:tc>
-          <w:tcPr>
-            <w:tcW w:type="dxa" w:w="4706"/>
-          </w:tcPr>
-          <w:p>
-            <w:r>
-              <w:rPr>
-                <w:b w:val="0"/>
-                <w:i w:val="0"/>
-                <w:sz w:val="17"/>
-              </w:rPr>
-              <w:t>Prière de corriger ou de confirmer avec le QG.</w:t>
-            </w:r>
-          </w:p>
-        </w:tc>
-      </w:tr>
-      <w:tr>
-        <w:tc>
-          <w:tcPr>
-            <w:tcW w:type="dxa" w:w="964"/>
-          </w:tcPr>
-          <w:p>
-            <w:r>
-              <w:rPr>
-                <w:b/>
-                <w:i w:val="0"/>
-                <w:color w:val="EA580C"/>
-                <w:sz w:val="16"/>
-              </w:rPr>
-              <w:t>Moyenne</w:t>
-            </w:r>
-          </w:p>
-        </w:tc>
-        <w:tc>
-          <w:tcPr>
-            <w:tcW w:type="dxa" w:w="1247"/>
-          </w:tcPr>
-          <w:p>
-            <w:r>
-              <w:rPr>
-                <w:b/>
-                <w:i w:val="0"/>
-                <w:sz w:val="16"/>
-              </w:rPr>
-              <w:t>S09</w:t>
-              <w:br/>
-            </w:r>
-            <w:r>
-              <w:rPr>
-                <w:b w:val="0"/>
-                <w:i w:val="0"/>
-                <w:color w:val="64748B"/>
-                <w:sz w:val="14"/>
-              </w:rPr>
-              <w:t>Dépenses non alimentaires</w:t>
-            </w:r>
-          </w:p>
-        </w:tc>
-        <w:tc>
-          <w:tcPr>
-            <w:tcW w:type="dxa" w:w="1531"/>
-          </w:tcPr>
-          <w:p>
-            <w:r>
-              <w:rPr>
-                <w:b/>
-                <w:i w:val="0"/>
-                <w:color w:val="16A34A"/>
-                <w:sz w:val="16"/>
-              </w:rPr>
-              <w:t>—</w:t>
-            </w:r>
-          </w:p>
-        </w:tc>
-        <w:tc>
-          <w:tcPr>
-            <w:tcW w:type="dxa" w:w="1191"/>
-          </w:tcPr>
-          <w:p>
-            <w:r>
-              <w:rPr>
-                <w:b w:val="0"/>
-                <w:i w:val="0"/>
-                <w:color w:val="64748B"/>
-                <w:sz w:val="16"/>
-              </w:rPr>
-              <w:t>GT-CQ</w:t>
-            </w:r>
-          </w:p>
-        </w:tc>
-        <w:tc>
-          <w:tcPr>
-            <w:tcW w:type="dxa" w:w="4706"/>
-          </w:tcPr>
-          <w:p>
-            <w:r>
-              <w:rPr>
-                <w:b w:val="0"/>
-                <w:i w:val="0"/>
-                <w:sz w:val="17"/>
-              </w:rPr>
-              <w:t>Attention ! La dépense du ménage de Oumar sene (2000 Fcfa) au cours de 6 derniers mois de Frais de confection et de réparation de vêtements enfants est relativement élevé.</w:t>
-            </w:r>
-          </w:p>
-        </w:tc>
-      </w:tr>
-      <w:tr>
-        <w:tc>
-          <w:tcPr>
-            <w:tcW w:type="dxa" w:w="964"/>
-          </w:tcPr>
-          <w:p>
-            <w:r>
-              <w:rPr>
-                <w:b/>
-                <w:i w:val="0"/>
-                <w:color w:val="EA580C"/>
-                <w:sz w:val="16"/>
-              </w:rPr>
-              <w:t>Moyenne</w:t>
-            </w:r>
-          </w:p>
-        </w:tc>
-        <w:tc>
-          <w:tcPr>
-            <w:tcW w:type="dxa" w:w="1247"/>
-          </w:tcPr>
-          <w:p>
-            <w:r>
-              <w:rPr>
-                <w:b/>
-                <w:i w:val="0"/>
-                <w:sz w:val="16"/>
-              </w:rPr>
-              <w:t>S09</w:t>
-              <w:br/>
-            </w:r>
-            <w:r>
-              <w:rPr>
-                <w:b w:val="0"/>
-                <w:i w:val="0"/>
-                <w:color w:val="64748B"/>
-                <w:sz w:val="14"/>
-              </w:rPr>
-              <w:t>Dépenses non alimentaires</w:t>
-            </w:r>
-          </w:p>
-        </w:tc>
-        <w:tc>
-          <w:tcPr>
-            <w:tcW w:type="dxa" w:w="1531"/>
-          </w:tcPr>
-          <w:p>
-            <w:r>
-              <w:rPr>
-                <w:b/>
-                <w:i w:val="0"/>
-                <w:color w:val="16A34A"/>
-                <w:sz w:val="16"/>
-              </w:rPr>
-              <w:t>—</w:t>
-            </w:r>
-          </w:p>
-        </w:tc>
-        <w:tc>
-          <w:tcPr>
-            <w:tcW w:type="dxa" w:w="1191"/>
-          </w:tcPr>
-          <w:p>
-            <w:r>
-              <w:rPr>
-                <w:b w:val="0"/>
-                <w:i w:val="0"/>
-                <w:color w:val="64748B"/>
-                <w:sz w:val="16"/>
-              </w:rPr>
-              <w:t>GT-CQ</w:t>
-            </w:r>
-          </w:p>
-        </w:tc>
-        <w:tc>
-          <w:tcPr>
-            <w:tcW w:type="dxa" w:w="4706"/>
-          </w:tcPr>
-          <w:p>
-            <w:r>
-              <w:rPr>
-                <w:b w:val="0"/>
-                <w:i w:val="0"/>
-                <w:sz w:val="17"/>
-              </w:rPr>
-              <w:t>Attention ! La dépense du ménage de Oumar sene (100000 Fcfa) au cours de 12 derniers mois de Achat d'un téléphone portable est relativement élevé.</w:t>
-            </w:r>
-          </w:p>
-        </w:tc>
-      </w:tr>
-      <w:tr>
-        <w:tc>
-          <w:tcPr>
-            <w:tcW w:type="dxa" w:w="964"/>
-          </w:tcPr>
-          <w:p>
-            <w:r>
-              <w:rPr>
-                <w:b/>
-                <w:i w:val="0"/>
-                <w:color w:val="EA580C"/>
-                <w:sz w:val="16"/>
-              </w:rPr>
-              <w:t>Moyenne</w:t>
-            </w:r>
-          </w:p>
-        </w:tc>
-        <w:tc>
-          <w:tcPr>
-            <w:tcW w:type="dxa" w:w="1247"/>
-          </w:tcPr>
-          <w:p>
-            <w:r>
-              <w:rPr>
-                <w:b/>
-                <w:i w:val="0"/>
-                <w:sz w:val="16"/>
-              </w:rPr>
-              <w:t>S09</w:t>
-              <w:br/>
-            </w:r>
-            <w:r>
-              <w:rPr>
-                <w:b w:val="0"/>
-                <w:i w:val="0"/>
-                <w:color w:val="64748B"/>
-                <w:sz w:val="14"/>
-              </w:rPr>
-              <w:t>Dépenses non alimentaires</w:t>
-            </w:r>
-          </w:p>
-        </w:tc>
-        <w:tc>
-          <w:tcPr>
-            <w:tcW w:type="dxa" w:w="1531"/>
-          </w:tcPr>
-          <w:p>
-            <w:r>
-              <w:rPr>
-                <w:b/>
-                <w:i w:val="0"/>
-                <w:color w:val="16A34A"/>
-                <w:sz w:val="16"/>
-              </w:rPr>
-              <w:t>—</w:t>
-            </w:r>
-          </w:p>
-        </w:tc>
-        <w:tc>
-          <w:tcPr>
-            <w:tcW w:type="dxa" w:w="1191"/>
-          </w:tcPr>
-          <w:p>
-            <w:r>
-              <w:rPr>
-                <w:b w:val="0"/>
-                <w:i w:val="0"/>
-                <w:color w:val="64748B"/>
-                <w:sz w:val="16"/>
-              </w:rPr>
-              <w:t>GT-CQ</w:t>
-            </w:r>
-          </w:p>
-        </w:tc>
-        <w:tc>
-          <w:tcPr>
-            <w:tcW w:type="dxa" w:w="4706"/>
-          </w:tcPr>
-          <w:p>
-            <w:r>
-              <w:rPr>
-                <w:b w:val="0"/>
-                <w:i w:val="0"/>
-                <w:sz w:val="17"/>
-              </w:rPr>
-              <w:t>Prière de corriger ou de confirmer avec le QG.</w:t>
-            </w:r>
-          </w:p>
-        </w:tc>
-      </w:tr>
-      <w:tr>
-        <w:tc>
-          <w:tcPr>
-            <w:tcW w:type="dxa" w:w="964"/>
-          </w:tcPr>
-          <w:p>
-            <w:r>
-              <w:rPr>
-                <w:b/>
-                <w:i w:val="0"/>
-                <w:color w:val="EA580C"/>
-                <w:sz w:val="16"/>
-              </w:rPr>
-              <w:t>Moyenne</w:t>
-            </w:r>
-          </w:p>
-        </w:tc>
-        <w:tc>
-          <w:tcPr>
-            <w:tcW w:type="dxa" w:w="1247"/>
-          </w:tcPr>
-          <w:p>
-            <w:r>
-              <w:rPr>
-                <w:b/>
-                <w:i w:val="0"/>
-                <w:sz w:val="16"/>
-              </w:rPr>
-              <w:t>S10</w:t>
-              <w:br/>
-            </w:r>
-            <w:r>
-              <w:rPr>
-                <w:b w:val="0"/>
-                <w:i w:val="0"/>
-                <w:color w:val="64748B"/>
-                <w:sz w:val="14"/>
-              </w:rPr>
-              <w:t>Logement</w:t>
-            </w:r>
-          </w:p>
-        </w:tc>
-        <w:tc>
-          <w:tcPr>
-            <w:tcW w:type="dxa" w:w="1531"/>
-          </w:tcPr>
-          <w:p>
-            <w:r>
-              <w:rPr>
-                <w:b/>
-                <w:i w:val="0"/>
-                <w:color w:val="16A34A"/>
-                <w:sz w:val="16"/>
-              </w:rPr>
-              <w:t>—</w:t>
-            </w:r>
-          </w:p>
-        </w:tc>
-        <w:tc>
-          <w:tcPr>
-            <w:tcW w:type="dxa" w:w="1191"/>
-          </w:tcPr>
-          <w:p>
-            <w:r>
-              <w:rPr>
-                <w:b w:val="0"/>
-                <w:i w:val="0"/>
-                <w:color w:val="64748B"/>
-                <w:sz w:val="16"/>
-              </w:rPr>
-              <w:t>GT-CQ</w:t>
-            </w:r>
-          </w:p>
-        </w:tc>
-        <w:tc>
-          <w:tcPr>
-            <w:tcW w:type="dxa" w:w="4706"/>
-          </w:tcPr>
-          <w:p>
-            <w:r>
-              <w:rPr>
-                <w:b w:val="0"/>
-                <w:i w:val="0"/>
-                <w:sz w:val="17"/>
-              </w:rPr>
-              <w:t>L'entreprise vendeur de glace est généralement une entreprise commerciale ou de service dont elle ne depense pas en achat de matières premières.Elle ne transforme pas de produit donc ne peut pas obtenir un montant sur la vente des produits transformés (10.48 ou 10.49).</w:t>
-            </w:r>
-          </w:p>
-        </w:tc>
-      </w:tr>
-      <w:tr>
-        <w:tc>
-          <w:tcPr>
-            <w:tcW w:type="dxa" w:w="964"/>
-          </w:tcPr>
-          <w:p>
-            <w:r>
-              <w:rPr>
-                <w:b/>
-                <w:i w:val="0"/>
-                <w:color w:val="EA580C"/>
-                <w:sz w:val="16"/>
-              </w:rPr>
-              <w:t>Moyenne</w:t>
-            </w:r>
-          </w:p>
-        </w:tc>
-        <w:tc>
-          <w:tcPr>
-            <w:tcW w:type="dxa" w:w="1247"/>
-          </w:tcPr>
-          <w:p>
-            <w:r>
-              <w:rPr>
-                <w:b/>
-                <w:i w:val="0"/>
-                <w:sz w:val="16"/>
-              </w:rPr>
-              <w:t>S10</w:t>
-              <w:br/>
-            </w:r>
-            <w:r>
-              <w:rPr>
-                <w:b w:val="0"/>
-                <w:i w:val="0"/>
-                <w:color w:val="64748B"/>
-                <w:sz w:val="14"/>
-              </w:rPr>
-              <w:t>Logement</w:t>
-            </w:r>
-          </w:p>
-        </w:tc>
-        <w:tc>
-          <w:tcPr>
-            <w:tcW w:type="dxa" w:w="1531"/>
-          </w:tcPr>
-          <w:p>
-            <w:r>
-              <w:rPr>
-                <w:b/>
-                <w:i w:val="0"/>
-                <w:color w:val="16A34A"/>
-                <w:sz w:val="16"/>
-              </w:rPr>
-              <w:t>—</w:t>
-            </w:r>
-          </w:p>
-        </w:tc>
-        <w:tc>
-          <w:tcPr>
-            <w:tcW w:type="dxa" w:w="1191"/>
-          </w:tcPr>
-          <w:p>
-            <w:r>
-              <w:rPr>
-                <w:b w:val="0"/>
-                <w:i w:val="0"/>
-                <w:color w:val="64748B"/>
-                <w:sz w:val="16"/>
-              </w:rPr>
-              <w:t>GT-CQ</w:t>
-            </w:r>
-          </w:p>
-        </w:tc>
-        <w:tc>
-          <w:tcPr>
-            <w:tcW w:type="dxa" w:w="4706"/>
-          </w:tcPr>
-          <w:p>
-            <w:r>
-              <w:rPr>
-                <w:b w:val="0"/>
-                <w:i w:val="0"/>
-                <w:sz w:val="17"/>
-              </w:rPr>
-              <w:t>Prière de mettre 0 pour ces questions si elles ne font pas de transformation.</w:t>
-            </w:r>
-          </w:p>
-        </w:tc>
-      </w:tr>
-      <w:tr>
-        <w:tc>
-          <w:tcPr>
-            <w:tcW w:type="dxa" w:w="964"/>
-          </w:tcPr>
-          <w:p>
-            <w:r>
-              <w:rPr>
-                <w:b/>
-                <w:i w:val="0"/>
-                <w:color w:val="EA580C"/>
-                <w:sz w:val="16"/>
-              </w:rPr>
-              <w:t>Moyenne</w:t>
-            </w:r>
-          </w:p>
-        </w:tc>
-        <w:tc>
-          <w:tcPr>
-            <w:tcW w:type="dxa" w:w="1247"/>
-          </w:tcPr>
-          <w:p>
-            <w:r>
-              <w:rPr>
-                <w:b/>
-                <w:i w:val="0"/>
-                <w:sz w:val="16"/>
-              </w:rPr>
-              <w:t>S10</w:t>
-              <w:br/>
-            </w:r>
-            <w:r>
-              <w:rPr>
-                <w:b w:val="0"/>
-                <w:i w:val="0"/>
-                <w:color w:val="64748B"/>
-                <w:sz w:val="14"/>
-              </w:rPr>
-              <w:t>Logement</w:t>
-            </w:r>
-          </w:p>
-        </w:tc>
-        <w:tc>
-          <w:tcPr>
-            <w:tcW w:type="dxa" w:w="1531"/>
-          </w:tcPr>
-          <w:p>
-            <w:r>
-              <w:rPr>
-                <w:b/>
-                <w:i w:val="0"/>
-                <w:color w:val="16A34A"/>
-                <w:sz w:val="16"/>
-              </w:rPr>
-              <w:t>—</w:t>
-            </w:r>
-          </w:p>
-        </w:tc>
-        <w:tc>
-          <w:tcPr>
-            <w:tcW w:type="dxa" w:w="1191"/>
-          </w:tcPr>
-          <w:p>
-            <w:r>
-              <w:rPr>
-                <w:b w:val="0"/>
-                <w:i w:val="0"/>
-                <w:color w:val="64748B"/>
-                <w:sz w:val="16"/>
-              </w:rPr>
-              <w:t>GT-CQ</w:t>
-            </w:r>
-          </w:p>
-        </w:tc>
-        <w:tc>
-          <w:tcPr>
-            <w:tcW w:type="dxa" w:w="4706"/>
-          </w:tcPr>
-          <w:p>
-            <w:r>
-              <w:rPr>
-                <w:b w:val="0"/>
-                <w:i w:val="0"/>
-                <w:sz w:val="17"/>
-              </w:rPr>
-              <w:t>L'entreprise vendeur de glace n'est pas une entreprise de fabrication et pourtant vous avez renseigné soit renseigner la question 10.48 ou 10.49, si vous pensez qu'elle est une entreprise de fabrication prière de reprendre le classement de la nomenclature en 10.17a ou s'elle ne fait de fabrication merci de mettre 0 en 10.48 et 10.49.</w:t>
-            </w:r>
-          </w:p>
-        </w:tc>
-      </w:tr>
-      <w:tr>
-        <w:tc>
-          <w:tcPr>
-            <w:tcW w:type="dxa" w:w="964"/>
-          </w:tcPr>
-          <w:p>
-            <w:r>
-              <w:rPr>
-                <w:b/>
-                <w:i w:val="0"/>
-                <w:color w:val="EA580C"/>
-                <w:sz w:val="16"/>
-              </w:rPr>
-              <w:t>Moyenne</w:t>
-            </w:r>
-          </w:p>
-        </w:tc>
-        <w:tc>
-          <w:tcPr>
-            <w:tcW w:type="dxa" w:w="1247"/>
-          </w:tcPr>
-          <w:p>
-            <w:r>
-              <w:rPr>
-                <w:b/>
-                <w:i w:val="0"/>
-                <w:sz w:val="16"/>
-              </w:rPr>
-              <w:t>S10</w:t>
-              <w:br/>
-            </w:r>
-            <w:r>
-              <w:rPr>
-                <w:b w:val="0"/>
-                <w:i w:val="0"/>
-                <w:color w:val="64748B"/>
-                <w:sz w:val="14"/>
-              </w:rPr>
-              <w:t>Logement</w:t>
-            </w:r>
-          </w:p>
-        </w:tc>
-        <w:tc>
-          <w:tcPr>
-            <w:tcW w:type="dxa" w:w="1531"/>
-          </w:tcPr>
-          <w:p>
-            <w:r>
-              <w:rPr>
-                <w:b/>
-                <w:i w:val="0"/>
-                <w:color w:val="16A34A"/>
-                <w:sz w:val="16"/>
-              </w:rPr>
-              <w:t>—</w:t>
-            </w:r>
-          </w:p>
-        </w:tc>
-        <w:tc>
-          <w:tcPr>
-            <w:tcW w:type="dxa" w:w="1191"/>
-          </w:tcPr>
-          <w:p>
-            <w:r>
-              <w:rPr>
-                <w:b w:val="0"/>
-                <w:i w:val="0"/>
-                <w:color w:val="64748B"/>
-                <w:sz w:val="16"/>
-              </w:rPr>
-              <w:t>GT-CQ</w:t>
-            </w:r>
-          </w:p>
-        </w:tc>
-        <w:tc>
-          <w:tcPr>
-            <w:tcW w:type="dxa" w:w="4706"/>
-          </w:tcPr>
-          <w:p>
-            <w:r>
-              <w:rPr>
-                <w:b w:val="0"/>
-                <w:i w:val="0"/>
-                <w:sz w:val="17"/>
-              </w:rPr>
-              <w:t>Mettre soit le montant en 10.46 et 10.47 s'elle fait de commerce ou mettre en 10.50 s'elle rend service.</w:t>
-            </w:r>
-          </w:p>
-        </w:tc>
-      </w:tr>
-      <w:tr>
-        <w:tc>
-          <w:tcPr>
-            <w:tcW w:type="dxa" w:w="964"/>
-          </w:tcPr>
-          <w:p>
-            <w:r>
-              <w:rPr>
-                <w:b/>
-                <w:i w:val="0"/>
-                <w:color w:val="EA580C"/>
-                <w:sz w:val="16"/>
-              </w:rPr>
-              <w:t>Moyenne</w:t>
-            </w:r>
-          </w:p>
-        </w:tc>
-        <w:tc>
-          <w:tcPr>
-            <w:tcW w:type="dxa" w:w="1247"/>
-          </w:tcPr>
-          <w:p>
-            <w:r>
-              <w:rPr>
-                <w:b/>
-                <w:i w:val="0"/>
-                <w:sz w:val="16"/>
-              </w:rPr>
-              <w:t>S10</w:t>
-              <w:br/>
-            </w:r>
-            <w:r>
-              <w:rPr>
-                <w:b w:val="0"/>
-                <w:i w:val="0"/>
-                <w:color w:val="64748B"/>
-                <w:sz w:val="14"/>
-              </w:rPr>
-              <w:t>Logement</w:t>
-            </w:r>
-          </w:p>
-        </w:tc>
-        <w:tc>
-          <w:tcPr>
-            <w:tcW w:type="dxa" w:w="1531"/>
-          </w:tcPr>
-          <w:p>
-            <w:r>
-              <w:rPr>
-                <w:b/>
-                <w:i w:val="0"/>
-                <w:color w:val="16A34A"/>
-                <w:sz w:val="16"/>
-              </w:rPr>
-              <w:t>s10q47, s10q46</w:t>
-            </w:r>
-          </w:p>
-        </w:tc>
-        <w:tc>
-          <w:tcPr>
-            <w:tcW w:type="dxa" w:w="1191"/>
-          </w:tcPr>
-          <w:p>
-            <w:r>
-              <w:rPr>
-                <w:b w:val="0"/>
-                <w:i w:val="0"/>
-                <w:color w:val="64748B"/>
-                <w:sz w:val="16"/>
-              </w:rPr>
-              <w:t>GT-CQ</w:t>
-            </w:r>
-          </w:p>
-        </w:tc>
-        <w:tc>
-          <w:tcPr>
-            <w:tcW w:type="dxa" w:w="4706"/>
-          </w:tcPr>
-          <w:p>
-            <w:r>
-              <w:rPr>
-                <w:b w:val="0"/>
-                <w:i w:val="0"/>
-                <w:sz w:val="17"/>
-              </w:rPr>
-              <w:t>Le montant dépensé de L'entreprise commerce de poison pour l'achat de ces marchandises revendues en état, sans transformation ne peut être supérieur aux montants obtenus sur la revente de marchandises achetées et revendues en état au cours des 30 derniers jours ou durant le dernier mois où l'entreprise a fonctionné (s10q47 &gt; s10q46), prière de corriger.</w:t>
-            </w:r>
-          </w:p>
-        </w:tc>
-      </w:tr>
-      <w:tr>
-        <w:tc>
-          <w:tcPr>
-            <w:tcW w:type="dxa" w:w="964"/>
-          </w:tcPr>
-          <w:p>
-            <w:r>
-              <w:rPr>
-                <w:b/>
-                <w:i w:val="0"/>
-                <w:color w:val="EA580C"/>
-                <w:sz w:val="16"/>
-              </w:rPr>
-              <w:t>Moyenne</w:t>
-            </w:r>
-          </w:p>
-        </w:tc>
-        <w:tc>
-          <w:tcPr>
-            <w:tcW w:type="dxa" w:w="1247"/>
-          </w:tcPr>
-          <w:p>
-            <w:r>
-              <w:rPr>
-                <w:b/>
-                <w:i w:val="0"/>
-                <w:sz w:val="16"/>
-              </w:rPr>
-              <w:t>S11</w:t>
-              <w:br/>
-            </w:r>
-            <w:r>
-              <w:rPr>
-                <w:b w:val="0"/>
-                <w:i w:val="0"/>
-                <w:color w:val="64748B"/>
-                <w:sz w:val="14"/>
-              </w:rPr>
-              <w:t>Logement / cadre de vie</w:t>
-            </w:r>
-          </w:p>
-        </w:tc>
-        <w:tc>
-          <w:tcPr>
-            <w:tcW w:type="dxa" w:w="1531"/>
-          </w:tcPr>
-          <w:p>
-            <w:r>
-              <w:rPr>
-                <w:b/>
-                <w:i w:val="0"/>
-                <w:color w:val="16A34A"/>
-                <w:sz w:val="16"/>
-              </w:rPr>
-              <w:t>s00q11, s01q03b, s01q04b, s02q01__1, s02q02__1, s02q03__1, s02q04, s02q15</w:t>
-            </w:r>
-          </w:p>
-        </w:tc>
-        <w:tc>
-          <w:tcPr>
-            <w:tcW w:type="dxa" w:w="1191"/>
-          </w:tcPr>
-          <w:p>
-            <w:r>
-              <w:rPr>
-                <w:b w:val="0"/>
-                <w:i w:val="0"/>
-                <w:color w:val="64748B"/>
-                <w:sz w:val="16"/>
-              </w:rPr>
-              <w:t>GT-CQ</w:t>
-            </w:r>
-          </w:p>
-        </w:tc>
-        <w:tc>
-          <w:tcPr>
-            <w:tcW w:type="dxa" w:w="4706"/>
-          </w:tcPr>
-          <w:p>
-            <w:r>
-              <w:rPr>
-                <w:b w:val="0"/>
-                <w:i w:val="0"/>
-                <w:sz w:val="17"/>
-              </w:rPr>
-              <w:t>Le montant (180000 FCFA) du loyer mensuel payé pour un logement comme le votre (Maison Basse) dans ce village/quartier est trop élevé, Veuillez s'il vous plaît corriger cette information.</w:t>
-            </w:r>
-          </w:p>
-        </w:tc>
-      </w:tr>
-      <w:tr>
-        <w:tc>
-          <w:tcPr>
-            <w:tcW w:type="dxa" w:w="964"/>
-          </w:tcPr>
-          <w:p>
-            <w:r>
-              <w:rPr>
-                <w:b/>
-                <w:i w:val="0"/>
-                <w:color w:val="EA580C"/>
-                <w:sz w:val="16"/>
-              </w:rPr>
-              <w:t>Moyenne</w:t>
-            </w:r>
-          </w:p>
-        </w:tc>
-        <w:tc>
-          <w:tcPr>
-            <w:tcW w:type="dxa" w:w="1247"/>
-          </w:tcPr>
-          <w:p>
-            <w:r>
-              <w:rPr>
-                <w:b/>
-                <w:i w:val="0"/>
-                <w:sz w:val="16"/>
-              </w:rPr>
-              <w:t>S12</w:t>
-              <w:br/>
-            </w:r>
-            <w:r>
-              <w:rPr>
-                <w:b w:val="0"/>
-                <w:i w:val="0"/>
-                <w:color w:val="64748B"/>
-                <w:sz w:val="14"/>
-              </w:rPr>
-              <w:t>Avoirs / biens durables</w:t>
-            </w:r>
-          </w:p>
-        </w:tc>
-        <w:tc>
-          <w:tcPr>
-            <w:tcW w:type="dxa" w:w="1531"/>
-          </w:tcPr>
-          <w:p>
-            <w:r>
-              <w:rPr>
-                <w:b/>
-                <w:i w:val="0"/>
-                <w:color w:val="16A34A"/>
-                <w:sz w:val="16"/>
-              </w:rPr>
-              <w:t>—</w:t>
-            </w:r>
-          </w:p>
-        </w:tc>
-        <w:tc>
-          <w:tcPr>
-            <w:tcW w:type="dxa" w:w="1191"/>
-          </w:tcPr>
-          <w:p>
-            <w:r>
-              <w:rPr>
-                <w:b w:val="0"/>
-                <w:i w:val="0"/>
-                <w:color w:val="64748B"/>
-                <w:sz w:val="16"/>
-              </w:rPr>
-              <w:t>GT-CQ</w:t>
-            </w:r>
-          </w:p>
-        </w:tc>
-        <w:tc>
-          <w:tcPr>
-            <w:tcW w:type="dxa" w:w="4706"/>
-          </w:tcPr>
-          <w:p>
-            <w:r>
-              <w:rPr>
-                <w:b w:val="0"/>
-                <w:i w:val="0"/>
-                <w:sz w:val="17"/>
-              </w:rPr>
-              <w:t>Prière de vérifier ou confirmer avec l'enquêté et mettre les bonnes valeurs après verification, s'il le faut.</w:t>
-            </w:r>
-          </w:p>
-        </w:tc>
-      </w:tr>
-      <w:tr>
-        <w:tc>
-          <w:tcPr>
-            <w:tcW w:type="dxa" w:w="964"/>
-          </w:tcPr>
-          <w:p>
-            <w:r>
-              <w:rPr>
-                <w:b/>
-                <w:i w:val="0"/>
-                <w:color w:val="EA580C"/>
-                <w:sz w:val="16"/>
-              </w:rPr>
-              <w:t>Moyenne</w:t>
-            </w:r>
-          </w:p>
-        </w:tc>
-        <w:tc>
-          <w:tcPr>
-            <w:tcW w:type="dxa" w:w="1247"/>
-          </w:tcPr>
-          <w:p>
-            <w:r>
-              <w:rPr>
-                <w:b/>
-                <w:i w:val="0"/>
-                <w:sz w:val="16"/>
-              </w:rPr>
-              <w:t>S15</w:t>
-              <w:br/>
-            </w:r>
-            <w:r>
-              <w:rPr>
-                <w:b w:val="0"/>
-                <w:i w:val="0"/>
-                <w:color w:val="64748B"/>
-                <w:sz w:val="14"/>
-              </w:rPr>
-              <w:t>Filets de sécurité</w:t>
-            </w:r>
-          </w:p>
-        </w:tc>
-        <w:tc>
-          <w:tcPr>
-            <w:tcW w:type="dxa" w:w="1531"/>
-          </w:tcPr>
-          <w:p>
-            <w:r>
-              <w:rPr>
-                <w:b/>
-                <w:i w:val="0"/>
-                <w:color w:val="16A34A"/>
-                <w:sz w:val="16"/>
-              </w:rPr>
-              <w:t>s15q06_autre</w:t>
-            </w:r>
-          </w:p>
-        </w:tc>
-        <w:tc>
-          <w:tcPr>
-            <w:tcW w:type="dxa" w:w="1191"/>
-          </w:tcPr>
-          <w:p>
-            <w:r>
-              <w:rPr>
-                <w:b w:val="0"/>
-                <w:i w:val="0"/>
-                <w:color w:val="64748B"/>
-                <w:sz w:val="16"/>
-              </w:rPr>
-              <w:t>Inter-sections</w:t>
-            </w:r>
-          </w:p>
-        </w:tc>
-        <w:tc>
-          <w:tcPr>
-            <w:tcW w:type="dxa" w:w="4706"/>
-          </w:tcPr>
-          <w:p>
-            <w:r>
-              <w:rPr>
-                <w:b w:val="0"/>
-                <w:i w:val="0"/>
-                <w:sz w:val="17"/>
-              </w:rPr>
-              <w:t>[ssaw_autre_filet_securite] Raison non-bénéfice filet sécurité saisie en 'Autre' (s15q06_autre). Vérifier si une modalité existante aurait dû être utilisée.</w:t>
-            </w:r>
-          </w:p>
-        </w:tc>
-      </w:tr>
-      <w:tr>
-        <w:tc>
-          <w:tcPr>
-            <w:tcW w:type="dxa" w:w="964"/>
-          </w:tcPr>
-          <w:p>
-            <w:r>
-              <w:rPr>
-                <w:b/>
-                <w:i w:val="0"/>
-                <w:color w:val="CA8A04"/>
-                <w:sz w:val="16"/>
-              </w:rPr>
-              <w:t>Faible</w:t>
-            </w:r>
-          </w:p>
-        </w:tc>
-        <w:tc>
-          <w:tcPr>
-            <w:tcW w:type="dxa" w:w="1247"/>
-          </w:tcPr>
-          <w:p>
-            <w:r>
-              <w:rPr>
-                <w:b/>
-                <w:i w:val="0"/>
-                <w:sz w:val="16"/>
-              </w:rPr>
-              <w:t>S01</w:t>
-              <w:br/>
-            </w:r>
-            <w:r>
-              <w:rPr>
-                <w:b w:val="0"/>
-                <w:i w:val="0"/>
-                <w:color w:val="64748B"/>
-                <w:sz w:val="14"/>
-              </w:rPr>
-              <w:t>Démographie</w:t>
-            </w:r>
-          </w:p>
-        </w:tc>
-        <w:tc>
-          <w:tcPr>
-            <w:tcW w:type="dxa" w:w="1531"/>
-          </w:tcPr>
-          <w:p>
-            <w:r>
-              <w:rPr>
-                <w:b/>
-                <w:i w:val="0"/>
-                <w:color w:val="16A34A"/>
-                <w:sz w:val="16"/>
-              </w:rPr>
-              <w:t>s00q04, s01q41a, s01q00b</w:t>
-            </w:r>
-          </w:p>
-        </w:tc>
-        <w:tc>
-          <w:tcPr>
-            <w:tcW w:type="dxa" w:w="1191"/>
-          </w:tcPr>
-          <w:p>
-            <w:r>
-              <w:rPr>
-                <w:b w:val="0"/>
-                <w:i w:val="0"/>
-                <w:color w:val="64748B"/>
-                <w:sz w:val="16"/>
-              </w:rPr>
-              <w:t>GT-CQ</w:t>
-            </w:r>
-          </w:p>
-        </w:tc>
-        <w:tc>
-          <w:tcPr>
-            <w:tcW w:type="dxa" w:w="4706"/>
-          </w:tcPr>
-          <w:p>
-            <w:r>
-              <w:rPr>
-                <w:b w:val="0"/>
-                <w:i w:val="0"/>
-                <w:sz w:val="17"/>
-              </w:rPr>
-              <w:t>Avertissement!!! Faboye Diagne a 62 ans et vit en milieu urbain dit n'avoir pas dépensé (0 Fcfa) ou reçu en cadeau pour les recharges internet ou de forfaits de données mobiles(hors appels vocaux) aucours des 30 derniers jours, prière de confirmer cette information auprès de l'enquêté ou confirmer avec le QG.</w:t>
-            </w:r>
-          </w:p>
-        </w:tc>
-      </w:tr>
-      <w:tr>
-        <w:tc>
-          <w:tcPr>
-            <w:tcW w:type="dxa" w:w="964"/>
-          </w:tcPr>
-          <w:p>
-            <w:r>
-              <w:rPr>
-                <w:b/>
-                <w:i w:val="0"/>
-                <w:color w:val="CA8A04"/>
-                <w:sz w:val="16"/>
-              </w:rPr>
-              <w:t>Faible</w:t>
-            </w:r>
-          </w:p>
-        </w:tc>
-        <w:tc>
-          <w:tcPr>
-            <w:tcW w:type="dxa" w:w="1247"/>
-          </w:tcPr>
-          <w:p>
-            <w:r>
-              <w:rPr>
-                <w:b/>
-                <w:i w:val="0"/>
-                <w:sz w:val="16"/>
-              </w:rPr>
-              <w:t>S01</w:t>
-              <w:br/>
-            </w:r>
-            <w:r>
-              <w:rPr>
-                <w:b w:val="0"/>
-                <w:i w:val="0"/>
-                <w:color w:val="64748B"/>
-                <w:sz w:val="14"/>
-              </w:rPr>
-              <w:t>Démographie</w:t>
-            </w:r>
-          </w:p>
-        </w:tc>
-        <w:tc>
-          <w:tcPr>
-            <w:tcW w:type="dxa" w:w="1531"/>
-          </w:tcPr>
-          <w:p>
-            <w:r>
-              <w:rPr>
-                <w:b/>
-                <w:i w:val="0"/>
-                <w:color w:val="16A34A"/>
-                <w:sz w:val="16"/>
-              </w:rPr>
-              <w:t>s00q04, s01q41a, s01q00b</w:t>
-            </w:r>
-          </w:p>
-        </w:tc>
-        <w:tc>
-          <w:tcPr>
-            <w:tcW w:type="dxa" w:w="1191"/>
-          </w:tcPr>
-          <w:p>
-            <w:r>
-              <w:rPr>
-                <w:b w:val="0"/>
-                <w:i w:val="0"/>
-                <w:color w:val="64748B"/>
-                <w:sz w:val="16"/>
-              </w:rPr>
-              <w:t>GT-CQ</w:t>
-            </w:r>
-          </w:p>
-        </w:tc>
-        <w:tc>
-          <w:tcPr>
-            <w:tcW w:type="dxa" w:w="4706"/>
-          </w:tcPr>
-          <w:p>
-            <w:r>
-              <w:rPr>
-                <w:b w:val="0"/>
-                <w:i w:val="0"/>
-                <w:sz w:val="17"/>
-              </w:rPr>
-              <w:t>Avertissement!!! Oumar sene a 80 ans et vit en milieu urbain dit n'avoir pas dépensé (0 Fcfa) ou reçu en cadeau pour les recharges internet ou de forfaits de données mobiles(hors appels vocaux) aucours des 30 derniers jours, prière de confirmer cette information auprès de l'enquêté ou confirmer avec le QG.</w:t>
-            </w:r>
-          </w:p>
-        </w:tc>
-      </w:tr>
-      <w:tr>
-        <w:tc>
-          <w:tcPr>
-            <w:tcW w:type="dxa" w:w="964"/>
-          </w:tcPr>
-          <w:p>
-            <w:r>
-              <w:rPr>
-                <w:b/>
-                <w:i w:val="0"/>
-                <w:color w:val="CA8A04"/>
-                <w:sz w:val="16"/>
-              </w:rPr>
-              <w:t>Faible</w:t>
-            </w:r>
-          </w:p>
-        </w:tc>
-        <w:tc>
-          <w:tcPr>
-            <w:tcW w:type="dxa" w:w="1247"/>
-          </w:tcPr>
-          <w:p>
-            <w:r>
-              <w:rPr>
-                <w:b/>
-                <w:i w:val="0"/>
-                <w:sz w:val="16"/>
-              </w:rPr>
-              <w:t>S01</w:t>
-              <w:br/>
-            </w:r>
-            <w:r>
-              <w:rPr>
-                <w:b w:val="0"/>
-                <w:i w:val="0"/>
-                <w:color w:val="64748B"/>
-                <w:sz w:val="14"/>
-              </w:rPr>
-              <w:t>Démographie</w:t>
-            </w:r>
-          </w:p>
-        </w:tc>
-        <w:tc>
-          <w:tcPr>
-            <w:tcW w:type="dxa" w:w="1531"/>
-          </w:tcPr>
-          <w:p>
-            <w:r>
-              <w:rPr>
-                <w:b/>
-                <w:i w:val="0"/>
-                <w:color w:val="16A34A"/>
-                <w:sz w:val="16"/>
-              </w:rPr>
-              <w:t>s00q04, s01q41a, s01q00b</w:t>
-            </w:r>
-          </w:p>
-        </w:tc>
-        <w:tc>
-          <w:tcPr>
-            <w:tcW w:type="dxa" w:w="1191"/>
-          </w:tcPr>
-          <w:p>
-            <w:r>
-              <w:rPr>
-                <w:b w:val="0"/>
-                <w:i w:val="0"/>
-                <w:color w:val="64748B"/>
-                <w:sz w:val="16"/>
-              </w:rPr>
-              <w:t>GT-CQ</w:t>
-            </w:r>
-          </w:p>
-        </w:tc>
-        <w:tc>
-          <w:tcPr>
-            <w:tcW w:type="dxa" w:w="4706"/>
-          </w:tcPr>
-          <w:p>
-            <w:r>
-              <w:rPr>
-                <w:b w:val="0"/>
-                <w:i w:val="0"/>
-                <w:sz w:val="17"/>
-              </w:rPr>
               <w:t>Avertissement!!! soukeyena diop a 66 ans et vit en milieu urbain dit n'avoir pas dépensé (0 Fcfa) ou reçu en cadeau pour les recharges internet ou de forfaits de données mobiles(hors appels vocaux) aucours des 30 derniers jours, prière de confirmer cette information auprès de l'enquêté ou confirmer avec le QG.</w:t>
-            </w:r>
-          </w:p>
-        </w:tc>
-      </w:tr>
-      <w:tr>
-        <w:tc>
-          <w:tcPr>
-            <w:tcW w:type="dxa" w:w="964"/>
-          </w:tcPr>
-          <w:p>
-            <w:r>
-              <w:rPr>
-                <w:b/>
-                <w:i w:val="0"/>
-                <w:color w:val="CA8A04"/>
-                <w:sz w:val="16"/>
-              </w:rPr>
-              <w:t>Faible</w:t>
-            </w:r>
-          </w:p>
-        </w:tc>
-        <w:tc>
-          <w:tcPr>
-            <w:tcW w:type="dxa" w:w="1247"/>
-          </w:tcPr>
-          <w:p>
-            <w:r>
-              <w:rPr>
-                <w:b/>
-                <w:i w:val="0"/>
-                <w:sz w:val="16"/>
-              </w:rPr>
-              <w:t>S01</w:t>
-              <w:br/>
-            </w:r>
-            <w:r>
-              <w:rPr>
-                <w:b w:val="0"/>
-                <w:i w:val="0"/>
-                <w:color w:val="64748B"/>
-                <w:sz w:val="14"/>
-              </w:rPr>
-              <w:t>Démographie</w:t>
-            </w:r>
-          </w:p>
-        </w:tc>
-        <w:tc>
-          <w:tcPr>
-            <w:tcW w:type="dxa" w:w="1531"/>
-          </w:tcPr>
-          <w:p>
-            <w:r>
-              <w:rPr>
-                <w:b/>
-                <w:i w:val="0"/>
-                <w:color w:val="16A34A"/>
-                <w:sz w:val="16"/>
-              </w:rPr>
-              <w:t>s00q04, s01q41a, s01q00b</w:t>
-            </w:r>
-          </w:p>
-        </w:tc>
-        <w:tc>
-          <w:tcPr>
-            <w:tcW w:type="dxa" w:w="1191"/>
-          </w:tcPr>
-          <w:p>
-            <w:r>
-              <w:rPr>
-                <w:b w:val="0"/>
-                <w:i w:val="0"/>
-                <w:color w:val="64748B"/>
-                <w:sz w:val="16"/>
-              </w:rPr>
-              <w:t>GT-CQ</w:t>
-            </w:r>
-          </w:p>
-        </w:tc>
-        <w:tc>
-          <w:tcPr>
-            <w:tcW w:type="dxa" w:w="4706"/>
-          </w:tcPr>
-          <w:p>
-            <w:r>
-              <w:rPr>
-                <w:b w:val="0"/>
-                <w:i w:val="0"/>
-                <w:sz w:val="17"/>
-              </w:rPr>
-              <w:t>Avertissement!!! Mauloude Diop a 35 ans et vit en milieu urbain dit n'avoir pas dépensé (0 Fcfa) ou reçu en cadeau pour les recharges internet ou de forfaits de données mobiles(hors appels vocaux) aucours des 30 derniers jours, prière de confirmer cette information auprès de l'enquêté ou confirmer avec le QG.</w:t>
             </w:r>
           </w:p>
         </w:tc>
